--- a/CertificateSystem.Web/wwwroot/Templates/Graduation_multi-character.docx
+++ b/CertificateSystem.Web/wwwroot/Templates/Graduation_multi-character.docx
@@ -12,7 +12,24 @@
           <w:tab w:val="left" w:pos="8505"/>
         </w:tabs>
         <w:rPr>
-          <w:rFonts w:ascii="方正小标宋简体" w:eastAsia="方正小标宋简体" w:hint="eastAsia"/>
+          <w:rFonts w:ascii="方正小标宋简体" w:eastAsia="方正小标宋简体"/>
+          <w:sz w:val="36"/>
+          <w:szCs w:val="36"/>
+          <w:bdr w:val="single" w:sz="4" w:space="0" w:color="auto"/>
+        </w:rPr>
+      </w:pPr>
+    </w:p>
+    <w:p>
+      <w:pPr>
+        <w:tabs>
+          <w:tab w:val="left" w:pos="2552"/>
+          <w:tab w:val="left" w:pos="2694"/>
+          <w:tab w:val="left" w:pos="4111"/>
+          <w:tab w:val="left" w:pos="4253"/>
+          <w:tab w:val="left" w:pos="8505"/>
+        </w:tabs>
+        <w:rPr>
+          <w:rFonts w:ascii="方正小标宋简体" w:eastAsia="方正小标宋简体"/>
           <w:sz w:val="36"/>
           <w:szCs w:val="36"/>
           <w:bdr w:val="single" w:sz="4" w:space="0" w:color="auto"/>
@@ -37,28 +54,141 @@
       </w:pPr>
       <w:r>
         <w:rPr>
-          <w:rFonts w:ascii="方正小标宋简体" w:eastAsia="方正小标宋简体" w:hint="eastAsia"/>
+          <w:noProof/>
+        </w:rPr>
+        <w:drawing>
+          <wp:anchor distT="0" distB="0" distL="114300" distR="114300" simplePos="0" relativeHeight="251702272" behindDoc="0" locked="0" layoutInCell="1" allowOverlap="1" wp14:anchorId="25F76EE8" wp14:editId="640ED902">
+            <wp:simplePos x="0" y="0"/>
+            <wp:positionH relativeFrom="margin">
+              <wp:posOffset>6238875</wp:posOffset>
+            </wp:positionH>
+            <wp:positionV relativeFrom="paragraph">
+              <wp:posOffset>46990</wp:posOffset>
+            </wp:positionV>
+            <wp:extent cx="943200" cy="1260000"/>
+            <wp:effectExtent l="38100" t="38100" r="104775" b="92710"/>
+            <wp:wrapNone/>
+            <wp:docPr id="99237196" name="StudentPhtoto" descr="StudentPhtoto"/>
+            <wp:cNvGraphicFramePr>
+              <a:graphicFrameLocks xmlns:a="http://schemas.openxmlformats.org/drawingml/2006/main" noChangeAspect="1"/>
+            </wp:cNvGraphicFramePr>
+            <a:graphic xmlns:a="http://schemas.openxmlformats.org/drawingml/2006/main">
+              <a:graphicData uri="http://schemas.openxmlformats.org/drawingml/2006/picture">
+                <pic:pic xmlns:pic="http://schemas.openxmlformats.org/drawingml/2006/picture">
+                  <pic:nvPicPr>
+                    <pic:cNvPr id="99237196" name="StudentPhtoto" descr="StudentPhtoto"/>
+                    <pic:cNvPicPr/>
+                  </pic:nvPicPr>
+                  <pic:blipFill>
+                    <a:blip r:embed="rId4"/>
+                    <a:stretch>
+                      <a:fillRect/>
+                    </a:stretch>
+                  </pic:blipFill>
+                  <pic:spPr>
+                    <a:xfrm>
+                      <a:off x="0" y="0"/>
+                      <a:ext cx="943200" cy="1260000"/>
+                    </a:xfrm>
+                    <a:prstGeom prst="roundRect">
+                      <a:avLst>
+                        <a:gd name="adj" fmla="val 3212"/>
+                      </a:avLst>
+                    </a:prstGeom>
+                    <a:effectLst>
+                      <a:outerShdw blurRad="50800" dist="38100" dir="2700000" algn="tl" rotWithShape="0">
+                        <a:prstClr val="black">
+                          <a:alpha val="40000"/>
+                        </a:prstClr>
+                      </a:outerShdw>
+                    </a:effectLst>
+                  </pic:spPr>
+                </pic:pic>
+              </a:graphicData>
+            </a:graphic>
+            <wp14:sizeRelH relativeFrom="margin">
+              <wp14:pctWidth>0</wp14:pctWidth>
+            </wp14:sizeRelH>
+            <wp14:sizeRelV relativeFrom="margin">
+              <wp14:pctHeight>0</wp14:pctHeight>
+            </wp14:sizeRelV>
+          </wp:anchor>
+        </w:drawing>
+      </w:r>
+    </w:p>
+    <w:p>
+      <w:pPr>
+        <w:tabs>
+          <w:tab w:val="left" w:pos="2552"/>
+          <w:tab w:val="left" w:pos="2694"/>
+          <w:tab w:val="left" w:pos="4111"/>
+          <w:tab w:val="left" w:pos="4253"/>
+          <w:tab w:val="left" w:pos="8505"/>
+        </w:tabs>
+        <w:rPr>
+          <w:rFonts w:ascii="方正小标宋简体" w:eastAsia="方正小标宋简体"/>
+          <w:sz w:val="36"/>
+          <w:szCs w:val="36"/>
+          <w:bdr w:val="single" w:sz="4" w:space="0" w:color="auto"/>
+        </w:rPr>
+      </w:pPr>
+    </w:p>
+    <w:p>
+      <w:pPr>
+        <w:tabs>
+          <w:tab w:val="left" w:pos="2552"/>
+          <w:tab w:val="left" w:pos="2694"/>
+          <w:tab w:val="left" w:pos="4111"/>
+          <w:tab w:val="left" w:pos="4253"/>
+          <w:tab w:val="left" w:pos="8505"/>
+        </w:tabs>
+        <w:rPr>
+          <w:rFonts w:ascii="方正小标宋简体" w:eastAsia="方正小标宋简体"/>
+          <w:sz w:val="36"/>
+          <w:szCs w:val="36"/>
+          <w:bdr w:val="single" w:sz="4" w:space="0" w:color="auto"/>
+        </w:rPr>
+      </w:pPr>
+    </w:p>
+    <w:p>
+      <w:pPr>
+        <w:tabs>
+          <w:tab w:val="left" w:pos="2552"/>
+          <w:tab w:val="left" w:pos="2694"/>
+          <w:tab w:val="left" w:pos="4111"/>
+          <w:tab w:val="left" w:pos="4253"/>
+          <w:tab w:val="left" w:pos="8505"/>
+        </w:tabs>
+        <w:rPr>
+          <w:rFonts w:ascii="方正小标宋简体" w:eastAsia="方正小标宋简体"/>
+          <w:sz w:val="36"/>
+          <w:szCs w:val="36"/>
+          <w:bdr w:val="single" w:sz="4" w:space="0" w:color="auto"/>
+        </w:rPr>
+      </w:pPr>
+      <w:r>
+        <w:rPr>
+          <w:rFonts w:ascii="方正小标宋简体" w:eastAsia="方正小标宋简体"/>
           <w:noProof/>
           <w:sz w:val="36"/>
           <w:szCs w:val="36"/>
           <w:bdr w:val="single" w:sz="4" w:space="0" w:color="auto"/>
-          <w:lang w:val="en-US" w:eastAsia="zh-CN"/>
         </w:rPr>
         <mc:AlternateContent>
           <mc:Choice Requires="wps">
             <w:drawing>
-              <wp:anchor distT="0" distB="0" distL="114300" distR="114300" simplePos="0" relativeHeight="251650048" behindDoc="0" locked="0" layoutInCell="1" allowOverlap="1" wp14:anchorId="7BB582AD" wp14:editId="2E325DE9">
+              <wp:anchor distT="45720" distB="45720" distL="114300" distR="114300" simplePos="0" relativeHeight="251668479" behindDoc="0" locked="0" layoutInCell="1" allowOverlap="1" wp14:anchorId="35BFBAE3" wp14:editId="6D0EC31B">
                 <wp:simplePos x="0" y="0"/>
-                <wp:positionH relativeFrom="page">
-                  <wp:posOffset>1804670</wp:posOffset>
+                <wp:positionH relativeFrom="column">
+                  <wp:posOffset>828675</wp:posOffset>
                 </wp:positionH>
-                <wp:positionV relativeFrom="page">
-                  <wp:posOffset>2552700</wp:posOffset>
+                <wp:positionV relativeFrom="paragraph">
+                  <wp:posOffset>777240</wp:posOffset>
                 </wp:positionV>
-                <wp:extent cx="1844675" cy="360045"/>
-                <wp:effectExtent l="4445" t="0" r="0" b="1905"/>
+                <wp:extent cx="1843200" cy="360000"/>
+                <wp:effectExtent l="0" t="0" r="5080" b="2540"/>
                 <wp:wrapNone/>
-                <wp:docPr id="569791051" name="文本框 2"/>
+                <wp:docPr id="1752056529" name="XM"/>
                 <wp:cNvGraphicFramePr>
                   <a:graphicFrameLocks xmlns:a="http://schemas.openxmlformats.org/drawingml/2006/main"/>
                 </wp:cNvGraphicFramePr>
@@ -71,123 +201,49 @@
                       <wps:spPr bwMode="auto">
                         <a:xfrm>
                           <a:off x="0" y="0"/>
-                          <a:ext cx="1844675" cy="360045"/>
+                          <a:ext cx="1843200" cy="360000"/>
                         </a:xfrm>
                         <a:prstGeom prst="rect">
                           <a:avLst/>
                         </a:prstGeom>
                         <a:noFill/>
-                        <a:ln>
+                        <a:ln w="9525">
                           <a:noFill/>
+                          <a:miter lim="800000"/>
+                          <a:headEnd/>
+                          <a:tailEnd/>
                         </a:ln>
-                        <a:effectLst/>
-                        <a:extLst>
-                          <a:ext uri="{909E8E84-426E-40DD-AFC4-6F175D3DCCD1}">
-                            <a14:hiddenFill xmlns:a14="http://schemas.microsoft.com/office/drawing/2010/main">
-                              <a:solidFill>
-                                <a:srgbClr val="FFFFFF"/>
-                              </a:solidFill>
-                            </a14:hiddenFill>
-                          </a:ext>
-                          <a:ext uri="{91240B29-F687-4F45-9708-019B960494DF}">
-                            <a14:hiddenLine xmlns:a14="http://schemas.microsoft.com/office/drawing/2010/main" w="9525" cmpd="sng">
-                              <a:solidFill>
-                                <a:srgbClr val="000000"/>
-                              </a:solidFill>
-                              <a:miter lim="800000"/>
-                              <a:headEnd/>
-                              <a:tailEnd/>
-                            </a14:hiddenLine>
-                          </a:ext>
-                          <a:ext uri="{AF507438-7753-43E0-B8FC-AC1667EBCBE1}">
-                            <a14:hiddenEffects xmlns:a14="http://schemas.microsoft.com/office/drawing/2010/main">
-                              <a:effectLst/>
-                            </a14:hiddenEffects>
-                          </a:ext>
-                        </a:extLst>
                       </wps:spPr>
                       <wps:txbx>
                         <w:txbxContent>
                           <w:p>
                             <w:pPr>
-                              <w:adjustRightInd w:val="0"/>
-                              <w:snapToGrid w:val="0"/>
                               <w:jc w:val="center"/>
                               <w:rPr>
-                                <w:rFonts w:eastAsia="华文楷体"/>
-                                <w:bCs/>
+                                <w:rFonts w:ascii="华文楷体" w:eastAsia="华文楷体" w:hAnsi="华文楷体" w:hint="eastAsia"/>
                                 <w:szCs w:val="21"/>
                               </w:rPr>
                             </w:pPr>
                             <w:r>
                               <w:rPr>
-                                <w:rFonts w:eastAsia="华文楷体"/>
-                                <w:bCs/>
+                                <w:rFonts w:ascii="华文楷体" w:eastAsia="华文楷体" w:hAnsi="华文楷体" w:hint="eastAsia"/>
                                 <w:szCs w:val="21"/>
                               </w:rPr>
-                              <w:fldChar w:fldCharType="begin"/>
-                            </w:r>
-                            <w:r>
-                              <w:rPr>
-                                <w:rFonts w:eastAsia="华文楷体"/>
-                                <w:bCs/>
-                                <w:szCs w:val="21"/>
-                              </w:rPr>
-                              <w:instrText xml:space="preserve"> MERGEFIELD "XM" </w:instrText>
-                            </w:r>
-                            <w:r>
-                              <w:rPr>
-                                <w:rFonts w:eastAsia="华文楷体"/>
-                                <w:bCs/>
-                                <w:szCs w:val="21"/>
-                              </w:rPr>
-                              <w:fldChar w:fldCharType="separate"/>
-                            </w:r>
-                            <w:r>
-                              <w:rPr>
-                                <w:rFonts w:eastAsia="华文楷体"/>
-                                <w:bCs/>
-                                <w:szCs w:val="21"/>
-                              </w:rPr>
-                              <w:t>叶尔扎提</w:t>
-                            </w:r>
-                            <w:r>
-                              <w:rPr>
-                                <w:rFonts w:eastAsia="华文楷体"/>
-                                <w:bCs/>
-                                <w:szCs w:val="21"/>
-                              </w:rPr>
-                              <w:t>·</w:t>
-                            </w:r>
-                            <w:r>
-                              <w:rPr>
-                                <w:rFonts w:eastAsia="华文楷体"/>
-                                <w:bCs/>
-                                <w:szCs w:val="21"/>
-                              </w:rPr>
-                              <w:t>叶尔波力</w:t>
-                            </w:r>
-                            <w:r>
-                              <w:rPr>
-                                <w:rFonts w:eastAsia="华文楷体"/>
-                                <w:bCs/>
-                                <w:szCs w:val="21"/>
-                              </w:rPr>
-                              <w:fldChar w:fldCharType="end"/>
+                              <w:t>[XM]</w:t>
                             </w:r>
                           </w:p>
                         </w:txbxContent>
                       </wps:txbx>
-                      <wps:bodyPr rot="0" vert="horz" wrap="square" lIns="0" tIns="75600" rIns="0" bIns="0" anchor="t" anchorCtr="0" upright="1">
+                      <wps:bodyPr rot="0" vert="horz" wrap="square" lIns="0" tIns="0" rIns="0" bIns="0" anchor="t" anchorCtr="0">
                         <a:noAutofit/>
                       </wps:bodyPr>
                     </wps:wsp>
                   </a:graphicData>
                 </a:graphic>
-                <wp14:sizeRelH relativeFrom="page">
+                <wp14:sizeRelH relativeFrom="margin">
                   <wp14:pctWidth>0</wp14:pctWidth>
                 </wp14:sizeRelH>
-                <wp14:sizeRelV relativeFrom="page">
+                <wp14:sizeRelV relativeFrom="margin">
                   <wp14:pctHeight>0</wp14:pctHeight>
                 </wp14:sizeRelV>
               </wp:anchor>
@@ -195,84 +251,31 @@
           </mc:Choice>
           <mc:Fallback>
             <w:pict>
-              <v:shapetype w14:anchorId="7BB582AD" id="_x0000_t202" coordsize="21600,21600" o:spt="202" path="m,l,21600r21600,l21600,xe">
+              <v:shapetype w14:anchorId="35BFBAE3" id="_x0000_t202" coordsize="21600,21600" o:spt="202" path="m,l,21600r21600,l21600,xe">
                 <v:stroke joinstyle="miter"/>
                 <v:path gradientshapeok="t" o:connecttype="rect"/>
               </v:shapetype>
-              <v:shape id="文本框 2" o:spid="_x0000_s1026" type="#_x0000_t202" style="position:absolute;left:0;text-align:left;margin-left:142.1pt;margin-top:201pt;width:145.25pt;height:28.35pt;z-index:251650048;visibility:visible;mso-wrap-style:square;mso-width-percent:0;mso-height-percent:0;mso-wrap-distance-left:9pt;mso-wrap-distance-top:0;mso-wrap-distance-right:9pt;mso-wrap-distance-bottom:0;mso-position-horizontal:absolute;mso-position-horizontal-relative:page;mso-position-vertical:absolute;mso-position-vertical-relative:page;mso-width-percent:0;mso-height-percent:0;mso-width-relative:page;mso-height-relative:page;v-text-anchor:top" o:gfxdata="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" filled="f" stroked="f">
-                <v:textbox inset="0,2.1mm,0,0">
+              <v:shape id="XM" o:spid="_x0000_s1026" type="#_x0000_t202" style="position:absolute;left:0;text-align:left;margin-left:65.25pt;margin-top:61.2pt;width:145.15pt;height:28.35pt;z-index:251668479;visibility:visible;mso-wrap-style:square;mso-width-percent:0;mso-height-percent:0;mso-wrap-distance-left:9pt;mso-wrap-distance-top:3.6pt;mso-wrap-distance-right:9pt;mso-wrap-distance-bottom:3.6pt;mso-position-horizontal:absolute;mso-position-horizontal-relative:text;mso-position-vertical:absolute;mso-position-vertical-relative:text;mso-width-percent:0;mso-height-percent:0;mso-width-relative:margin;mso-height-relative:margin;v-text-anchor:top" o:gfxdata="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" filled="f" stroked="f">
+                <v:textbox inset="0,0,0,0">
                   <w:txbxContent>
                     <w:p>
                       <w:pPr>
-                        <w:adjustRightInd w:val="0"/>
-                        <w:snapToGrid w:val="0"/>
                         <w:jc w:val="center"/>
                         <w:rPr>
-                          <w:rFonts w:eastAsia="华文楷体"/>
-                          <w:bCs/>
+                          <w:rFonts w:ascii="华文楷体" w:eastAsia="华文楷体" w:hAnsi="华文楷体" w:hint="eastAsia"/>
                           <w:szCs w:val="21"/>
                         </w:rPr>
                       </w:pPr>
                       <w:r>
                         <w:rPr>
-                          <w:rFonts w:eastAsia="华文楷体"/>
-                          <w:bCs/>
+                          <w:rFonts w:ascii="华文楷体" w:eastAsia="华文楷体" w:hAnsi="华文楷体" w:hint="eastAsia"/>
                           <w:szCs w:val="21"/>
                         </w:rPr>
-                        <w:fldChar w:fldCharType="begin"/>
-                      </w:r>
-                      <w:r>
-                        <w:rPr>
-                          <w:rFonts w:eastAsia="华文楷体"/>
-                          <w:bCs/>
-                          <w:szCs w:val="21"/>
-                        </w:rPr>
-                        <w:instrText xml:space="preserve"> MERGEFIELD "XM" </w:instrText>
-                      </w:r>
-                      <w:r>
-                        <w:rPr>
-                          <w:rFonts w:eastAsia="华文楷体"/>
-                          <w:bCs/>
-                          <w:szCs w:val="21"/>
-                        </w:rPr>
-                        <w:fldChar w:fldCharType="separate"/>
-                      </w:r>
-                      <w:r>
-                        <w:rPr>
-                          <w:rFonts w:eastAsia="华文楷体"/>
-                          <w:bCs/>
-                          <w:szCs w:val="21"/>
-                        </w:rPr>
-                        <w:t>叶尔扎提</w:t>
-                      </w:r>
-                      <w:r>
-                        <w:rPr>
-                          <w:rFonts w:eastAsia="华文楷体"/>
-                          <w:bCs/>
-                          <w:szCs w:val="21"/>
-                        </w:rPr>
-                        <w:t>·</w:t>
-                      </w:r>
-                      <w:r>
-                        <w:rPr>
-                          <w:rFonts w:eastAsia="华文楷体"/>
-                          <w:bCs/>
-                          <w:szCs w:val="21"/>
-                        </w:rPr>
-                        <w:t>叶尔波力</w:t>
-                      </w:r>
-                      <w:r>
-                        <w:rPr>
-                          <w:rFonts w:eastAsia="华文楷体"/>
-                          <w:bCs/>
-                          <w:szCs w:val="21"/>
-                        </w:rPr>
-                        <w:fldChar w:fldCharType="end"/>
+                        <w:t>[XM]</w:t>
                       </w:r>
                     </w:p>
                   </w:txbxContent>
                 </v:textbox>
-                <w10:wrap anchorx="page" anchory="page"/>
               </v:shape>
             </w:pict>
           </mc:Fallback>
@@ -280,28 +283,27 @@
       </w:r>
       <w:r>
         <w:rPr>
-          <w:rFonts w:ascii="方正小标宋简体" w:eastAsia="方正小标宋简体" w:hint="eastAsia"/>
+          <w:rFonts w:ascii="方正小标宋简体" w:eastAsia="方正小标宋简体"/>
           <w:noProof/>
           <w:sz w:val="36"/>
           <w:szCs w:val="36"/>
           <w:bdr w:val="single" w:sz="4" w:space="0" w:color="auto"/>
-          <w:lang w:val="en-US" w:eastAsia="zh-CN"/>
         </w:rPr>
         <mc:AlternateContent>
           <mc:Choice Requires="wps">
             <w:drawing>
-              <wp:anchor distT="0" distB="0" distL="114300" distR="114300" simplePos="0" relativeHeight="251660288" behindDoc="0" locked="0" layoutInCell="1" allowOverlap="1" wp14:anchorId="7D63271F" wp14:editId="4FDE050C">
+              <wp:anchor distT="45720" distB="45720" distL="114300" distR="114300" simplePos="0" relativeHeight="251687936" behindDoc="0" locked="0" layoutInCell="1" allowOverlap="1" wp14:anchorId="17D242A5" wp14:editId="70B4D873">
                 <wp:simplePos x="0" y="0"/>
-                <wp:positionH relativeFrom="page">
-                  <wp:posOffset>2108200</wp:posOffset>
+                <wp:positionH relativeFrom="column">
+                  <wp:posOffset>3728720</wp:posOffset>
                 </wp:positionH>
-                <wp:positionV relativeFrom="page">
-                  <wp:posOffset>5315585</wp:posOffset>
+                <wp:positionV relativeFrom="paragraph">
+                  <wp:posOffset>1103630</wp:posOffset>
                 </wp:positionV>
-                <wp:extent cx="2214245" cy="297180"/>
-                <wp:effectExtent l="3175" t="635" r="1905" b="0"/>
+                <wp:extent cx="3613785" cy="359410"/>
+                <wp:effectExtent l="0" t="0" r="5715" b="2540"/>
                 <wp:wrapNone/>
-                <wp:docPr id="890645217" name="文本框 13"/>
+                <wp:docPr id="9923942" name="ZYMC"/>
                 <wp:cNvGraphicFramePr>
                   <a:graphicFrameLocks xmlns:a="http://schemas.openxmlformats.org/drawingml/2006/main"/>
                 </wp:cNvGraphicFramePr>
@@ -314,107 +316,67 @@
                       <wps:spPr bwMode="auto">
                         <a:xfrm>
                           <a:off x="0" y="0"/>
-                          <a:ext cx="2214245" cy="297180"/>
+                          <a:ext cx="3613785" cy="359410"/>
                         </a:xfrm>
                         <a:prstGeom prst="rect">
                           <a:avLst/>
                         </a:prstGeom>
                         <a:noFill/>
-                        <a:ln>
+                        <a:ln w="9525">
                           <a:noFill/>
+                          <a:miter lim="800000"/>
+                          <a:headEnd/>
+                          <a:tailEnd/>
                         </a:ln>
-                        <a:effectLst/>
-                        <a:extLst>
-                          <a:ext uri="{909E8E84-426E-40DD-AFC4-6F175D3DCCD1}">
-                            <a14:hiddenFill xmlns:a14="http://schemas.microsoft.com/office/drawing/2010/main">
-                              <a:solidFill>
-                                <a:srgbClr val="FFFFFF"/>
-                              </a:solidFill>
-                            </a14:hiddenFill>
-                          </a:ext>
-                          <a:ext uri="{91240B29-F687-4F45-9708-019B960494DF}">
-                            <a14:hiddenLine xmlns:a14="http://schemas.microsoft.com/office/drawing/2010/main" w="9525" cmpd="sng">
-                              <a:solidFill>
-                                <a:srgbClr val="000000"/>
-                              </a:solidFill>
-                              <a:miter lim="800000"/>
-                              <a:headEnd/>
-                              <a:tailEnd/>
-                            </a14:hiddenLine>
-                          </a:ext>
-                          <a:ext uri="{AF507438-7753-43E0-B8FC-AC1667EBCBE1}">
-                            <a14:hiddenEffects xmlns:a14="http://schemas.microsoft.com/office/drawing/2010/main">
-                              <a:effectLst/>
-                            </a14:hiddenEffects>
-                          </a:ext>
-                        </a:extLst>
                       </wps:spPr>
                       <wps:txbx>
                         <w:txbxContent>
                           <w:p>
                             <w:pPr>
-                              <w:adjustRightInd w:val="0"/>
-                              <w:snapToGrid w:val="0"/>
                               <w:jc w:val="center"/>
                               <w:rPr>
-                                <w:rFonts w:eastAsia="华文楷体"/>
-                                <w:bCs/>
-                                <w:sz w:val="28"/>
+                                <w:rFonts w:ascii="华文楷体" w:eastAsia="华文楷体" w:hAnsi="华文楷体" w:hint="eastAsia"/>
+                                <w:sz w:val="28"/>
+                                <w:szCs w:val="28"/>
                               </w:rPr>
                             </w:pPr>
                             <w:r>
                               <w:rPr>
-                                <w:rFonts w:eastAsia="华文楷体"/>
-                                <w:bCs/>
-                                <w:sz w:val="28"/>
-                              </w:rPr>
-                              <w:fldChar w:fldCharType="begin"/>
-                            </w:r>
-                            <w:r>
-                              <w:rPr>
-                                <w:rFonts w:eastAsia="华文楷体"/>
-                                <w:bCs/>
-                                <w:sz w:val="28"/>
-                              </w:rPr>
-                              <w:instrText xml:space="preserve"> MERGEFIELD "ZSBH" </w:instrText>
-                            </w:r>
-                            <w:r>
-                              <w:rPr>
-                                <w:rFonts w:eastAsia="华文楷体"/>
-                                <w:bCs/>
-                                <w:sz w:val="28"/>
-                              </w:rPr>
-                              <w:fldChar w:fldCharType="separate"/>
-                            </w:r>
-                            <w:r>
-                              <w:rPr>
-                                <w:rFonts w:eastAsia="华文楷体"/>
-                                <w:bCs/>
-                                <w:sz w:val="28"/>
-                              </w:rPr>
-                              <w:t>112321202505000838</w:t>
-                            </w:r>
-                            <w:r>
-                              <w:rPr>
-                                <w:rFonts w:eastAsia="华文楷体"/>
-                                <w:bCs/>
-                                <w:sz w:val="28"/>
-                              </w:rPr>
-                              <w:fldChar w:fldCharType="end"/>
+                                <w:rFonts w:ascii="华文楷体" w:eastAsia="华文楷体" w:hAnsi="华文楷体" w:hint="eastAsia"/>
+                                <w:sz w:val="28"/>
+                                <w:szCs w:val="28"/>
+                              </w:rPr>
+                              <w:t>[</w:t>
+                            </w:r>
+                            <w:r>
+                              <w:rPr>
+                                <w:rFonts w:ascii="华文楷体" w:eastAsia="华文楷体" w:hAnsi="华文楷体" w:hint="eastAsia"/>
+                                <w:sz w:val="28"/>
+                                <w:szCs w:val="28"/>
+                              </w:rPr>
+                              <w:t>ZY</w:t>
+                            </w:r>
+                            <w:r>
+                              <w:rPr>
+                                <w:rFonts w:ascii="华文楷体" w:eastAsia="华文楷体" w:hAnsi="华文楷体" w:hint="eastAsia"/>
+                                <w:sz w:val="28"/>
+                                <w:szCs w:val="28"/>
+                              </w:rPr>
+                              <w:t>]</w:t>
                             </w:r>
                           </w:p>
                         </w:txbxContent>
                       </wps:txbx>
-                      <wps:bodyPr rot="0" vert="horz" wrap="square" lIns="0" tIns="18000" rIns="0" bIns="0" anchor="t" anchorCtr="0" upright="1">
+                      <wps:bodyPr rot="0" vert="horz" wrap="square" lIns="0" tIns="0" rIns="0" bIns="0" anchor="t" anchorCtr="0">
                         <a:noAutofit/>
                       </wps:bodyPr>
                     </wps:wsp>
                   </a:graphicData>
                 </a:graphic>
-                <wp14:sizeRelH relativeFrom="page">
+                <wp14:sizeRelH relativeFrom="margin">
                   <wp14:pctWidth>0</wp14:pctWidth>
                 </wp14:sizeRelH>
-                <wp14:sizeRelV relativeFrom="page">
+                <wp14:sizeRelV relativeFrom="margin">
                   <wp14:pctHeight>0</wp14:pctHeight>
                 </wp14:sizeRelV>
               </wp:anchor>
@@ -422,64 +384,45 @@
           </mc:Choice>
           <mc:Fallback>
             <w:pict>
-              <v:shape w14:anchorId="7D63271F" id="文本框 13" o:spid="_x0000_s1027" type="#_x0000_t202" style="position:absolute;left:0;text-align:left;margin-left:166pt;margin-top:418.55pt;width:174.35pt;height:23.4pt;z-index:251660288;visibility:visible;mso-wrap-style:square;mso-width-percent:0;mso-height-percent:0;mso-wrap-distance-left:9pt;mso-wrap-distance-top:0;mso-wrap-distance-right:9pt;mso-wrap-distance-bottom:0;mso-position-horizontal:absolute;mso-position-horizontal-relative:page;mso-position-vertical:absolute;mso-position-vertical-relative:page;mso-width-percent:0;mso-height-percent:0;mso-width-relative:page;mso-height-relative:page;v-text-anchor:top" o:gfxdata="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" filled="f" stroked="f">
-                <v:textbox inset="0,.5mm,0,0">
+              <v:shape w14:anchorId="17D242A5" id="ZYMC" o:spid="_x0000_s1027" type="#_x0000_t202" style="position:absolute;left:0;text-align:left;margin-left:293.6pt;margin-top:86.9pt;width:284.55pt;height:28.3pt;z-index:251687936;visibility:visible;mso-wrap-style:square;mso-width-percent:0;mso-height-percent:0;mso-wrap-distance-left:9pt;mso-wrap-distance-top:3.6pt;mso-wrap-distance-right:9pt;mso-wrap-distance-bottom:3.6pt;mso-position-horizontal:absolute;mso-position-horizontal-relative:text;mso-position-vertical:absolute;mso-position-vertical-relative:text;mso-width-percent:0;mso-height-percent:0;mso-width-relative:margin;mso-height-relative:margin;v-text-anchor:top" o:gfxdata="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" filled="f" stroked="f">
+                <v:textbox inset="0,0,0,0">
                   <w:txbxContent>
                     <w:p>
                       <w:pPr>
-                        <w:adjustRightInd w:val="0"/>
-                        <w:snapToGrid w:val="0"/>
                         <w:jc w:val="center"/>
                         <w:rPr>
-                          <w:rFonts w:eastAsia="华文楷体"/>
-                          <w:bCs/>
-                          <w:sz w:val="28"/>
+                          <w:rFonts w:ascii="华文楷体" w:eastAsia="华文楷体" w:hAnsi="华文楷体" w:hint="eastAsia"/>
+                          <w:sz w:val="28"/>
+                          <w:szCs w:val="28"/>
                         </w:rPr>
                       </w:pPr>
                       <w:r>
                         <w:rPr>
-                          <w:rFonts w:eastAsia="华文楷体"/>
-                          <w:bCs/>
-                          <w:sz w:val="28"/>
-                        </w:rPr>
-                        <w:fldChar w:fldCharType="begin"/>
-                      </w:r>
-                      <w:r>
-                        <w:rPr>
-                          <w:rFonts w:eastAsia="华文楷体"/>
-                          <w:bCs/>
-                          <w:sz w:val="28"/>
-                        </w:rPr>
-                        <w:instrText xml:space="preserve"> MERGEFIELD "ZSBH" </w:instrText>
-                      </w:r>
-                      <w:r>
-                        <w:rPr>
-                          <w:rFonts w:eastAsia="华文楷体"/>
-                          <w:bCs/>
-                          <w:sz w:val="28"/>
-                        </w:rPr>
-                        <w:fldChar w:fldCharType="separate"/>
-                      </w:r>
-                      <w:r>
-                        <w:rPr>
-                          <w:rFonts w:eastAsia="华文楷体"/>
-                          <w:bCs/>
-                          <w:sz w:val="28"/>
-                        </w:rPr>
-                        <w:t>112321202505000838</w:t>
-                      </w:r>
-                      <w:r>
-                        <w:rPr>
-                          <w:rFonts w:eastAsia="华文楷体"/>
-                          <w:bCs/>
-                          <w:sz w:val="28"/>
-                        </w:rPr>
-                        <w:fldChar w:fldCharType="end"/>
+                          <w:rFonts w:ascii="华文楷体" w:eastAsia="华文楷体" w:hAnsi="华文楷体" w:hint="eastAsia"/>
+                          <w:sz w:val="28"/>
+                          <w:szCs w:val="28"/>
+                        </w:rPr>
+                        <w:t>[</w:t>
+                      </w:r>
+                      <w:r>
+                        <w:rPr>
+                          <w:rFonts w:ascii="华文楷体" w:eastAsia="华文楷体" w:hAnsi="华文楷体" w:hint="eastAsia"/>
+                          <w:sz w:val="28"/>
+                          <w:szCs w:val="28"/>
+                        </w:rPr>
+                        <w:t>ZY</w:t>
+                      </w:r>
+                      <w:r>
+                        <w:rPr>
+                          <w:rFonts w:ascii="华文楷体" w:eastAsia="华文楷体" w:hAnsi="华文楷体" w:hint="eastAsia"/>
+                          <w:sz w:val="28"/>
+                          <w:szCs w:val="28"/>
+                        </w:rPr>
+                        <w:t>]</w:t>
                       </w:r>
                     </w:p>
                   </w:txbxContent>
                 </v:textbox>
-                <w10:wrap anchorx="page" anchory="page"/>
               </v:shape>
             </w:pict>
           </mc:Fallback>
@@ -487,28 +430,27 @@
       </w:r>
       <w:r>
         <w:rPr>
-          <w:rFonts w:ascii="方正小标宋简体" w:eastAsia="方正小标宋简体" w:hint="eastAsia"/>
+          <w:rFonts w:ascii="方正小标宋简体" w:eastAsia="方正小标宋简体"/>
           <w:noProof/>
           <w:sz w:val="36"/>
           <w:szCs w:val="36"/>
           <w:bdr w:val="single" w:sz="4" w:space="0" w:color="auto"/>
-          <w:lang w:val="en-US" w:eastAsia="zh-CN"/>
         </w:rPr>
         <mc:AlternateContent>
           <mc:Choice Requires="wps">
             <w:drawing>
-              <wp:anchor distT="0" distB="0" distL="114300" distR="114300" simplePos="0" relativeHeight="251661312" behindDoc="0" locked="0" layoutInCell="1" allowOverlap="1" wp14:anchorId="5FE0CF43" wp14:editId="57EEAE3D">
+              <wp:anchor distT="45720" distB="45720" distL="114300" distR="114300" simplePos="0" relativeHeight="251700224" behindDoc="0" locked="0" layoutInCell="1" allowOverlap="1" wp14:anchorId="17441865" wp14:editId="64E0B0AE">
                 <wp:simplePos x="0" y="0"/>
-                <wp:positionH relativeFrom="page">
-                  <wp:posOffset>5669280</wp:posOffset>
+                <wp:positionH relativeFrom="margin">
+                  <wp:posOffset>6572250</wp:posOffset>
                 </wp:positionH>
-                <wp:positionV relativeFrom="page">
-                  <wp:posOffset>5298440</wp:posOffset>
+                <wp:positionV relativeFrom="paragraph">
+                  <wp:posOffset>3148965</wp:posOffset>
                 </wp:positionV>
-                <wp:extent cx="800100" cy="297180"/>
-                <wp:effectExtent l="1905" t="2540" r="0" b="0"/>
+                <wp:extent cx="609600" cy="360000"/>
+                <wp:effectExtent l="0" t="0" r="0" b="2540"/>
                 <wp:wrapNone/>
-                <wp:docPr id="1974205819" name="文本框 14"/>
+                <wp:docPr id="901761715" name="BYR2"/>
                 <wp:cNvGraphicFramePr>
                   <a:graphicFrameLocks xmlns:a="http://schemas.openxmlformats.org/drawingml/2006/main"/>
                 </wp:cNvGraphicFramePr>
@@ -521,101 +463,67 @@
                       <wps:spPr bwMode="auto">
                         <a:xfrm>
                           <a:off x="0" y="0"/>
-                          <a:ext cx="800100" cy="297180"/>
+                          <a:ext cx="609600" cy="360000"/>
                         </a:xfrm>
                         <a:prstGeom prst="rect">
                           <a:avLst/>
                         </a:prstGeom>
                         <a:noFill/>
-                        <a:ln>
+                        <a:ln w="9525">
                           <a:noFill/>
+                          <a:miter lim="800000"/>
+                          <a:headEnd/>
+                          <a:tailEnd/>
                         </a:ln>
-                        <a:extLst>
-                          <a:ext uri="{909E8E84-426E-40DD-AFC4-6F175D3DCCD1}">
-                            <a14:hiddenFill xmlns:a14="http://schemas.microsoft.com/office/drawing/2010/main">
-                              <a:solidFill>
-                                <a:srgbClr val="FFFFFF"/>
-                              </a:solidFill>
-                            </a14:hiddenFill>
-                          </a:ext>
-                          <a:ext uri="{91240B29-F687-4F45-9708-019B960494DF}">
-                            <a14:hiddenLine xmlns:a14="http://schemas.microsoft.com/office/drawing/2010/main" w="9525" cmpd="sng">
-                              <a:solidFill>
-                                <a:srgbClr val="000000"/>
-                              </a:solidFill>
-                              <a:miter lim="800000"/>
-                              <a:headEnd/>
-                              <a:tailEnd/>
-                            </a14:hiddenLine>
-                          </a:ext>
-                        </a:extLst>
                       </wps:spPr>
                       <wps:txbx>
                         <w:txbxContent>
                           <w:p>
                             <w:pPr>
-                              <w:adjustRightInd w:val="0"/>
-                              <w:snapToGrid w:val="0"/>
                               <w:jc w:val="center"/>
                               <w:rPr>
                                 <w:rFonts w:eastAsia="华文楷体"/>
-                                <w:bCs/>
-                                <w:sz w:val="28"/>
+                                <w:sz w:val="28"/>
+                                <w:szCs w:val="28"/>
                               </w:rPr>
                             </w:pPr>
                             <w:r>
                               <w:rPr>
                                 <w:rFonts w:eastAsia="华文楷体"/>
-                                <w:bCs/>
-                                <w:sz w:val="28"/>
-                              </w:rPr>
-                              <w:fldChar w:fldCharType="begin"/>
+                                <w:sz w:val="28"/>
+                                <w:szCs w:val="28"/>
+                              </w:rPr>
+                              <w:t>[</w:t>
+                            </w:r>
+                            <w:r>
+                              <w:rPr>
+                                <w:rFonts w:eastAsia="华文楷体" w:hint="eastAsia"/>
+                                <w:sz w:val="28"/>
+                                <w:szCs w:val="28"/>
+                              </w:rPr>
+                              <w:t>BYR</w:t>
                             </w:r>
                             <w:r>
                               <w:rPr>
                                 <w:rFonts w:eastAsia="华文楷体"/>
-                                <w:bCs/>
-                                <w:sz w:val="28"/>
-                              </w:rPr>
-                              <w:instrText xml:space="preserve"> MERGEFIELD byn </w:instrText>
-                            </w:r>
-                            <w:r>
-                              <w:rPr>
-                                <w:rFonts w:eastAsia="华文楷体"/>
-                                <w:bCs/>
-                                <w:sz w:val="28"/>
-                              </w:rPr>
-                              <w:fldChar w:fldCharType="separate"/>
-                            </w:r>
-                            <w:r>
-                              <w:rPr>
-                                <w:rFonts w:eastAsia="华文楷体"/>
-                                <w:bCs/>
-                                <w:sz w:val="28"/>
-                              </w:rPr>
-                              <w:t>2025</w:t>
-                            </w:r>
-                            <w:r>
-                              <w:rPr>
-                                <w:rFonts w:eastAsia="华文楷体"/>
-                                <w:bCs/>
-                                <w:sz w:val="28"/>
-                              </w:rPr>
-                              <w:fldChar w:fldCharType="end"/>
+                                <w:sz w:val="28"/>
+                                <w:szCs w:val="28"/>
+                              </w:rPr>
+                              <w:t>]</w:t>
                             </w:r>
                           </w:p>
                         </w:txbxContent>
                       </wps:txbx>
-                      <wps:bodyPr rot="0" vert="horz" wrap="square" lIns="0" tIns="3600" rIns="0" bIns="0" anchor="t" anchorCtr="0" upright="1">
+                      <wps:bodyPr rot="0" vert="horz" wrap="square" lIns="0" tIns="0" rIns="0" bIns="0" anchor="t" anchorCtr="0">
                         <a:noAutofit/>
                       </wps:bodyPr>
                     </wps:wsp>
                   </a:graphicData>
                 </a:graphic>
-                <wp14:sizeRelH relativeFrom="page">
+                <wp14:sizeRelH relativeFrom="margin">
                   <wp14:pctWidth>0</wp14:pctWidth>
                 </wp14:sizeRelH>
-                <wp14:sizeRelV relativeFrom="page">
+                <wp14:sizeRelV relativeFrom="margin">
                   <wp14:pctHeight>0</wp14:pctHeight>
                 </wp14:sizeRelV>
               </wp:anchor>
@@ -623,64 +531,46 @@
           </mc:Choice>
           <mc:Fallback>
             <w:pict>
-              <v:shape w14:anchorId="5FE0CF43" id="文本框 14" o:spid="_x0000_s1028" type="#_x0000_t202" style="position:absolute;left:0;text-align:left;margin-left:446.4pt;margin-top:417.2pt;width:63pt;height:23.4pt;z-index:251661312;visibility:visible;mso-wrap-style:square;mso-width-percent:0;mso-height-percent:0;mso-wrap-distance-left:9pt;mso-wrap-distance-top:0;mso-wrap-distance-right:9pt;mso-wrap-distance-bottom:0;mso-position-horizontal:absolute;mso-position-horizontal-relative:page;mso-position-vertical:absolute;mso-position-vertical-relative:page;mso-width-percent:0;mso-height-percent:0;mso-width-relative:page;mso-height-relative:page;v-text-anchor:top" o:gfxdata="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" filled="f" stroked="f">
-                <v:textbox inset="0,.1mm,0,0">
+              <v:shape w14:anchorId="17441865" id="BYR2" o:spid="_x0000_s1028" type="#_x0000_t202" style="position:absolute;left:0;text-align:left;margin-left:517.5pt;margin-top:247.95pt;width:48pt;height:28.35pt;z-index:251700224;visibility:visible;mso-wrap-style:square;mso-width-percent:0;mso-height-percent:0;mso-wrap-distance-left:9pt;mso-wrap-distance-top:3.6pt;mso-wrap-distance-right:9pt;mso-wrap-distance-bottom:3.6pt;mso-position-horizontal:absolute;mso-position-horizontal-relative:margin;mso-position-vertical:absolute;mso-position-vertical-relative:text;mso-width-percent:0;mso-height-percent:0;mso-width-relative:margin;mso-height-relative:margin;v-text-anchor:top" o:gfxdata="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" filled="f" stroked="f">
+                <v:textbox inset="0,0,0,0">
                   <w:txbxContent>
                     <w:p>
                       <w:pPr>
-                        <w:adjustRightInd w:val="0"/>
-                        <w:snapToGrid w:val="0"/>
                         <w:jc w:val="center"/>
                         <w:rPr>
                           <w:rFonts w:eastAsia="华文楷体"/>
-                          <w:bCs/>
-                          <w:sz w:val="28"/>
+                          <w:sz w:val="28"/>
+                          <w:szCs w:val="28"/>
                         </w:rPr>
                       </w:pPr>
                       <w:r>
                         <w:rPr>
                           <w:rFonts w:eastAsia="华文楷体"/>
-                          <w:bCs/>
-                          <w:sz w:val="28"/>
-                        </w:rPr>
-                        <w:fldChar w:fldCharType="begin"/>
+                          <w:sz w:val="28"/>
+                          <w:szCs w:val="28"/>
+                        </w:rPr>
+                        <w:t>[</w:t>
+                      </w:r>
+                      <w:r>
+                        <w:rPr>
+                          <w:rFonts w:eastAsia="华文楷体" w:hint="eastAsia"/>
+                          <w:sz w:val="28"/>
+                          <w:szCs w:val="28"/>
+                        </w:rPr>
+                        <w:t>BYR</w:t>
                       </w:r>
                       <w:r>
                         <w:rPr>
                           <w:rFonts w:eastAsia="华文楷体"/>
-                          <w:bCs/>
-                          <w:sz w:val="28"/>
-                        </w:rPr>
-                        <w:instrText xml:space="preserve"> MERGEFIELD byn </w:instrText>
-                      </w:r>
-                      <w:r>
-                        <w:rPr>
-                          <w:rFonts w:eastAsia="华文楷体"/>
-                          <w:bCs/>
-                          <w:sz w:val="28"/>
-                        </w:rPr>
-                        <w:fldChar w:fldCharType="separate"/>
-                      </w:r>
-                      <w:r>
-                        <w:rPr>
-                          <w:rFonts w:eastAsia="华文楷体"/>
-                          <w:bCs/>
-                          <w:sz w:val="28"/>
-                        </w:rPr>
-                        <w:t>2025</w:t>
-                      </w:r>
-                      <w:r>
-                        <w:rPr>
-                          <w:rFonts w:eastAsia="华文楷体"/>
-                          <w:bCs/>
-                          <w:sz w:val="28"/>
-                        </w:rPr>
-                        <w:fldChar w:fldCharType="end"/>
+                          <w:sz w:val="28"/>
+                          <w:szCs w:val="28"/>
+                        </w:rPr>
+                        <w:t>]</w:t>
                       </w:r>
                     </w:p>
                   </w:txbxContent>
                 </v:textbox>
-                <w10:wrap anchorx="page" anchory="page"/>
+                <w10:wrap anchorx="margin"/>
               </v:shape>
             </w:pict>
           </mc:Fallback>
@@ -688,28 +578,27 @@
       </w:r>
       <w:r>
         <w:rPr>
-          <w:rFonts w:ascii="方正小标宋简体" w:eastAsia="方正小标宋简体" w:hint="eastAsia"/>
+          <w:rFonts w:ascii="方正小标宋简体" w:eastAsia="方正小标宋简体"/>
           <w:noProof/>
           <w:sz w:val="36"/>
           <w:szCs w:val="36"/>
           <w:bdr w:val="single" w:sz="4" w:space="0" w:color="auto"/>
-          <w:lang w:val="en-US" w:eastAsia="zh-CN"/>
         </w:rPr>
         <mc:AlternateContent>
           <mc:Choice Requires="wps">
             <w:drawing>
-              <wp:anchor distT="0" distB="0" distL="114300" distR="114300" simplePos="0" relativeHeight="251663360" behindDoc="0" locked="0" layoutInCell="1" allowOverlap="1" wp14:anchorId="4E7C390C" wp14:editId="1495F9D3">
+              <wp:anchor distT="45720" distB="45720" distL="114300" distR="114300" simplePos="0" relativeHeight="251698176" behindDoc="0" locked="0" layoutInCell="1" allowOverlap="1" wp14:anchorId="0A4D2139" wp14:editId="1AE6FBA0">
                 <wp:simplePos x="0" y="0"/>
-                <wp:positionH relativeFrom="page">
-                  <wp:posOffset>7574280</wp:posOffset>
+                <wp:positionH relativeFrom="margin">
+                  <wp:posOffset>5743575</wp:posOffset>
                 </wp:positionH>
-                <wp:positionV relativeFrom="page">
-                  <wp:posOffset>5298440</wp:posOffset>
+                <wp:positionV relativeFrom="paragraph">
+                  <wp:posOffset>3148965</wp:posOffset>
                 </wp:positionV>
-                <wp:extent cx="342900" cy="297180"/>
-                <wp:effectExtent l="1905" t="2540" r="0" b="0"/>
+                <wp:extent cx="609600" cy="360000"/>
+                <wp:effectExtent l="0" t="0" r="0" b="2540"/>
                 <wp:wrapNone/>
-                <wp:docPr id="1988112236" name="文本框 16"/>
+                <wp:docPr id="316169470" name="BYY2"/>
                 <wp:cNvGraphicFramePr>
                   <a:graphicFrameLocks xmlns:a="http://schemas.openxmlformats.org/drawingml/2006/main"/>
                 </wp:cNvGraphicFramePr>
@@ -722,101 +611,67 @@
                       <wps:spPr bwMode="auto">
                         <a:xfrm>
                           <a:off x="0" y="0"/>
-                          <a:ext cx="342900" cy="297180"/>
+                          <a:ext cx="609600" cy="360000"/>
                         </a:xfrm>
                         <a:prstGeom prst="rect">
                           <a:avLst/>
                         </a:prstGeom>
                         <a:noFill/>
-                        <a:ln>
+                        <a:ln w="9525">
                           <a:noFill/>
+                          <a:miter lim="800000"/>
+                          <a:headEnd/>
+                          <a:tailEnd/>
                         </a:ln>
-                        <a:extLst>
-                          <a:ext uri="{909E8E84-426E-40DD-AFC4-6F175D3DCCD1}">
-                            <a14:hiddenFill xmlns:a14="http://schemas.microsoft.com/office/drawing/2010/main">
-                              <a:solidFill>
-                                <a:srgbClr val="FFFFFF"/>
-                              </a:solidFill>
-                            </a14:hiddenFill>
-                          </a:ext>
-                          <a:ext uri="{91240B29-F687-4F45-9708-019B960494DF}">
-                            <a14:hiddenLine xmlns:a14="http://schemas.microsoft.com/office/drawing/2010/main" w="9525" cmpd="sng">
-                              <a:solidFill>
-                                <a:srgbClr val="000000"/>
-                              </a:solidFill>
-                              <a:miter lim="800000"/>
-                              <a:headEnd/>
-                              <a:tailEnd/>
-                            </a14:hiddenLine>
-                          </a:ext>
-                        </a:extLst>
                       </wps:spPr>
                       <wps:txbx>
                         <w:txbxContent>
                           <w:p>
                             <w:pPr>
-                              <w:adjustRightInd w:val="0"/>
-                              <w:snapToGrid w:val="0"/>
                               <w:jc w:val="center"/>
                               <w:rPr>
                                 <w:rFonts w:eastAsia="华文楷体"/>
-                                <w:bCs/>
-                                <w:sz w:val="28"/>
+                                <w:sz w:val="28"/>
+                                <w:szCs w:val="28"/>
                               </w:rPr>
                             </w:pPr>
                             <w:r>
                               <w:rPr>
                                 <w:rFonts w:eastAsia="华文楷体"/>
-                                <w:bCs/>
-                                <w:sz w:val="28"/>
-                              </w:rPr>
-                              <w:fldChar w:fldCharType="begin"/>
+                                <w:sz w:val="28"/>
+                                <w:szCs w:val="28"/>
+                              </w:rPr>
+                              <w:t>[</w:t>
+                            </w:r>
+                            <w:r>
+                              <w:rPr>
+                                <w:rFonts w:eastAsia="华文楷体" w:hint="eastAsia"/>
+                                <w:sz w:val="28"/>
+                                <w:szCs w:val="28"/>
+                              </w:rPr>
+                              <w:t>BYN</w:t>
                             </w:r>
                             <w:r>
                               <w:rPr>
                                 <w:rFonts w:eastAsia="华文楷体"/>
-                                <w:bCs/>
-                                <w:sz w:val="28"/>
-                              </w:rPr>
-                              <w:instrText xml:space="preserve"> MERGEFIELD "byr" </w:instrText>
-                            </w:r>
-                            <w:r>
-                              <w:rPr>
-                                <w:rFonts w:eastAsia="华文楷体"/>
-                                <w:bCs/>
-                                <w:sz w:val="28"/>
-                              </w:rPr>
-                              <w:fldChar w:fldCharType="separate"/>
-                            </w:r>
-                            <w:r>
-                              <w:rPr>
-                                <w:rFonts w:eastAsia="华文楷体"/>
-                                <w:bCs/>
-                                <w:sz w:val="28"/>
-                              </w:rPr>
-                              <w:t>22</w:t>
-                            </w:r>
-                            <w:r>
-                              <w:rPr>
-                                <w:rFonts w:eastAsia="华文楷体"/>
-                                <w:bCs/>
-                                <w:sz w:val="28"/>
-                              </w:rPr>
-                              <w:fldChar w:fldCharType="end"/>
+                                <w:sz w:val="28"/>
+                                <w:szCs w:val="28"/>
+                              </w:rPr>
+                              <w:t>]</w:t>
                             </w:r>
                           </w:p>
                         </w:txbxContent>
                       </wps:txbx>
-                      <wps:bodyPr rot="0" vert="horz" wrap="square" lIns="0" tIns="3600" rIns="0" bIns="0" anchor="t" anchorCtr="0" upright="1">
+                      <wps:bodyPr rot="0" vert="horz" wrap="square" lIns="0" tIns="0" rIns="0" bIns="0" anchor="t" anchorCtr="0">
                         <a:noAutofit/>
                       </wps:bodyPr>
                     </wps:wsp>
                   </a:graphicData>
                 </a:graphic>
-                <wp14:sizeRelH relativeFrom="page">
+                <wp14:sizeRelH relativeFrom="margin">
                   <wp14:pctWidth>0</wp14:pctWidth>
                 </wp14:sizeRelH>
-                <wp14:sizeRelV relativeFrom="page">
+                <wp14:sizeRelV relativeFrom="margin">
                   <wp14:pctHeight>0</wp14:pctHeight>
                 </wp14:sizeRelV>
               </wp:anchor>
@@ -824,64 +679,46 @@
           </mc:Choice>
           <mc:Fallback>
             <w:pict>
-              <v:shape w14:anchorId="4E7C390C" id="文本框 16" o:spid="_x0000_s1029" type="#_x0000_t202" style="position:absolute;left:0;text-align:left;margin-left:596.4pt;margin-top:417.2pt;width:27pt;height:23.4pt;z-index:251663360;visibility:visible;mso-wrap-style:square;mso-width-percent:0;mso-height-percent:0;mso-wrap-distance-left:9pt;mso-wrap-distance-top:0;mso-wrap-distance-right:9pt;mso-wrap-distance-bottom:0;mso-position-horizontal:absolute;mso-position-horizontal-relative:page;mso-position-vertical:absolute;mso-position-vertical-relative:page;mso-width-percent:0;mso-height-percent:0;mso-width-relative:page;mso-height-relative:page;v-text-anchor:top" o:gfxdata="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" filled="f" stroked="f">
-                <v:textbox inset="0,.1mm,0,0">
+              <v:shape w14:anchorId="0A4D2139" id="BYY2" o:spid="_x0000_s1029" type="#_x0000_t202" style="position:absolute;left:0;text-align:left;margin-left:452.25pt;margin-top:247.95pt;width:48pt;height:28.35pt;z-index:251698176;visibility:visible;mso-wrap-style:square;mso-width-percent:0;mso-height-percent:0;mso-wrap-distance-left:9pt;mso-wrap-distance-top:3.6pt;mso-wrap-distance-right:9pt;mso-wrap-distance-bottom:3.6pt;mso-position-horizontal:absolute;mso-position-horizontal-relative:margin;mso-position-vertical:absolute;mso-position-vertical-relative:text;mso-width-percent:0;mso-height-percent:0;mso-width-relative:margin;mso-height-relative:margin;v-text-anchor:top" o:gfxdata="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" filled="f" stroked="f">
+                <v:textbox inset="0,0,0,0">
                   <w:txbxContent>
                     <w:p>
                       <w:pPr>
-                        <w:adjustRightInd w:val="0"/>
-                        <w:snapToGrid w:val="0"/>
                         <w:jc w:val="center"/>
                         <w:rPr>
                           <w:rFonts w:eastAsia="华文楷体"/>
-                          <w:bCs/>
-                          <w:sz w:val="28"/>
+                          <w:sz w:val="28"/>
+                          <w:szCs w:val="28"/>
                         </w:rPr>
                       </w:pPr>
                       <w:r>
                         <w:rPr>
                           <w:rFonts w:eastAsia="华文楷体"/>
-                          <w:bCs/>
-                          <w:sz w:val="28"/>
-                        </w:rPr>
-                        <w:fldChar w:fldCharType="begin"/>
+                          <w:sz w:val="28"/>
+                          <w:szCs w:val="28"/>
+                        </w:rPr>
+                        <w:t>[</w:t>
+                      </w:r>
+                      <w:r>
+                        <w:rPr>
+                          <w:rFonts w:eastAsia="华文楷体" w:hint="eastAsia"/>
+                          <w:sz w:val="28"/>
+                          <w:szCs w:val="28"/>
+                        </w:rPr>
+                        <w:t>BYN</w:t>
                       </w:r>
                       <w:r>
                         <w:rPr>
                           <w:rFonts w:eastAsia="华文楷体"/>
-                          <w:bCs/>
-                          <w:sz w:val="28"/>
-                        </w:rPr>
-                        <w:instrText xml:space="preserve"> MERGEFIELD "byr" </w:instrText>
-                      </w:r>
-                      <w:r>
-                        <w:rPr>
-                          <w:rFonts w:eastAsia="华文楷体"/>
-                          <w:bCs/>
-                          <w:sz w:val="28"/>
-                        </w:rPr>
-                        <w:fldChar w:fldCharType="separate"/>
-                      </w:r>
-                      <w:r>
-                        <w:rPr>
-                          <w:rFonts w:eastAsia="华文楷体"/>
-                          <w:bCs/>
-                          <w:sz w:val="28"/>
-                        </w:rPr>
-                        <w:t>22</w:t>
-                      </w:r>
-                      <w:r>
-                        <w:rPr>
-                          <w:rFonts w:eastAsia="华文楷体"/>
-                          <w:bCs/>
-                          <w:sz w:val="28"/>
-                        </w:rPr>
-                        <w:fldChar w:fldCharType="end"/>
+                          <w:sz w:val="28"/>
+                          <w:szCs w:val="28"/>
+                        </w:rPr>
+                        <w:t>]</w:t>
                       </w:r>
                     </w:p>
                   </w:txbxContent>
                 </v:textbox>
-                <w10:wrap anchorx="page" anchory="page"/>
+                <w10:wrap anchorx="margin"/>
               </v:shape>
             </w:pict>
           </mc:Fallback>
@@ -889,28 +726,27 @@
       </w:r>
       <w:r>
         <w:rPr>
-          <w:rFonts w:ascii="方正小标宋简体" w:eastAsia="方正小标宋简体" w:hint="eastAsia"/>
+          <w:rFonts w:ascii="方正小标宋简体" w:eastAsia="方正小标宋简体"/>
           <w:noProof/>
           <w:sz w:val="36"/>
           <w:szCs w:val="36"/>
           <w:bdr w:val="single" w:sz="4" w:space="0" w:color="auto"/>
-          <w:lang w:val="en-US" w:eastAsia="zh-CN"/>
         </w:rPr>
         <mc:AlternateContent>
           <mc:Choice Requires="wps">
             <w:drawing>
-              <wp:anchor distT="0" distB="0" distL="114300" distR="114300" simplePos="0" relativeHeight="251662336" behindDoc="0" locked="0" layoutInCell="1" allowOverlap="1" wp14:anchorId="0EA556EE" wp14:editId="2F2F1E85">
+              <wp:anchor distT="45720" distB="45720" distL="114300" distR="114300" simplePos="0" relativeHeight="251696128" behindDoc="0" locked="0" layoutInCell="1" allowOverlap="1" wp14:anchorId="03AEBD00" wp14:editId="2A4FD8A2">
                 <wp:simplePos x="0" y="0"/>
-                <wp:positionH relativeFrom="page">
-                  <wp:posOffset>6794500</wp:posOffset>
+                <wp:positionH relativeFrom="column">
+                  <wp:posOffset>4757420</wp:posOffset>
                 </wp:positionH>
-                <wp:positionV relativeFrom="page">
-                  <wp:posOffset>5298440</wp:posOffset>
+                <wp:positionV relativeFrom="paragraph">
+                  <wp:posOffset>3150870</wp:posOffset>
                 </wp:positionV>
-                <wp:extent cx="311150" cy="297180"/>
-                <wp:effectExtent l="3175" t="2540" r="0" b="0"/>
+                <wp:extent cx="799200" cy="360000"/>
+                <wp:effectExtent l="0" t="0" r="1270" b="2540"/>
                 <wp:wrapNone/>
-                <wp:docPr id="1142423950" name="文本框 15"/>
+                <wp:docPr id="1343265953" name="BYN2"/>
                 <wp:cNvGraphicFramePr>
                   <a:graphicFrameLocks xmlns:a="http://schemas.openxmlformats.org/drawingml/2006/main"/>
                 </wp:cNvGraphicFramePr>
@@ -923,101 +759,67 @@
                       <wps:spPr bwMode="auto">
                         <a:xfrm>
                           <a:off x="0" y="0"/>
-                          <a:ext cx="311150" cy="297180"/>
+                          <a:ext cx="799200" cy="360000"/>
                         </a:xfrm>
                         <a:prstGeom prst="rect">
                           <a:avLst/>
                         </a:prstGeom>
                         <a:noFill/>
-                        <a:ln>
+                        <a:ln w="9525">
                           <a:noFill/>
+                          <a:miter lim="800000"/>
+                          <a:headEnd/>
+                          <a:tailEnd/>
                         </a:ln>
-                        <a:extLst>
-                          <a:ext uri="{909E8E84-426E-40DD-AFC4-6F175D3DCCD1}">
-                            <a14:hiddenFill xmlns:a14="http://schemas.microsoft.com/office/drawing/2010/main">
-                              <a:solidFill>
-                                <a:srgbClr val="FFFFFF"/>
-                              </a:solidFill>
-                            </a14:hiddenFill>
-                          </a:ext>
-                          <a:ext uri="{91240B29-F687-4F45-9708-019B960494DF}">
-                            <a14:hiddenLine xmlns:a14="http://schemas.microsoft.com/office/drawing/2010/main" w="9525" cmpd="sng">
-                              <a:solidFill>
-                                <a:srgbClr val="000000"/>
-                              </a:solidFill>
-                              <a:miter lim="800000"/>
-                              <a:headEnd/>
-                              <a:tailEnd/>
-                            </a14:hiddenLine>
-                          </a:ext>
-                        </a:extLst>
                       </wps:spPr>
                       <wps:txbx>
                         <w:txbxContent>
                           <w:p>
                             <w:pPr>
-                              <w:adjustRightInd w:val="0"/>
-                              <w:snapToGrid w:val="0"/>
                               <w:jc w:val="center"/>
                               <w:rPr>
                                 <w:rFonts w:eastAsia="华文楷体"/>
-                                <w:bCs/>
-                                <w:sz w:val="28"/>
+                                <w:sz w:val="28"/>
+                                <w:szCs w:val="28"/>
                               </w:rPr>
                             </w:pPr>
                             <w:r>
                               <w:rPr>
                                 <w:rFonts w:eastAsia="华文楷体"/>
-                                <w:bCs/>
-                                <w:sz w:val="28"/>
-                              </w:rPr>
-                              <w:fldChar w:fldCharType="begin"/>
+                                <w:sz w:val="28"/>
+                                <w:szCs w:val="28"/>
+                              </w:rPr>
+                              <w:t>[</w:t>
+                            </w:r>
+                            <w:r>
+                              <w:rPr>
+                                <w:rFonts w:eastAsia="华文楷体" w:hint="eastAsia"/>
+                                <w:sz w:val="28"/>
+                                <w:szCs w:val="28"/>
+                              </w:rPr>
+                              <w:t>CSN</w:t>
                             </w:r>
                             <w:r>
                               <w:rPr>
                                 <w:rFonts w:eastAsia="华文楷体"/>
-                                <w:bCs/>
-                                <w:sz w:val="28"/>
-                              </w:rPr>
-                              <w:instrText xml:space="preserve"> MERGEFIELD byy </w:instrText>
-                            </w:r>
-                            <w:r>
-                              <w:rPr>
-                                <w:rFonts w:eastAsia="华文楷体"/>
-                                <w:bCs/>
-                                <w:sz w:val="28"/>
-                              </w:rPr>
-                              <w:fldChar w:fldCharType="separate"/>
-                            </w:r>
-                            <w:r>
-                              <w:rPr>
-                                <w:rFonts w:eastAsia="华文楷体"/>
-                                <w:bCs/>
-                                <w:sz w:val="28"/>
-                              </w:rPr>
-                              <w:t>9</w:t>
-                            </w:r>
-                            <w:r>
-                              <w:rPr>
-                                <w:rFonts w:eastAsia="华文楷体"/>
-                                <w:bCs/>
-                                <w:sz w:val="28"/>
-                              </w:rPr>
-                              <w:fldChar w:fldCharType="end"/>
+                                <w:sz w:val="28"/>
+                                <w:szCs w:val="28"/>
+                              </w:rPr>
+                              <w:t>]</w:t>
                             </w:r>
                           </w:p>
                         </w:txbxContent>
                       </wps:txbx>
-                      <wps:bodyPr rot="0" vert="horz" wrap="square" lIns="0" tIns="3600" rIns="0" bIns="0" anchor="t" anchorCtr="0" upright="1">
+                      <wps:bodyPr rot="0" vert="horz" wrap="square" lIns="0" tIns="0" rIns="0" bIns="0" anchor="t" anchorCtr="0">
                         <a:noAutofit/>
                       </wps:bodyPr>
                     </wps:wsp>
                   </a:graphicData>
                 </a:graphic>
-                <wp14:sizeRelH relativeFrom="page">
+                <wp14:sizeRelH relativeFrom="margin">
                   <wp14:pctWidth>0</wp14:pctWidth>
                 </wp14:sizeRelH>
-                <wp14:sizeRelV relativeFrom="page">
+                <wp14:sizeRelV relativeFrom="margin">
                   <wp14:pctHeight>0</wp14:pctHeight>
                 </wp14:sizeRelV>
               </wp:anchor>
@@ -1025,64 +827,45 @@
           </mc:Choice>
           <mc:Fallback>
             <w:pict>
-              <v:shape w14:anchorId="0EA556EE" id="文本框 15" o:spid="_x0000_s1030" type="#_x0000_t202" style="position:absolute;left:0;text-align:left;margin-left:535pt;margin-top:417.2pt;width:24.5pt;height:23.4pt;z-index:251662336;visibility:visible;mso-wrap-style:square;mso-width-percent:0;mso-height-percent:0;mso-wrap-distance-left:9pt;mso-wrap-distance-top:0;mso-wrap-distance-right:9pt;mso-wrap-distance-bottom:0;mso-position-horizontal:absolute;mso-position-horizontal-relative:page;mso-position-vertical:absolute;mso-position-vertical-relative:page;mso-width-percent:0;mso-height-percent:0;mso-width-relative:page;mso-height-relative:page;v-text-anchor:top" o:gfxdata="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" filled="f" stroked="f">
-                <v:textbox inset="0,.1mm,0,0">
+              <v:shape w14:anchorId="03AEBD00" id="BYN2" o:spid="_x0000_s1030" type="#_x0000_t202" style="position:absolute;left:0;text-align:left;margin-left:374.6pt;margin-top:248.1pt;width:62.95pt;height:28.35pt;z-index:251696128;visibility:visible;mso-wrap-style:square;mso-width-percent:0;mso-height-percent:0;mso-wrap-distance-left:9pt;mso-wrap-distance-top:3.6pt;mso-wrap-distance-right:9pt;mso-wrap-distance-bottom:3.6pt;mso-position-horizontal:absolute;mso-position-horizontal-relative:text;mso-position-vertical:absolute;mso-position-vertical-relative:text;mso-width-percent:0;mso-height-percent:0;mso-width-relative:margin;mso-height-relative:margin;v-text-anchor:top" o:gfxdata="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" filled="f" stroked="f">
+                <v:textbox inset="0,0,0,0">
                   <w:txbxContent>
                     <w:p>
                       <w:pPr>
-                        <w:adjustRightInd w:val="0"/>
-                        <w:snapToGrid w:val="0"/>
                         <w:jc w:val="center"/>
                         <w:rPr>
                           <w:rFonts w:eastAsia="华文楷体"/>
-                          <w:bCs/>
-                          <w:sz w:val="28"/>
+                          <w:sz w:val="28"/>
+                          <w:szCs w:val="28"/>
                         </w:rPr>
                       </w:pPr>
                       <w:r>
                         <w:rPr>
                           <w:rFonts w:eastAsia="华文楷体"/>
-                          <w:bCs/>
-                          <w:sz w:val="28"/>
-                        </w:rPr>
-                        <w:fldChar w:fldCharType="begin"/>
+                          <w:sz w:val="28"/>
+                          <w:szCs w:val="28"/>
+                        </w:rPr>
+                        <w:t>[</w:t>
+                      </w:r>
+                      <w:r>
+                        <w:rPr>
+                          <w:rFonts w:eastAsia="华文楷体" w:hint="eastAsia"/>
+                          <w:sz w:val="28"/>
+                          <w:szCs w:val="28"/>
+                        </w:rPr>
+                        <w:t>CSN</w:t>
                       </w:r>
                       <w:r>
                         <w:rPr>
                           <w:rFonts w:eastAsia="华文楷体"/>
-                          <w:bCs/>
-                          <w:sz w:val="28"/>
-                        </w:rPr>
-                        <w:instrText xml:space="preserve"> MERGEFIELD byy </w:instrText>
-                      </w:r>
-                      <w:r>
-                        <w:rPr>
-                          <w:rFonts w:eastAsia="华文楷体"/>
-                          <w:bCs/>
-                          <w:sz w:val="28"/>
-                        </w:rPr>
-                        <w:fldChar w:fldCharType="separate"/>
-                      </w:r>
-                      <w:r>
-                        <w:rPr>
-                          <w:rFonts w:eastAsia="华文楷体"/>
-                          <w:bCs/>
-                          <w:sz w:val="28"/>
-                        </w:rPr>
-                        <w:t>9</w:t>
-                      </w:r>
-                      <w:r>
-                        <w:rPr>
-                          <w:rFonts w:eastAsia="华文楷体"/>
-                          <w:bCs/>
-                          <w:sz w:val="28"/>
-                        </w:rPr>
-                        <w:fldChar w:fldCharType="end"/>
+                          <w:sz w:val="28"/>
+                          <w:szCs w:val="28"/>
+                        </w:rPr>
+                        <w:t>]</w:t>
                       </w:r>
                     </w:p>
                   </w:txbxContent>
                 </v:textbox>
-                <w10:wrap anchorx="page" anchory="page"/>
               </v:shape>
             </w:pict>
           </mc:Fallback>
@@ -1090,28 +873,27 @@
       </w:r>
       <w:r>
         <w:rPr>
-          <w:rFonts w:ascii="方正小标宋简体" w:eastAsia="方正小标宋简体" w:hint="eastAsia"/>
+          <w:rFonts w:ascii="方正小标宋简体" w:eastAsia="方正小标宋简体"/>
           <w:noProof/>
           <w:sz w:val="36"/>
           <w:szCs w:val="36"/>
           <w:bdr w:val="single" w:sz="4" w:space="0" w:color="auto"/>
-          <w:lang w:val="en-US" w:eastAsia="zh-CN"/>
         </w:rPr>
         <mc:AlternateContent>
           <mc:Choice Requires="wps">
             <w:drawing>
-              <wp:anchor distT="0" distB="0" distL="114300" distR="114300" simplePos="0" relativeHeight="251665408" behindDoc="0" locked="0" layoutInCell="1" allowOverlap="1" wp14:anchorId="7804AC91" wp14:editId="5FB2EB87">
+              <wp:anchor distT="45720" distB="45720" distL="114300" distR="114300" simplePos="0" relativeHeight="251694080" behindDoc="0" locked="0" layoutInCell="1" allowOverlap="1" wp14:anchorId="11D732DA" wp14:editId="54367878">
                 <wp:simplePos x="0" y="0"/>
-                <wp:positionH relativeFrom="page">
-                  <wp:posOffset>3108960</wp:posOffset>
+                <wp:positionH relativeFrom="column">
+                  <wp:posOffset>1204595</wp:posOffset>
                 </wp:positionH>
-                <wp:positionV relativeFrom="page">
-                  <wp:posOffset>3627120</wp:posOffset>
+                <wp:positionV relativeFrom="paragraph">
+                  <wp:posOffset>3176905</wp:posOffset>
                 </wp:positionV>
-                <wp:extent cx="1028700" cy="560705"/>
-                <wp:effectExtent l="3810" t="0" r="0" b="3175"/>
+                <wp:extent cx="2214000" cy="360000"/>
+                <wp:effectExtent l="0" t="0" r="0" b="2540"/>
                 <wp:wrapNone/>
-                <wp:docPr id="723464672" name="文本框 19"/>
+                <wp:docPr id="23475429" name="ZSBH"/>
                 <wp:cNvGraphicFramePr>
                   <a:graphicFrameLocks xmlns:a="http://schemas.openxmlformats.org/drawingml/2006/main"/>
                 </wp:cNvGraphicFramePr>
@@ -1124,117 +906,67 @@
                       <wps:spPr bwMode="auto">
                         <a:xfrm>
                           <a:off x="0" y="0"/>
-                          <a:ext cx="1028700" cy="560705"/>
+                          <a:ext cx="2214000" cy="360000"/>
                         </a:xfrm>
                         <a:prstGeom prst="rect">
                           <a:avLst/>
                         </a:prstGeom>
                         <a:noFill/>
-                        <a:ln>
+                        <a:ln w="9525">
                           <a:noFill/>
+                          <a:miter lim="800000"/>
+                          <a:headEnd/>
+                          <a:tailEnd/>
                         </a:ln>
-                        <a:extLst>
-                          <a:ext uri="{909E8E84-426E-40DD-AFC4-6F175D3DCCD1}">
-                            <a14:hiddenFill xmlns:a14="http://schemas.microsoft.com/office/drawing/2010/main">
-                              <a:solidFill>
-                                <a:srgbClr val="FFFFFF"/>
-                              </a:solidFill>
-                            </a14:hiddenFill>
-                          </a:ext>
-                          <a:ext uri="{91240B29-F687-4F45-9708-019B960494DF}">
-                            <a14:hiddenLine xmlns:a14="http://schemas.microsoft.com/office/drawing/2010/main" w="9525" cmpd="sng">
-                              <a:solidFill>
-                                <a:srgbClr val="000000"/>
-                              </a:solidFill>
-                              <a:miter lim="800000"/>
-                              <a:headEnd/>
-                              <a:tailEnd/>
-                            </a14:hiddenLine>
-                          </a:ext>
-                        </a:extLst>
                       </wps:spPr>
                       <wps:txbx>
                         <w:txbxContent>
                           <w:p>
                             <w:pPr>
-                              <w:adjustRightInd w:val="0"/>
-                              <w:snapToGrid w:val="0"/>
                               <w:jc w:val="center"/>
                               <w:rPr>
                                 <w:rFonts w:eastAsia="华文楷体"/>
-                                <w:bCs/>
-                                <w:sz w:val="28"/>
+                                <w:sz w:val="28"/>
+                                <w:szCs w:val="28"/>
                               </w:rPr>
                             </w:pPr>
                             <w:r>
                               <w:rPr>
                                 <w:rFonts w:eastAsia="华文楷体"/>
-                                <w:bCs/>
-                                <w:sz w:val="28"/>
-                              </w:rPr>
-                              <w:fldChar w:fldCharType="begin"/>
+                                <w:sz w:val="28"/>
+                                <w:szCs w:val="28"/>
+                              </w:rPr>
+                              <w:t>[</w:t>
+                            </w:r>
+                            <w:r>
+                              <w:rPr>
+                                <w:rFonts w:eastAsia="华文楷体" w:hint="eastAsia"/>
+                                <w:sz w:val="28"/>
+                                <w:szCs w:val="28"/>
+                              </w:rPr>
+                              <w:t>ZSBH</w:t>
                             </w:r>
                             <w:r>
                               <w:rPr>
                                 <w:rFonts w:eastAsia="华文楷体"/>
-                                <w:bCs/>
-                                <w:sz w:val="28"/>
-                              </w:rPr>
-                              <w:instrText xml:space="preserve"> MERGEFIELD "cc</w:instrText>
-                            </w:r>
-                            <w:r>
-                              <w:rPr>
-                                <w:rFonts w:eastAsia="华文楷体"/>
-                                <w:bCs/>
-                                <w:sz w:val="28"/>
-                              </w:rPr>
-                              <w:instrText>打印</w:instrText>
-                            </w:r>
-                            <w:r>
-                              <w:rPr>
-                                <w:rFonts w:eastAsia="华文楷体"/>
-                                <w:bCs/>
-                                <w:sz w:val="28"/>
-                              </w:rPr>
-                              <w:instrText xml:space="preserve">" </w:instrText>
-                            </w:r>
-                            <w:r>
-                              <w:rPr>
-                                <w:rFonts w:eastAsia="华文楷体"/>
-                                <w:bCs/>
-                                <w:sz w:val="28"/>
-                              </w:rPr>
-                              <w:fldChar w:fldCharType="separate"/>
-                            </w:r>
-                            <w:r>
-                              <w:rPr>
-                                <w:rFonts w:eastAsia="华文楷体"/>
-                                <w:bCs/>
-                                <w:sz w:val="28"/>
-                              </w:rPr>
-                              <w:t>本</w:t>
-                            </w:r>
-                            <w:r>
-                              <w:rPr>
-                                <w:rFonts w:eastAsia="华文楷体"/>
-                                <w:bCs/>
-                                <w:sz w:val="28"/>
-                              </w:rPr>
-                              <w:fldChar w:fldCharType="end"/>
+                                <w:sz w:val="28"/>
+                                <w:szCs w:val="28"/>
+                              </w:rPr>
+                              <w:t>]</w:t>
                             </w:r>
                           </w:p>
                         </w:txbxContent>
                       </wps:txbx>
-                      <wps:bodyPr rot="0" vert="horz" wrap="square" lIns="0" tIns="36000" rIns="0" bIns="0" anchor="t" anchorCtr="0" upright="1">
+                      <wps:bodyPr rot="0" vert="horz" wrap="square" lIns="0" tIns="0" rIns="0" bIns="0" anchor="t" anchorCtr="0">
                         <a:noAutofit/>
                       </wps:bodyPr>
                     </wps:wsp>
                   </a:graphicData>
                 </a:graphic>
-                <wp14:sizeRelH relativeFrom="page">
+                <wp14:sizeRelH relativeFrom="margin">
                   <wp14:pctWidth>0</wp14:pctWidth>
                 </wp14:sizeRelH>
-                <wp14:sizeRelV relativeFrom="page">
+                <wp14:sizeRelV relativeFrom="margin">
                   <wp14:pctHeight>0</wp14:pctHeight>
                 </wp14:sizeRelV>
               </wp:anchor>
@@ -1242,80 +974,45 @@
           </mc:Choice>
           <mc:Fallback>
             <w:pict>
-              <v:shape w14:anchorId="7804AC91" id="文本框 19" o:spid="_x0000_s1031" type="#_x0000_t202" style="position:absolute;left:0;text-align:left;margin-left:244.8pt;margin-top:285.6pt;width:81pt;height:44.15pt;z-index:251665408;visibility:visible;mso-wrap-style:square;mso-width-percent:0;mso-height-percent:0;mso-wrap-distance-left:9pt;mso-wrap-distance-top:0;mso-wrap-distance-right:9pt;mso-wrap-distance-bottom:0;mso-position-horizontal:absolute;mso-position-horizontal-relative:page;mso-position-vertical:absolute;mso-position-vertical-relative:page;mso-width-percent:0;mso-height-percent:0;mso-width-relative:page;mso-height-relative:page;v-text-anchor:top" o:gfxdata="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" filled="f" stroked="f">
-                <v:textbox inset="0,1mm,0,0">
+              <v:shape w14:anchorId="11D732DA" id="ZSBH" o:spid="_x0000_s1031" type="#_x0000_t202" style="position:absolute;left:0;text-align:left;margin-left:94.85pt;margin-top:250.15pt;width:174.35pt;height:28.35pt;z-index:251694080;visibility:visible;mso-wrap-style:square;mso-width-percent:0;mso-height-percent:0;mso-wrap-distance-left:9pt;mso-wrap-distance-top:3.6pt;mso-wrap-distance-right:9pt;mso-wrap-distance-bottom:3.6pt;mso-position-horizontal:absolute;mso-position-horizontal-relative:text;mso-position-vertical:absolute;mso-position-vertical-relative:text;mso-width-percent:0;mso-height-percent:0;mso-width-relative:margin;mso-height-relative:margin;v-text-anchor:top" o:gfxdata="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" filled="f" stroked="f">
+                <v:textbox inset="0,0,0,0">
                   <w:txbxContent>
                     <w:p>
                       <w:pPr>
-                        <w:adjustRightInd w:val="0"/>
-                        <w:snapToGrid w:val="0"/>
                         <w:jc w:val="center"/>
                         <w:rPr>
                           <w:rFonts w:eastAsia="华文楷体"/>
-                          <w:bCs/>
-                          <w:sz w:val="28"/>
+                          <w:sz w:val="28"/>
+                          <w:szCs w:val="28"/>
                         </w:rPr>
                       </w:pPr>
                       <w:r>
                         <w:rPr>
                           <w:rFonts w:eastAsia="华文楷体"/>
-                          <w:bCs/>
-                          <w:sz w:val="28"/>
-                        </w:rPr>
-                        <w:fldChar w:fldCharType="begin"/>
+                          <w:sz w:val="28"/>
+                          <w:szCs w:val="28"/>
+                        </w:rPr>
+                        <w:t>[</w:t>
+                      </w:r>
+                      <w:r>
+                        <w:rPr>
+                          <w:rFonts w:eastAsia="华文楷体" w:hint="eastAsia"/>
+                          <w:sz w:val="28"/>
+                          <w:szCs w:val="28"/>
+                        </w:rPr>
+                        <w:t>ZSBH</w:t>
                       </w:r>
                       <w:r>
                         <w:rPr>
                           <w:rFonts w:eastAsia="华文楷体"/>
-                          <w:bCs/>
-                          <w:sz w:val="28"/>
-                        </w:rPr>
-                        <w:instrText xml:space="preserve"> MERGEFIELD "cc</w:instrText>
-                      </w:r>
-                      <w:r>
-                        <w:rPr>
-                          <w:rFonts w:eastAsia="华文楷体"/>
-                          <w:bCs/>
-                          <w:sz w:val="28"/>
-                        </w:rPr>
-                        <w:instrText>打印</w:instrText>
-                      </w:r>
-                      <w:r>
-                        <w:rPr>
-                          <w:rFonts w:eastAsia="华文楷体"/>
-                          <w:bCs/>
-                          <w:sz w:val="28"/>
-                        </w:rPr>
-                        <w:instrText xml:space="preserve">" </w:instrText>
-                      </w:r>
-                      <w:r>
-                        <w:rPr>
-                          <w:rFonts w:eastAsia="华文楷体"/>
-                          <w:bCs/>
-                          <w:sz w:val="28"/>
-                        </w:rPr>
-                        <w:fldChar w:fldCharType="separate"/>
-                      </w:r>
-                      <w:r>
-                        <w:rPr>
-                          <w:rFonts w:eastAsia="华文楷体"/>
-                          <w:bCs/>
-                          <w:sz w:val="28"/>
-                        </w:rPr>
-                        <w:t>本</w:t>
-                      </w:r>
-                      <w:r>
-                        <w:rPr>
-                          <w:rFonts w:eastAsia="华文楷体"/>
-                          <w:bCs/>
-                          <w:sz w:val="28"/>
-                        </w:rPr>
-                        <w:fldChar w:fldCharType="end"/>
+                          <w:sz w:val="28"/>
+                          <w:szCs w:val="28"/>
+                        </w:rPr>
+                        <w:t>]</w:t>
                       </w:r>
                     </w:p>
                   </w:txbxContent>
                 </v:textbox>
-                <w10:wrap anchorx="page" anchory="page"/>
               </v:shape>
             </w:pict>
           </mc:Fallback>
@@ -1323,28 +1020,27 @@
       </w:r>
       <w:r>
         <w:rPr>
-          <w:rFonts w:ascii="方正小标宋简体" w:eastAsia="方正小标宋简体" w:hint="eastAsia"/>
+          <w:rFonts w:ascii="方正小标宋简体" w:eastAsia="方正小标宋简体"/>
           <w:noProof/>
           <w:sz w:val="36"/>
           <w:szCs w:val="36"/>
           <w:bdr w:val="single" w:sz="4" w:space="0" w:color="auto"/>
-          <w:lang w:val="en-US" w:eastAsia="zh-CN"/>
         </w:rPr>
         <mc:AlternateContent>
           <mc:Choice Requires="wps">
             <w:drawing>
-              <wp:anchor distT="0" distB="0" distL="114300" distR="114300" simplePos="0" relativeHeight="251659264" behindDoc="0" locked="0" layoutInCell="1" allowOverlap="1" wp14:anchorId="665D3B26" wp14:editId="791D732F">
+              <wp:anchor distT="45720" distB="45720" distL="114300" distR="114300" simplePos="0" relativeHeight="251692032" behindDoc="0" locked="0" layoutInCell="1" allowOverlap="1" wp14:anchorId="6C88B05E" wp14:editId="48B88795">
                 <wp:simplePos x="0" y="0"/>
-                <wp:positionH relativeFrom="page">
-                  <wp:posOffset>1851660</wp:posOffset>
+                <wp:positionH relativeFrom="column">
+                  <wp:posOffset>2193925</wp:posOffset>
                 </wp:positionH>
-                <wp:positionV relativeFrom="page">
-                  <wp:posOffset>3609975</wp:posOffset>
+                <wp:positionV relativeFrom="paragraph">
+                  <wp:posOffset>1497965</wp:posOffset>
                 </wp:positionV>
-                <wp:extent cx="800100" cy="461645"/>
-                <wp:effectExtent l="3810" t="0" r="0" b="0"/>
+                <wp:extent cx="1029600" cy="657225"/>
+                <wp:effectExtent l="0" t="0" r="0" b="9525"/>
                 <wp:wrapNone/>
-                <wp:docPr id="668718653" name="文本框 12"/>
+                <wp:docPr id="1493551791" name="CC"/>
                 <wp:cNvGraphicFramePr>
                   <a:graphicFrameLocks xmlns:a="http://schemas.openxmlformats.org/drawingml/2006/main"/>
                 </wp:cNvGraphicFramePr>
@@ -1357,117 +1053,67 @@
                       <wps:spPr bwMode="auto">
                         <a:xfrm>
                           <a:off x="0" y="0"/>
-                          <a:ext cx="800100" cy="461645"/>
+                          <a:ext cx="1029600" cy="657225"/>
                         </a:xfrm>
                         <a:prstGeom prst="rect">
                           <a:avLst/>
                         </a:prstGeom>
                         <a:noFill/>
-                        <a:ln>
+                        <a:ln w="9525">
                           <a:noFill/>
+                          <a:miter lim="800000"/>
+                          <a:headEnd/>
+                          <a:tailEnd/>
                         </a:ln>
-                        <a:extLst>
-                          <a:ext uri="{909E8E84-426E-40DD-AFC4-6F175D3DCCD1}">
-                            <a14:hiddenFill xmlns:a14="http://schemas.microsoft.com/office/drawing/2010/main">
-                              <a:solidFill>
-                                <a:srgbClr val="FFFFFF"/>
-                              </a:solidFill>
-                            </a14:hiddenFill>
-                          </a:ext>
-                          <a:ext uri="{91240B29-F687-4F45-9708-019B960494DF}">
-                            <a14:hiddenLine xmlns:a14="http://schemas.microsoft.com/office/drawing/2010/main" w="9525" cmpd="sng">
-                              <a:solidFill>
-                                <a:srgbClr val="000000"/>
-                              </a:solidFill>
-                              <a:miter lim="800000"/>
-                              <a:headEnd/>
-                              <a:tailEnd/>
-                            </a14:hiddenLine>
-                          </a:ext>
-                        </a:extLst>
                       </wps:spPr>
                       <wps:txbx>
                         <w:txbxContent>
                           <w:p>
                             <w:pPr>
-                              <w:adjustRightInd w:val="0"/>
-                              <w:snapToGrid w:val="0"/>
                               <w:jc w:val="center"/>
                               <w:rPr>
-                                <w:rFonts w:eastAsia="华文楷体"/>
-                                <w:bCs/>
-                                <w:sz w:val="28"/>
+                                <w:rFonts w:ascii="华文楷体" w:eastAsia="华文楷体" w:hAnsi="华文楷体" w:hint="eastAsia"/>
+                                <w:sz w:val="28"/>
+                                <w:szCs w:val="28"/>
                               </w:rPr>
                             </w:pPr>
                             <w:r>
                               <w:rPr>
-                                <w:rFonts w:eastAsia="华文楷体"/>
-                                <w:bCs/>
-                                <w:sz w:val="28"/>
-                              </w:rPr>
-                              <w:fldChar w:fldCharType="begin"/>
-                            </w:r>
-                            <w:r>
-                              <w:rPr>
-                                <w:rFonts w:eastAsia="华文楷体"/>
-                                <w:bCs/>
-                                <w:sz w:val="28"/>
-                              </w:rPr>
-                              <w:instrText xml:space="preserve"> MERGEFIELD "xz</w:instrText>
-                            </w:r>
-                            <w:r>
-                              <w:rPr>
-                                <w:rFonts w:eastAsia="华文楷体"/>
-                                <w:bCs/>
-                                <w:sz w:val="28"/>
-                              </w:rPr>
-                              <w:instrText>打印</w:instrText>
-                            </w:r>
-                            <w:r>
-                              <w:rPr>
-                                <w:rFonts w:eastAsia="华文楷体"/>
-                                <w:bCs/>
-                                <w:sz w:val="28"/>
-                              </w:rPr>
-                              <w:instrText xml:space="preserve">" </w:instrText>
-                            </w:r>
-                            <w:r>
-                              <w:rPr>
-                                <w:rFonts w:eastAsia="华文楷体"/>
-                                <w:bCs/>
-                                <w:sz w:val="28"/>
-                              </w:rPr>
-                              <w:fldChar w:fldCharType="separate"/>
-                            </w:r>
-                            <w:r>
-                              <w:rPr>
-                                <w:rFonts w:eastAsia="华文楷体"/>
-                                <w:bCs/>
-                                <w:sz w:val="28"/>
-                              </w:rPr>
-                              <w:t>四</w:t>
-                            </w:r>
-                            <w:r>
-                              <w:rPr>
-                                <w:rFonts w:eastAsia="华文楷体"/>
-                                <w:bCs/>
-                                <w:sz w:val="28"/>
-                              </w:rPr>
-                              <w:fldChar w:fldCharType="end"/>
+                                <w:rFonts w:ascii="华文楷体" w:eastAsia="华文楷体" w:hAnsi="华文楷体" w:hint="eastAsia"/>
+                                <w:sz w:val="28"/>
+                                <w:szCs w:val="28"/>
+                              </w:rPr>
+                              <w:t>[</w:t>
+                            </w:r>
+                            <w:r>
+                              <w:rPr>
+                                <w:rFonts w:ascii="华文楷体" w:eastAsia="华文楷体" w:hAnsi="华文楷体" w:hint="eastAsia"/>
+                                <w:sz w:val="28"/>
+                                <w:szCs w:val="28"/>
+                              </w:rPr>
+                              <w:t>CC</w:t>
+                            </w:r>
+                            <w:r>
+                              <w:rPr>
+                                <w:rFonts w:ascii="华文楷体" w:eastAsia="华文楷体" w:hAnsi="华文楷体" w:hint="eastAsia"/>
+                                <w:sz w:val="28"/>
+                                <w:szCs w:val="28"/>
+                              </w:rPr>
+                              <w:t>]</w:t>
                             </w:r>
                           </w:p>
                         </w:txbxContent>
                       </wps:txbx>
-                      <wps:bodyPr rot="0" vert="horz" wrap="square" lIns="0" tIns="36000" rIns="0" bIns="0" anchor="t" anchorCtr="0" upright="1">
+                      <wps:bodyPr rot="0" vert="horz" wrap="square" lIns="0" tIns="0" rIns="0" bIns="0" anchor="t" anchorCtr="0">
                         <a:noAutofit/>
                       </wps:bodyPr>
                     </wps:wsp>
                   </a:graphicData>
                 </a:graphic>
-                <wp14:sizeRelH relativeFrom="page">
+                <wp14:sizeRelH relativeFrom="margin">
                   <wp14:pctWidth>0</wp14:pctWidth>
                 </wp14:sizeRelH>
-                <wp14:sizeRelV relativeFrom="page">
+                <wp14:sizeRelV relativeFrom="margin">
                   <wp14:pctHeight>0</wp14:pctHeight>
                 </wp14:sizeRelV>
               </wp:anchor>
@@ -1475,80 +1121,45 @@
           </mc:Choice>
           <mc:Fallback>
             <w:pict>
-              <v:shape w14:anchorId="665D3B26" id="文本框 12" o:spid="_x0000_s1032" type="#_x0000_t202" style="position:absolute;left:0;text-align:left;margin-left:145.8pt;margin-top:284.25pt;width:63pt;height:36.35pt;z-index:251659264;visibility:visible;mso-wrap-style:square;mso-width-percent:0;mso-height-percent:0;mso-wrap-distance-left:9pt;mso-wrap-distance-top:0;mso-wrap-distance-right:9pt;mso-wrap-distance-bottom:0;mso-position-horizontal:absolute;mso-position-horizontal-relative:page;mso-position-vertical:absolute;mso-position-vertical-relative:page;mso-width-percent:0;mso-height-percent:0;mso-width-relative:page;mso-height-relative:page;v-text-anchor:top" o:gfxdata="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" filled="f" stroked="f">
-                <v:textbox inset="0,1mm,0,0">
+              <v:shape w14:anchorId="6C88B05E" id="CC" o:spid="_x0000_s1032" type="#_x0000_t202" style="position:absolute;left:0;text-align:left;margin-left:172.75pt;margin-top:117.95pt;width:81.05pt;height:51.75pt;z-index:251692032;visibility:visible;mso-wrap-style:square;mso-width-percent:0;mso-height-percent:0;mso-wrap-distance-left:9pt;mso-wrap-distance-top:3.6pt;mso-wrap-distance-right:9pt;mso-wrap-distance-bottom:3.6pt;mso-position-horizontal:absolute;mso-position-horizontal-relative:text;mso-position-vertical:absolute;mso-position-vertical-relative:text;mso-width-percent:0;mso-height-percent:0;mso-width-relative:margin;mso-height-relative:margin;v-text-anchor:top" o:gfxdata="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" filled="f" stroked="f">
+                <v:textbox inset="0,0,0,0">
                   <w:txbxContent>
                     <w:p>
                       <w:pPr>
-                        <w:adjustRightInd w:val="0"/>
-                        <w:snapToGrid w:val="0"/>
                         <w:jc w:val="center"/>
                         <w:rPr>
-                          <w:rFonts w:eastAsia="华文楷体"/>
-                          <w:bCs/>
-                          <w:sz w:val="28"/>
+                          <w:rFonts w:ascii="华文楷体" w:eastAsia="华文楷体" w:hAnsi="华文楷体" w:hint="eastAsia"/>
+                          <w:sz w:val="28"/>
+                          <w:szCs w:val="28"/>
                         </w:rPr>
                       </w:pPr>
                       <w:r>
                         <w:rPr>
-                          <w:rFonts w:eastAsia="华文楷体"/>
-                          <w:bCs/>
-                          <w:sz w:val="28"/>
-                        </w:rPr>
-                        <w:fldChar w:fldCharType="begin"/>
-                      </w:r>
-                      <w:r>
-                        <w:rPr>
-                          <w:rFonts w:eastAsia="华文楷体"/>
-                          <w:bCs/>
-                          <w:sz w:val="28"/>
-                        </w:rPr>
-                        <w:instrText xml:space="preserve"> MERGEFIELD "xz</w:instrText>
-                      </w:r>
-                      <w:r>
-                        <w:rPr>
-                          <w:rFonts w:eastAsia="华文楷体"/>
-                          <w:bCs/>
-                          <w:sz w:val="28"/>
-                        </w:rPr>
-                        <w:instrText>打印</w:instrText>
-                      </w:r>
-                      <w:r>
-                        <w:rPr>
-                          <w:rFonts w:eastAsia="华文楷体"/>
-                          <w:bCs/>
-                          <w:sz w:val="28"/>
-                        </w:rPr>
-                        <w:instrText xml:space="preserve">" </w:instrText>
-                      </w:r>
-                      <w:r>
-                        <w:rPr>
-                          <w:rFonts w:eastAsia="华文楷体"/>
-                          <w:bCs/>
-                          <w:sz w:val="28"/>
-                        </w:rPr>
-                        <w:fldChar w:fldCharType="separate"/>
-                      </w:r>
-                      <w:r>
-                        <w:rPr>
-                          <w:rFonts w:eastAsia="华文楷体"/>
-                          <w:bCs/>
-                          <w:sz w:val="28"/>
-                        </w:rPr>
-                        <w:t>四</w:t>
-                      </w:r>
-                      <w:r>
-                        <w:rPr>
-                          <w:rFonts w:eastAsia="华文楷体"/>
-                          <w:bCs/>
-                          <w:sz w:val="28"/>
-                        </w:rPr>
-                        <w:fldChar w:fldCharType="end"/>
+                          <w:rFonts w:ascii="华文楷体" w:eastAsia="华文楷体" w:hAnsi="华文楷体" w:hint="eastAsia"/>
+                          <w:sz w:val="28"/>
+                          <w:szCs w:val="28"/>
+                        </w:rPr>
+                        <w:t>[</w:t>
+                      </w:r>
+                      <w:r>
+                        <w:rPr>
+                          <w:rFonts w:ascii="华文楷体" w:eastAsia="华文楷体" w:hAnsi="华文楷体" w:hint="eastAsia"/>
+                          <w:sz w:val="28"/>
+                          <w:szCs w:val="28"/>
+                        </w:rPr>
+                        <w:t>CC</w:t>
+                      </w:r>
+                      <w:r>
+                        <w:rPr>
+                          <w:rFonts w:ascii="华文楷体" w:eastAsia="华文楷体" w:hAnsi="华文楷体" w:hint="eastAsia"/>
+                          <w:sz w:val="28"/>
+                          <w:szCs w:val="28"/>
+                        </w:rPr>
+                        <w:t>]</w:t>
                       </w:r>
                     </w:p>
                   </w:txbxContent>
                 </v:textbox>
-                <w10:wrap anchorx="page" anchory="page"/>
               </v:shape>
             </w:pict>
           </mc:Fallback>
@@ -1556,28 +1167,27 @@
       </w:r>
       <w:r>
         <w:rPr>
-          <w:rFonts w:ascii="方正小标宋简体" w:eastAsia="方正小标宋简体" w:hint="eastAsia"/>
+          <w:rFonts w:ascii="方正小标宋简体" w:eastAsia="方正小标宋简体"/>
           <w:noProof/>
           <w:sz w:val="36"/>
           <w:szCs w:val="36"/>
           <w:bdr w:val="single" w:sz="4" w:space="0" w:color="auto"/>
-          <w:lang w:val="en-US" w:eastAsia="zh-CN"/>
         </w:rPr>
         <mc:AlternateContent>
           <mc:Choice Requires="wps">
             <w:drawing>
-              <wp:anchor distT="0" distB="0" distL="114300" distR="114300" simplePos="0" relativeHeight="251664384" behindDoc="0" locked="0" layoutInCell="1" allowOverlap="1" wp14:anchorId="21B3000A" wp14:editId="6D602192">
+              <wp:anchor distT="45720" distB="45720" distL="114300" distR="114300" simplePos="0" relativeHeight="251689984" behindDoc="0" locked="0" layoutInCell="1" allowOverlap="1" wp14:anchorId="5FCCD509" wp14:editId="6A363FDC">
                 <wp:simplePos x="0" y="0"/>
-                <wp:positionH relativeFrom="page">
-                  <wp:posOffset>1363980</wp:posOffset>
+                <wp:positionH relativeFrom="column">
+                  <wp:posOffset>1114425</wp:posOffset>
                 </wp:positionH>
-                <wp:positionV relativeFrom="page">
-                  <wp:posOffset>3246120</wp:posOffset>
+                <wp:positionV relativeFrom="paragraph">
+                  <wp:posOffset>1497965</wp:posOffset>
                 </wp:positionV>
-                <wp:extent cx="800100" cy="297180"/>
-                <wp:effectExtent l="1905" t="0" r="0" b="0"/>
+                <wp:extent cx="447675" cy="359410"/>
+                <wp:effectExtent l="0" t="0" r="9525" b="2540"/>
                 <wp:wrapNone/>
-                <wp:docPr id="46530437" name="文本框 18"/>
+                <wp:docPr id="11873618" name="XZ"/>
                 <wp:cNvGraphicFramePr>
                   <a:graphicFrameLocks xmlns:a="http://schemas.openxmlformats.org/drawingml/2006/main"/>
                 </wp:cNvGraphicFramePr>
@@ -1590,101 +1200,67 @@
                       <wps:spPr bwMode="auto">
                         <a:xfrm>
                           <a:off x="0" y="0"/>
-                          <a:ext cx="800100" cy="297180"/>
+                          <a:ext cx="447675" cy="359410"/>
                         </a:xfrm>
                         <a:prstGeom prst="rect">
                           <a:avLst/>
                         </a:prstGeom>
                         <a:noFill/>
-                        <a:ln>
+                        <a:ln w="9525">
                           <a:noFill/>
+                          <a:miter lim="800000"/>
+                          <a:headEnd/>
+                          <a:tailEnd/>
                         </a:ln>
-                        <a:extLst>
-                          <a:ext uri="{909E8E84-426E-40DD-AFC4-6F175D3DCCD1}">
-                            <a14:hiddenFill xmlns:a14="http://schemas.microsoft.com/office/drawing/2010/main">
-                              <a:solidFill>
-                                <a:srgbClr val="FFFFFF"/>
-                              </a:solidFill>
-                            </a14:hiddenFill>
-                          </a:ext>
-                          <a:ext uri="{91240B29-F687-4F45-9708-019B960494DF}">
-                            <a14:hiddenLine xmlns:a14="http://schemas.microsoft.com/office/drawing/2010/main" w="9525" cmpd="sng">
-                              <a:solidFill>
-                                <a:srgbClr val="000000"/>
-                              </a:solidFill>
-                              <a:miter lim="800000"/>
-                              <a:headEnd/>
-                              <a:tailEnd/>
-                            </a14:hiddenLine>
-                          </a:ext>
-                        </a:extLst>
                       </wps:spPr>
                       <wps:txbx>
                         <w:txbxContent>
                           <w:p>
                             <w:pPr>
-                              <w:adjustRightInd w:val="0"/>
-                              <w:snapToGrid w:val="0"/>
                               <w:jc w:val="center"/>
                               <w:rPr>
-                                <w:rFonts w:eastAsia="华文楷体"/>
-                                <w:bCs/>
-                                <w:sz w:val="28"/>
+                                <w:rFonts w:ascii="华文楷体" w:eastAsia="华文楷体" w:hAnsi="华文楷体" w:hint="eastAsia"/>
+                                <w:sz w:val="28"/>
+                                <w:szCs w:val="28"/>
                               </w:rPr>
                             </w:pPr>
                             <w:r>
                               <w:rPr>
-                                <w:rFonts w:eastAsia="华文楷体"/>
-                                <w:bCs/>
-                                <w:sz w:val="28"/>
-                              </w:rPr>
-                              <w:fldChar w:fldCharType="begin"/>
-                            </w:r>
-                            <w:r>
-                              <w:rPr>
-                                <w:rFonts w:eastAsia="华文楷体"/>
-                                <w:bCs/>
-                                <w:sz w:val="28"/>
-                              </w:rPr>
-                              <w:instrText xml:space="preserve"> MERGEFIELD rxy </w:instrText>
-                            </w:r>
-                            <w:r>
-                              <w:rPr>
-                                <w:rFonts w:eastAsia="华文楷体"/>
-                                <w:bCs/>
-                                <w:sz w:val="28"/>
-                              </w:rPr>
-                              <w:fldChar w:fldCharType="separate"/>
-                            </w:r>
-                            <w:r>
-                              <w:rPr>
-                                <w:rFonts w:eastAsia="华文楷体"/>
-                                <w:bCs/>
-                                <w:sz w:val="28"/>
-                              </w:rPr>
-                              <w:t>10</w:t>
-                            </w:r>
-                            <w:r>
-                              <w:rPr>
-                                <w:rFonts w:eastAsia="华文楷体"/>
-                                <w:bCs/>
-                                <w:sz w:val="28"/>
-                              </w:rPr>
-                              <w:fldChar w:fldCharType="end"/>
+                                <w:rFonts w:ascii="华文楷体" w:eastAsia="华文楷体" w:hAnsi="华文楷体" w:hint="eastAsia"/>
+                                <w:sz w:val="28"/>
+                                <w:szCs w:val="28"/>
+                              </w:rPr>
+                              <w:t>[X</w:t>
+                            </w:r>
+                            <w:r>
+                              <w:rPr>
+                                <w:rFonts w:ascii="华文楷体" w:eastAsia="华文楷体" w:hAnsi="华文楷体" w:hint="eastAsia"/>
+                                <w:sz w:val="28"/>
+                                <w:szCs w:val="28"/>
+                              </w:rPr>
+                              <w:t>Z</w:t>
+                            </w:r>
+                            <w:r>
+                              <w:rPr>
+                                <w:rFonts w:ascii="华文楷体" w:eastAsia="华文楷体" w:hAnsi="华文楷体" w:hint="eastAsia"/>
+                                <w:sz w:val="28"/>
+                                <w:szCs w:val="28"/>
+                              </w:rPr>
+                              <w:t>]</w:t>
                             </w:r>
                           </w:p>
                         </w:txbxContent>
                       </wps:txbx>
-                      <wps:bodyPr rot="0" vert="horz" wrap="square" lIns="0" tIns="0" rIns="0" bIns="0" anchor="t" anchorCtr="0" upright="1">
+                      <wps:bodyPr rot="0" vert="horz" wrap="square" lIns="0" tIns="0" rIns="0" bIns="0" anchor="t" anchorCtr="0">
                         <a:noAutofit/>
                       </wps:bodyPr>
                     </wps:wsp>
                   </a:graphicData>
                 </a:graphic>
-                <wp14:sizeRelH relativeFrom="page">
+                <wp14:sizeRelH relativeFrom="margin">
                   <wp14:pctWidth>0</wp14:pctWidth>
                 </wp14:sizeRelH>
-                <wp14:sizeRelV relativeFrom="page">
+                <wp14:sizeRelV relativeFrom="margin">
                   <wp14:pctHeight>0</wp14:pctHeight>
                 </wp14:sizeRelV>
               </wp:anchor>
@@ -1692,64 +1268,45 @@
           </mc:Choice>
           <mc:Fallback>
             <w:pict>
-              <v:shape w14:anchorId="21B3000A" id="文本框 18" o:spid="_x0000_s1033" type="#_x0000_t202" style="position:absolute;left:0;text-align:left;margin-left:107.4pt;margin-top:255.6pt;width:63pt;height:23.4pt;z-index:251664384;visibility:visible;mso-wrap-style:square;mso-width-percent:0;mso-height-percent:0;mso-wrap-distance-left:9pt;mso-wrap-distance-top:0;mso-wrap-distance-right:9pt;mso-wrap-distance-bottom:0;mso-position-horizontal:absolute;mso-position-horizontal-relative:page;mso-position-vertical:absolute;mso-position-vertical-relative:page;mso-width-percent:0;mso-height-percent:0;mso-width-relative:page;mso-height-relative:page;v-text-anchor:top" o:gfxdata="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" filled="f" stroked="f">
+              <v:shape w14:anchorId="5FCCD509" id="XZ" o:spid="_x0000_s1033" type="#_x0000_t202" style="position:absolute;left:0;text-align:left;margin-left:87.75pt;margin-top:117.95pt;width:35.25pt;height:28.3pt;z-index:251689984;visibility:visible;mso-wrap-style:square;mso-width-percent:0;mso-height-percent:0;mso-wrap-distance-left:9pt;mso-wrap-distance-top:3.6pt;mso-wrap-distance-right:9pt;mso-wrap-distance-bottom:3.6pt;mso-position-horizontal:absolute;mso-position-horizontal-relative:text;mso-position-vertical:absolute;mso-position-vertical-relative:text;mso-width-percent:0;mso-height-percent:0;mso-width-relative:margin;mso-height-relative:margin;v-text-anchor:top" o:gfxdata="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" filled="f" stroked="f">
                 <v:textbox inset="0,0,0,0">
                   <w:txbxContent>
                     <w:p>
                       <w:pPr>
-                        <w:adjustRightInd w:val="0"/>
-                        <w:snapToGrid w:val="0"/>
                         <w:jc w:val="center"/>
                         <w:rPr>
-                          <w:rFonts w:eastAsia="华文楷体"/>
-                          <w:bCs/>
-                          <w:sz w:val="28"/>
+                          <w:rFonts w:ascii="华文楷体" w:eastAsia="华文楷体" w:hAnsi="华文楷体" w:hint="eastAsia"/>
+                          <w:sz w:val="28"/>
+                          <w:szCs w:val="28"/>
                         </w:rPr>
                       </w:pPr>
                       <w:r>
                         <w:rPr>
-                          <w:rFonts w:eastAsia="华文楷体"/>
-                          <w:bCs/>
-                          <w:sz w:val="28"/>
-                        </w:rPr>
-                        <w:fldChar w:fldCharType="begin"/>
-                      </w:r>
-                      <w:r>
-                        <w:rPr>
-                          <w:rFonts w:eastAsia="华文楷体"/>
-                          <w:bCs/>
-                          <w:sz w:val="28"/>
-                        </w:rPr>
-                        <w:instrText xml:space="preserve"> MERGEFIELD rxy </w:instrText>
-                      </w:r>
-                      <w:r>
-                        <w:rPr>
-                          <w:rFonts w:eastAsia="华文楷体"/>
-                          <w:bCs/>
-                          <w:sz w:val="28"/>
-                        </w:rPr>
-                        <w:fldChar w:fldCharType="separate"/>
-                      </w:r>
-                      <w:r>
-                        <w:rPr>
-                          <w:rFonts w:eastAsia="华文楷体"/>
-                          <w:bCs/>
-                          <w:sz w:val="28"/>
-                        </w:rPr>
-                        <w:t>10</w:t>
-                      </w:r>
-                      <w:r>
-                        <w:rPr>
-                          <w:rFonts w:eastAsia="华文楷体"/>
-                          <w:bCs/>
-                          <w:sz w:val="28"/>
-                        </w:rPr>
-                        <w:fldChar w:fldCharType="end"/>
+                          <w:rFonts w:ascii="华文楷体" w:eastAsia="华文楷体" w:hAnsi="华文楷体" w:hint="eastAsia"/>
+                          <w:sz w:val="28"/>
+                          <w:szCs w:val="28"/>
+                        </w:rPr>
+                        <w:t>[X</w:t>
+                      </w:r>
+                      <w:r>
+                        <w:rPr>
+                          <w:rFonts w:ascii="华文楷体" w:eastAsia="华文楷体" w:hAnsi="华文楷体" w:hint="eastAsia"/>
+                          <w:sz w:val="28"/>
+                          <w:szCs w:val="28"/>
+                        </w:rPr>
+                        <w:t>Z</w:t>
+                      </w:r>
+                      <w:r>
+                        <w:rPr>
+                          <w:rFonts w:ascii="华文楷体" w:eastAsia="华文楷体" w:hAnsi="华文楷体" w:hint="eastAsia"/>
+                          <w:sz w:val="28"/>
+                          <w:szCs w:val="28"/>
+                        </w:rPr>
+                        <w:t>]</w:t>
                       </w:r>
                     </w:p>
                   </w:txbxContent>
                 </v:textbox>
-                <w10:wrap anchorx="page" anchory="page"/>
               </v:shape>
             </w:pict>
           </mc:Fallback>
@@ -1757,28 +1314,27 @@
       </w:r>
       <w:r>
         <w:rPr>
-          <w:rFonts w:ascii="方正小标宋简体" w:eastAsia="方正小标宋简体" w:hint="eastAsia"/>
+          <w:rFonts w:ascii="方正小标宋简体" w:eastAsia="方正小标宋简体"/>
           <w:noProof/>
           <w:sz w:val="36"/>
           <w:szCs w:val="36"/>
           <w:bdr w:val="single" w:sz="4" w:space="0" w:color="auto"/>
-          <w:lang w:val="en-US" w:eastAsia="zh-CN"/>
         </w:rPr>
         <mc:AlternateContent>
           <mc:Choice Requires="wps">
             <w:drawing>
-              <wp:anchor distT="0" distB="0" distL="114300" distR="114300" simplePos="0" relativeHeight="251657216" behindDoc="0" locked="0" layoutInCell="1" allowOverlap="1" wp14:anchorId="6B15544D" wp14:editId="565D9D63">
+              <wp:anchor distT="45720" distB="45720" distL="114300" distR="114300" simplePos="0" relativeHeight="251669504" behindDoc="0" locked="0" layoutInCell="1" allowOverlap="1" wp14:anchorId="3F3EEE60" wp14:editId="3E3CC7DE">
                 <wp:simplePos x="0" y="0"/>
-                <wp:positionH relativeFrom="page">
-                  <wp:posOffset>3307080</wp:posOffset>
+                <wp:positionH relativeFrom="column">
+                  <wp:posOffset>2838450</wp:posOffset>
                 </wp:positionH>
-                <wp:positionV relativeFrom="page">
-                  <wp:posOffset>3138170</wp:posOffset>
+                <wp:positionV relativeFrom="paragraph">
+                  <wp:posOffset>691515</wp:posOffset>
                 </wp:positionV>
-                <wp:extent cx="800100" cy="414655"/>
-                <wp:effectExtent l="1905" t="4445" r="0" b="0"/>
+                <wp:extent cx="447675" cy="359410"/>
+                <wp:effectExtent l="0" t="0" r="9525" b="2540"/>
                 <wp:wrapNone/>
-                <wp:docPr id="1962263735" name="文本框 10"/>
+                <wp:docPr id="1258069026" name="XB"/>
                 <wp:cNvGraphicFramePr>
                   <a:graphicFrameLocks xmlns:a="http://schemas.openxmlformats.org/drawingml/2006/main"/>
                 </wp:cNvGraphicFramePr>
@@ -1791,97 +1347,67 @@
                       <wps:spPr bwMode="auto">
                         <a:xfrm>
                           <a:off x="0" y="0"/>
-                          <a:ext cx="800100" cy="414655"/>
+                          <a:ext cx="447675" cy="359410"/>
                         </a:xfrm>
                         <a:prstGeom prst="rect">
                           <a:avLst/>
                         </a:prstGeom>
                         <a:noFill/>
-                        <a:ln>
+                        <a:ln w="9525">
                           <a:noFill/>
+                          <a:miter lim="800000"/>
+                          <a:headEnd/>
+                          <a:tailEnd/>
                         </a:ln>
-                        <a:extLst>
-                          <a:ext uri="{909E8E84-426E-40DD-AFC4-6F175D3DCCD1}">
-                            <a14:hiddenFill xmlns:a14="http://schemas.microsoft.com/office/drawing/2010/main">
-                              <a:solidFill>
-                                <a:srgbClr val="FFFFFF"/>
-                              </a:solidFill>
-                            </a14:hiddenFill>
-                          </a:ext>
-                          <a:ext uri="{91240B29-F687-4F45-9708-019B960494DF}">
-                            <a14:hiddenLine xmlns:a14="http://schemas.microsoft.com/office/drawing/2010/main" w="9525" cmpd="sng">
-                              <a:solidFill>
-                                <a:srgbClr val="000000"/>
-                              </a:solidFill>
-                              <a:miter lim="800000"/>
-                              <a:headEnd/>
-                              <a:tailEnd/>
-                            </a14:hiddenLine>
-                          </a:ext>
-                        </a:extLst>
                       </wps:spPr>
                       <wps:txbx>
                         <w:txbxContent>
                           <w:p>
                             <w:pPr>
-                              <w:ind w:firstLineChars="196" w:firstLine="549"/>
-                              <w:rPr>
-                                <w:rFonts w:eastAsia="华文楷体"/>
+                              <w:jc w:val="center"/>
+                              <w:rPr>
+                                <w:rFonts w:ascii="华文楷体" w:eastAsia="华文楷体" w:hAnsi="华文楷体" w:hint="eastAsia"/>
+                                <w:sz w:val="28"/>
+                                <w:szCs w:val="28"/>
                               </w:rPr>
                             </w:pPr>
                             <w:r>
                               <w:rPr>
-                                <w:rFonts w:eastAsia="华文楷体"/>
-                                <w:bCs/>
-                                <w:sz w:val="28"/>
-                              </w:rPr>
-                              <w:fldChar w:fldCharType="begin"/>
-                            </w:r>
-                            <w:r>
-                              <w:rPr>
-                                <w:rFonts w:eastAsia="华文楷体"/>
-                                <w:bCs/>
-                                <w:sz w:val="28"/>
-                              </w:rPr>
-                              <w:instrText xml:space="preserve"> MERGEFIELD byy </w:instrText>
-                            </w:r>
-                            <w:r>
-                              <w:rPr>
-                                <w:rFonts w:eastAsia="华文楷体"/>
-                                <w:bCs/>
-                                <w:sz w:val="28"/>
-                              </w:rPr>
-                              <w:fldChar w:fldCharType="separate"/>
-                            </w:r>
-                            <w:r>
-                              <w:rPr>
-                                <w:rFonts w:eastAsia="华文楷体"/>
-                                <w:bCs/>
-                                <w:sz w:val="28"/>
-                              </w:rPr>
-                              <w:t>9</w:t>
-                            </w:r>
-                            <w:r>
-                              <w:rPr>
-                                <w:rFonts w:eastAsia="华文楷体"/>
-                                <w:bCs/>
-                                <w:sz w:val="28"/>
-                              </w:rPr>
-                              <w:fldChar w:fldCharType="end"/>
+                                <w:rFonts w:ascii="华文楷体" w:eastAsia="华文楷体" w:hAnsi="华文楷体" w:hint="eastAsia"/>
+                                <w:sz w:val="28"/>
+                                <w:szCs w:val="28"/>
+                              </w:rPr>
+                              <w:t>[X</w:t>
+                            </w:r>
+                            <w:r>
+                              <w:rPr>
+                                <w:rFonts w:ascii="华文楷体" w:eastAsia="华文楷体" w:hAnsi="华文楷体" w:hint="eastAsia"/>
+                                <w:sz w:val="28"/>
+                                <w:szCs w:val="28"/>
+                              </w:rPr>
+                              <w:t>B</w:t>
+                            </w:r>
+                            <w:r>
+                              <w:rPr>
+                                <w:rFonts w:ascii="华文楷体" w:eastAsia="华文楷体" w:hAnsi="华文楷体" w:hint="eastAsia"/>
+                                <w:sz w:val="28"/>
+                                <w:szCs w:val="28"/>
+                              </w:rPr>
+                              <w:t>]</w:t>
                             </w:r>
                           </w:p>
                         </w:txbxContent>
                       </wps:txbx>
-                      <wps:bodyPr rot="0" vert="horz" wrap="square" lIns="0" tIns="0" rIns="0" bIns="0" anchor="t" anchorCtr="0" upright="1">
+                      <wps:bodyPr rot="0" vert="horz" wrap="square" lIns="0" tIns="0" rIns="0" bIns="0" anchor="t" anchorCtr="0">
                         <a:noAutofit/>
                       </wps:bodyPr>
                     </wps:wsp>
                   </a:graphicData>
                 </a:graphic>
-                <wp14:sizeRelH relativeFrom="page">
+                <wp14:sizeRelH relativeFrom="margin">
                   <wp14:pctWidth>0</wp14:pctWidth>
                 </wp14:sizeRelH>
-                <wp14:sizeRelV relativeFrom="page">
+                <wp14:sizeRelV relativeFrom="margin">
                   <wp14:pctHeight>0</wp14:pctHeight>
                 </wp14:sizeRelV>
               </wp:anchor>
@@ -1889,60 +1415,45 @@
           </mc:Choice>
           <mc:Fallback>
             <w:pict>
-              <v:shape w14:anchorId="6B15544D" id="文本框 10" o:spid="_x0000_s1034" type="#_x0000_t202" style="position:absolute;left:0;text-align:left;margin-left:260.4pt;margin-top:247.1pt;width:63pt;height:32.65pt;z-index:251657216;visibility:visible;mso-wrap-style:square;mso-width-percent:0;mso-height-percent:0;mso-wrap-distance-left:9pt;mso-wrap-distance-top:0;mso-wrap-distance-right:9pt;mso-wrap-distance-bottom:0;mso-position-horizontal:absolute;mso-position-horizontal-relative:page;mso-position-vertical:absolute;mso-position-vertical-relative:page;mso-width-percent:0;mso-height-percent:0;mso-width-relative:page;mso-height-relative:page;v-text-anchor:top" o:gfxdata="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" filled="f" stroked="f">
+              <v:shape w14:anchorId="3F3EEE60" id="XB" o:spid="_x0000_s1034" type="#_x0000_t202" style="position:absolute;left:0;text-align:left;margin-left:223.5pt;margin-top:54.45pt;width:35.25pt;height:28.3pt;z-index:251669504;visibility:visible;mso-wrap-style:square;mso-width-percent:0;mso-height-percent:0;mso-wrap-distance-left:9pt;mso-wrap-distance-top:3.6pt;mso-wrap-distance-right:9pt;mso-wrap-distance-bottom:3.6pt;mso-position-horizontal:absolute;mso-position-horizontal-relative:text;mso-position-vertical:absolute;mso-position-vertical-relative:text;mso-width-percent:0;mso-height-percent:0;mso-width-relative:margin;mso-height-relative:margin;v-text-anchor:top" o:gfxdata="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" filled="f" stroked="f">
                 <v:textbox inset="0,0,0,0">
                   <w:txbxContent>
                     <w:p>
                       <w:pPr>
-                        <w:ind w:firstLineChars="196" w:firstLine="549"/>
-                        <w:rPr>
-                          <w:rFonts w:eastAsia="华文楷体"/>
+                        <w:jc w:val="center"/>
+                        <w:rPr>
+                          <w:rFonts w:ascii="华文楷体" w:eastAsia="华文楷体" w:hAnsi="华文楷体" w:hint="eastAsia"/>
+                          <w:sz w:val="28"/>
+                          <w:szCs w:val="28"/>
                         </w:rPr>
                       </w:pPr>
                       <w:r>
                         <w:rPr>
-                          <w:rFonts w:eastAsia="华文楷体"/>
-                          <w:bCs/>
-                          <w:sz w:val="28"/>
-                        </w:rPr>
-                        <w:fldChar w:fldCharType="begin"/>
-                      </w:r>
-                      <w:r>
-                        <w:rPr>
-                          <w:rFonts w:eastAsia="华文楷体"/>
-                          <w:bCs/>
-                          <w:sz w:val="28"/>
-                        </w:rPr>
-                        <w:instrText xml:space="preserve"> MERGEFIELD byy </w:instrText>
-                      </w:r>
-                      <w:r>
-                        <w:rPr>
-                          <w:rFonts w:eastAsia="华文楷体"/>
-                          <w:bCs/>
-                          <w:sz w:val="28"/>
-                        </w:rPr>
-                        <w:fldChar w:fldCharType="separate"/>
-                      </w:r>
-                      <w:r>
-                        <w:rPr>
-                          <w:rFonts w:eastAsia="华文楷体"/>
-                          <w:bCs/>
-                          <w:sz w:val="28"/>
-                        </w:rPr>
-                        <w:t>9</w:t>
-                      </w:r>
-                      <w:r>
-                        <w:rPr>
-                          <w:rFonts w:eastAsia="华文楷体"/>
-                          <w:bCs/>
-                          <w:sz w:val="28"/>
-                        </w:rPr>
-                        <w:fldChar w:fldCharType="end"/>
+                          <w:rFonts w:ascii="华文楷体" w:eastAsia="华文楷体" w:hAnsi="华文楷体" w:hint="eastAsia"/>
+                          <w:sz w:val="28"/>
+                          <w:szCs w:val="28"/>
+                        </w:rPr>
+                        <w:t>[X</w:t>
+                      </w:r>
+                      <w:r>
+                        <w:rPr>
+                          <w:rFonts w:ascii="华文楷体" w:eastAsia="华文楷体" w:hAnsi="华文楷体" w:hint="eastAsia"/>
+                          <w:sz w:val="28"/>
+                          <w:szCs w:val="28"/>
+                        </w:rPr>
+                        <w:t>B</w:t>
+                      </w:r>
+                      <w:r>
+                        <w:rPr>
+                          <w:rFonts w:ascii="华文楷体" w:eastAsia="华文楷体" w:hAnsi="华文楷体" w:hint="eastAsia"/>
+                          <w:sz w:val="28"/>
+                          <w:szCs w:val="28"/>
+                        </w:rPr>
+                        <w:t>]</w:t>
                       </w:r>
                     </w:p>
                   </w:txbxContent>
                 </v:textbox>
-                <w10:wrap anchorx="page" anchory="page"/>
               </v:shape>
             </w:pict>
           </mc:Fallback>
@@ -1950,28 +1461,27 @@
       </w:r>
       <w:r>
         <w:rPr>
-          <w:rFonts w:ascii="方正小标宋简体" w:eastAsia="方正小标宋简体" w:hint="eastAsia"/>
+          <w:rFonts w:ascii="方正小标宋简体" w:eastAsia="方正小标宋简体"/>
           <w:noProof/>
           <w:sz w:val="36"/>
           <w:szCs w:val="36"/>
           <w:bdr w:val="single" w:sz="4" w:space="0" w:color="auto"/>
-          <w:lang w:val="en-US" w:eastAsia="zh-CN"/>
         </w:rPr>
         <mc:AlternateContent>
           <mc:Choice Requires="wps">
             <w:drawing>
-              <wp:anchor distT="0" distB="0" distL="114300" distR="114300" simplePos="0" relativeHeight="251656192" behindDoc="0" locked="0" layoutInCell="1" allowOverlap="1" wp14:anchorId="2C4FF18E" wp14:editId="2146C733">
+              <wp:anchor distT="45720" distB="45720" distL="114300" distR="114300" simplePos="0" relativeHeight="251685888" behindDoc="0" locked="0" layoutInCell="1" allowOverlap="1" wp14:anchorId="6895F125" wp14:editId="3CCC6D89">
                 <wp:simplePos x="0" y="0"/>
-                <wp:positionH relativeFrom="page">
-                  <wp:posOffset>2630170</wp:posOffset>
+                <wp:positionH relativeFrom="margin">
+                  <wp:posOffset>2376805</wp:posOffset>
                 </wp:positionH>
-                <wp:positionV relativeFrom="page">
-                  <wp:posOffset>3147060</wp:posOffset>
+                <wp:positionV relativeFrom="paragraph">
+                  <wp:posOffset>1075055</wp:posOffset>
                 </wp:positionV>
-                <wp:extent cx="448310" cy="297180"/>
-                <wp:effectExtent l="1270" t="3810" r="0" b="3810"/>
+                <wp:extent cx="799200" cy="360000"/>
+                <wp:effectExtent l="0" t="0" r="1270" b="2540"/>
                 <wp:wrapNone/>
-                <wp:docPr id="51676969" name="文本框 9"/>
+                <wp:docPr id="512721464" name="BYY"/>
                 <wp:cNvGraphicFramePr>
                   <a:graphicFrameLocks xmlns:a="http://schemas.openxmlformats.org/drawingml/2006/main"/>
                 </wp:cNvGraphicFramePr>
@@ -1984,96 +1494,67 @@
                       <wps:spPr bwMode="auto">
                         <a:xfrm>
                           <a:off x="0" y="0"/>
-                          <a:ext cx="448310" cy="297180"/>
+                          <a:ext cx="799200" cy="360000"/>
                         </a:xfrm>
                         <a:prstGeom prst="rect">
                           <a:avLst/>
                         </a:prstGeom>
                         <a:noFill/>
-                        <a:ln>
+                        <a:ln w="9525">
                           <a:noFill/>
+                          <a:miter lim="800000"/>
+                          <a:headEnd/>
+                          <a:tailEnd/>
                         </a:ln>
-                        <a:extLst>
-                          <a:ext uri="{909E8E84-426E-40DD-AFC4-6F175D3DCCD1}">
-                            <a14:hiddenFill xmlns:a14="http://schemas.microsoft.com/office/drawing/2010/main">
-                              <a:solidFill>
-                                <a:srgbClr val="FFFFFF"/>
-                              </a:solidFill>
-                            </a14:hiddenFill>
-                          </a:ext>
-                          <a:ext uri="{91240B29-F687-4F45-9708-019B960494DF}">
-                            <a14:hiddenLine xmlns:a14="http://schemas.microsoft.com/office/drawing/2010/main" w="9525" cmpd="sng">
-                              <a:solidFill>
-                                <a:srgbClr val="000000"/>
-                              </a:solidFill>
-                              <a:miter lim="800000"/>
-                              <a:headEnd/>
-                              <a:tailEnd/>
-                            </a14:hiddenLine>
-                          </a:ext>
-                        </a:extLst>
                       </wps:spPr>
                       <wps:txbx>
                         <w:txbxContent>
                           <w:p>
                             <w:pPr>
+                              <w:jc w:val="center"/>
                               <w:rPr>
                                 <w:rFonts w:eastAsia="华文楷体"/>
+                                <w:sz w:val="28"/>
+                                <w:szCs w:val="28"/>
                               </w:rPr>
                             </w:pPr>
                             <w:r>
                               <w:rPr>
                                 <w:rFonts w:eastAsia="华文楷体"/>
-                                <w:bCs/>
-                                <w:sz w:val="28"/>
-                              </w:rPr>
-                              <w:fldChar w:fldCharType="begin"/>
+                                <w:sz w:val="28"/>
+                                <w:szCs w:val="28"/>
+                              </w:rPr>
+                              <w:t>[</w:t>
+                            </w:r>
+                            <w:r>
+                              <w:rPr>
+                                <w:rFonts w:eastAsia="华文楷体" w:hint="eastAsia"/>
+                                <w:sz w:val="28"/>
+                                <w:szCs w:val="28"/>
+                              </w:rPr>
+                              <w:t>BYY</w:t>
                             </w:r>
                             <w:r>
                               <w:rPr>
                                 <w:rFonts w:eastAsia="华文楷体"/>
-                                <w:bCs/>
-                                <w:sz w:val="28"/>
-                              </w:rPr>
-                              <w:instrText xml:space="preserve"> MERGEFIELD byn </w:instrText>
-                            </w:r>
-                            <w:r>
-                              <w:rPr>
-                                <w:rFonts w:eastAsia="华文楷体"/>
-                                <w:bCs/>
-                                <w:sz w:val="28"/>
-                              </w:rPr>
-                              <w:fldChar w:fldCharType="separate"/>
-                            </w:r>
-                            <w:r>
-                              <w:rPr>
-                                <w:rFonts w:eastAsia="华文楷体"/>
-                                <w:bCs/>
-                                <w:sz w:val="28"/>
-                              </w:rPr>
-                              <w:t>2025</w:t>
-                            </w:r>
-                            <w:r>
-                              <w:rPr>
-                                <w:rFonts w:eastAsia="华文楷体"/>
-                                <w:bCs/>
-                                <w:sz w:val="28"/>
-                              </w:rPr>
-                              <w:fldChar w:fldCharType="end"/>
+                                <w:sz w:val="28"/>
+                                <w:szCs w:val="28"/>
+                              </w:rPr>
+                              <w:t>]</w:t>
                             </w:r>
                           </w:p>
                         </w:txbxContent>
                       </wps:txbx>
-                      <wps:bodyPr rot="0" vert="horz" wrap="square" lIns="0" tIns="0" rIns="0" bIns="0" anchor="t" anchorCtr="0" upright="1">
+                      <wps:bodyPr rot="0" vert="horz" wrap="square" lIns="0" tIns="0" rIns="0" bIns="0" anchor="t" anchorCtr="0">
                         <a:noAutofit/>
                       </wps:bodyPr>
                     </wps:wsp>
                   </a:graphicData>
                 </a:graphic>
-                <wp14:sizeRelH relativeFrom="page">
+                <wp14:sizeRelH relativeFrom="margin">
                   <wp14:pctWidth>0</wp14:pctWidth>
                 </wp14:sizeRelH>
-                <wp14:sizeRelV relativeFrom="page">
+                <wp14:sizeRelV relativeFrom="margin">
                   <wp14:pctHeight>0</wp14:pctHeight>
                 </wp14:sizeRelV>
               </wp:anchor>
@@ -2081,59 +1562,46 @@
           </mc:Choice>
           <mc:Fallback>
             <w:pict>
-              <v:shape w14:anchorId="2C4FF18E" id="文本框 9" o:spid="_x0000_s1035" type="#_x0000_t202" style="position:absolute;left:0;text-align:left;margin-left:207.1pt;margin-top:247.8pt;width:35.3pt;height:23.4pt;z-index:251656192;visibility:visible;mso-wrap-style:square;mso-width-percent:0;mso-height-percent:0;mso-wrap-distance-left:9pt;mso-wrap-distance-top:0;mso-wrap-distance-right:9pt;mso-wrap-distance-bottom:0;mso-position-horizontal:absolute;mso-position-horizontal-relative:page;mso-position-vertical:absolute;mso-position-vertical-relative:page;mso-width-percent:0;mso-height-percent:0;mso-width-relative:page;mso-height-relative:page;v-text-anchor:top" o:gfxdata="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" filled="f" stroked="f">
+              <v:shape w14:anchorId="6895F125" id="BYY" o:spid="_x0000_s1035" type="#_x0000_t202" style="position:absolute;left:0;text-align:left;margin-left:187.15pt;margin-top:84.65pt;width:62.95pt;height:28.35pt;z-index:251685888;visibility:visible;mso-wrap-style:square;mso-width-percent:0;mso-height-percent:0;mso-wrap-distance-left:9pt;mso-wrap-distance-top:3.6pt;mso-wrap-distance-right:9pt;mso-wrap-distance-bottom:3.6pt;mso-position-horizontal:absolute;mso-position-horizontal-relative:margin;mso-position-vertical:absolute;mso-position-vertical-relative:text;mso-width-percent:0;mso-height-percent:0;mso-width-relative:margin;mso-height-relative:margin;v-text-anchor:top" o:gfxdata="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" filled="f" stroked="f">
                 <v:textbox inset="0,0,0,0">
                   <w:txbxContent>
                     <w:p>
                       <w:pPr>
+                        <w:jc w:val="center"/>
                         <w:rPr>
                           <w:rFonts w:eastAsia="华文楷体"/>
+                          <w:sz w:val="28"/>
+                          <w:szCs w:val="28"/>
                         </w:rPr>
                       </w:pPr>
                       <w:r>
                         <w:rPr>
                           <w:rFonts w:eastAsia="华文楷体"/>
-                          <w:bCs/>
-                          <w:sz w:val="28"/>
-                        </w:rPr>
-                        <w:fldChar w:fldCharType="begin"/>
+                          <w:sz w:val="28"/>
+                          <w:szCs w:val="28"/>
+                        </w:rPr>
+                        <w:t>[</w:t>
+                      </w:r>
+                      <w:r>
+                        <w:rPr>
+                          <w:rFonts w:eastAsia="华文楷体" w:hint="eastAsia"/>
+                          <w:sz w:val="28"/>
+                          <w:szCs w:val="28"/>
+                        </w:rPr>
+                        <w:t>BYY</w:t>
                       </w:r>
                       <w:r>
                         <w:rPr>
                           <w:rFonts w:eastAsia="华文楷体"/>
-                          <w:bCs/>
-                          <w:sz w:val="28"/>
-                        </w:rPr>
-                        <w:instrText xml:space="preserve"> MERGEFIELD byn </w:instrText>
-                      </w:r>
-                      <w:r>
-                        <w:rPr>
-                          <w:rFonts w:eastAsia="华文楷体"/>
-                          <w:bCs/>
-                          <w:sz w:val="28"/>
-                        </w:rPr>
-                        <w:fldChar w:fldCharType="separate"/>
-                      </w:r>
-                      <w:r>
-                        <w:rPr>
-                          <w:rFonts w:eastAsia="华文楷体"/>
-                          <w:bCs/>
-                          <w:sz w:val="28"/>
-                        </w:rPr>
-                        <w:t>2025</w:t>
-                      </w:r>
-                      <w:r>
-                        <w:rPr>
-                          <w:rFonts w:eastAsia="华文楷体"/>
-                          <w:bCs/>
-                          <w:sz w:val="28"/>
-                        </w:rPr>
-                        <w:fldChar w:fldCharType="end"/>
+                          <w:sz w:val="28"/>
+                          <w:szCs w:val="28"/>
+                        </w:rPr>
+                        <w:t>]</w:t>
                       </w:r>
                     </w:p>
                   </w:txbxContent>
                 </v:textbox>
-                <w10:wrap anchorx="page" anchory="page"/>
+                <w10:wrap anchorx="margin"/>
               </v:shape>
             </w:pict>
           </mc:Fallback>
@@ -2141,28 +1609,27 @@
       </w:r>
       <w:r>
         <w:rPr>
-          <w:rFonts w:ascii="方正小标宋简体" w:eastAsia="方正小标宋简体" w:hint="eastAsia"/>
+          <w:rFonts w:ascii="方正小标宋简体" w:eastAsia="方正小标宋简体"/>
           <w:noProof/>
           <w:sz w:val="36"/>
           <w:szCs w:val="36"/>
           <w:bdr w:val="single" w:sz="4" w:space="0" w:color="auto"/>
-          <w:lang w:val="en-US" w:eastAsia="zh-CN"/>
         </w:rPr>
         <mc:AlternateContent>
           <mc:Choice Requires="wps">
             <w:drawing>
-              <wp:anchor distT="0" distB="0" distL="114300" distR="114300" simplePos="0" relativeHeight="251658240" behindDoc="0" locked="0" layoutInCell="1" allowOverlap="1" wp14:anchorId="11F29780" wp14:editId="5B63A7EC">
+              <wp:anchor distT="45720" distB="45720" distL="114300" distR="114300" simplePos="0" relativeHeight="251683840" behindDoc="0" locked="0" layoutInCell="1" allowOverlap="1" wp14:anchorId="1CFF8DD4" wp14:editId="0992EB1A">
                 <wp:simplePos x="0" y="0"/>
-                <wp:positionH relativeFrom="page">
-                  <wp:posOffset>4653915</wp:posOffset>
+                <wp:positionH relativeFrom="column">
+                  <wp:posOffset>1485900</wp:posOffset>
                 </wp:positionH>
-                <wp:positionV relativeFrom="page">
-                  <wp:posOffset>3162300</wp:posOffset>
+                <wp:positionV relativeFrom="paragraph">
+                  <wp:posOffset>1070610</wp:posOffset>
                 </wp:positionV>
-                <wp:extent cx="3613785" cy="435610"/>
-                <wp:effectExtent l="0" t="0" r="0" b="2540"/>
+                <wp:extent cx="799200" cy="360000"/>
+                <wp:effectExtent l="0" t="0" r="1270" b="2540"/>
                 <wp:wrapNone/>
-                <wp:docPr id="1209657171" name="文本框 11"/>
+                <wp:docPr id="1743896094" name="BYN"/>
                 <wp:cNvGraphicFramePr>
                   <a:graphicFrameLocks xmlns:a="http://schemas.openxmlformats.org/drawingml/2006/main"/>
                 </wp:cNvGraphicFramePr>
@@ -2175,101 +1642,67 @@
                       <wps:spPr bwMode="auto">
                         <a:xfrm>
                           <a:off x="0" y="0"/>
-                          <a:ext cx="3613785" cy="435610"/>
+                          <a:ext cx="799200" cy="360000"/>
                         </a:xfrm>
                         <a:prstGeom prst="rect">
                           <a:avLst/>
                         </a:prstGeom>
                         <a:noFill/>
-                        <a:ln>
+                        <a:ln w="9525">
                           <a:noFill/>
+                          <a:miter lim="800000"/>
+                          <a:headEnd/>
+                          <a:tailEnd/>
                         </a:ln>
-                        <a:extLst>
-                          <a:ext uri="{909E8E84-426E-40DD-AFC4-6F175D3DCCD1}">
-                            <a14:hiddenFill xmlns:a14="http://schemas.microsoft.com/office/drawing/2010/main">
-                              <a:solidFill>
-                                <a:srgbClr val="FFFFFF"/>
-                              </a:solidFill>
-                            </a14:hiddenFill>
-                          </a:ext>
-                          <a:ext uri="{91240B29-F687-4F45-9708-019B960494DF}">
-                            <a14:hiddenLine xmlns:a14="http://schemas.microsoft.com/office/drawing/2010/main" w="9525" cmpd="sng">
-                              <a:solidFill>
-                                <a:srgbClr val="000000"/>
-                              </a:solidFill>
-                              <a:miter lim="800000"/>
-                              <a:headEnd/>
-                              <a:tailEnd/>
-                            </a14:hiddenLine>
-                          </a:ext>
-                        </a:extLst>
                       </wps:spPr>
                       <wps:txbx>
                         <w:txbxContent>
                           <w:p>
                             <w:pPr>
-                              <w:adjustRightInd w:val="0"/>
-                              <w:snapToGrid w:val="0"/>
                               <w:jc w:val="center"/>
                               <w:rPr>
+                                <w:rFonts w:eastAsia="华文楷体"/>
+                                <w:sz w:val="28"/>
+                                <w:szCs w:val="28"/>
+                              </w:rPr>
+                            </w:pPr>
+                            <w:r>
+                              <w:rPr>
+                                <w:rFonts w:eastAsia="华文楷体"/>
+                                <w:sz w:val="28"/>
+                                <w:szCs w:val="28"/>
+                              </w:rPr>
+                              <w:t>[</w:t>
+                            </w:r>
+                            <w:r>
+                              <w:rPr>
                                 <w:rFonts w:eastAsia="华文楷体" w:hint="eastAsia"/>
-                                <w:bCs/>
-                                <w:sz w:val="28"/>
-                              </w:rPr>
-                            </w:pPr>
-                            <w:r>
-                              <w:rPr>
-                                <w:rFonts w:eastAsia="华文楷体" w:hint="eastAsia"/>
-                                <w:bCs/>
-                                <w:sz w:val="28"/>
-                              </w:rPr>
-                              <w:fldChar w:fldCharType="begin"/>
-                            </w:r>
-                            <w:r>
-                              <w:rPr>
-                                <w:rFonts w:eastAsia="华文楷体" w:hint="eastAsia"/>
-                                <w:bCs/>
-                                <w:sz w:val="28"/>
-                              </w:rPr>
-                              <w:instrText xml:space="preserve"> MERGEFIELD "ZYMC" </w:instrText>
-                            </w:r>
-                            <w:r>
-                              <w:rPr>
-                                <w:rFonts w:eastAsia="华文楷体" w:hint="eastAsia"/>
-                                <w:bCs/>
-                                <w:sz w:val="28"/>
-                              </w:rPr>
-                              <w:fldChar w:fldCharType="separate"/>
-                            </w:r>
-                            <w:r>
-                              <w:rPr>
-                                <w:rFonts w:eastAsia="华文楷体" w:hint="eastAsia"/>
-                                <w:bCs/>
-                                <w:sz w:val="28"/>
-                              </w:rPr>
-                              <w:t>通信工程</w:t>
-                            </w:r>
-                            <w:r>
-                              <w:rPr>
-                                <w:rFonts w:eastAsia="华文楷体" w:hint="eastAsia"/>
-                                <w:bCs/>
-                                <w:sz w:val="28"/>
-                              </w:rPr>
-                              <w:fldChar w:fldCharType="end"/>
+                                <w:sz w:val="28"/>
+                                <w:szCs w:val="28"/>
+                              </w:rPr>
+                              <w:t>BYN</w:t>
+                            </w:r>
+                            <w:r>
+                              <w:rPr>
+                                <w:rFonts w:eastAsia="华文楷体"/>
+                                <w:sz w:val="28"/>
+                                <w:szCs w:val="28"/>
+                              </w:rPr>
+                              <w:t>]</w:t>
                             </w:r>
                           </w:p>
                         </w:txbxContent>
                       </wps:txbx>
-                      <wps:bodyPr rot="0" vert="horz" wrap="square" lIns="0" tIns="108000" rIns="0" bIns="0" anchor="t" anchorCtr="0" upright="1">
+                      <wps:bodyPr rot="0" vert="horz" wrap="square" lIns="0" tIns="0" rIns="0" bIns="0" anchor="t" anchorCtr="0">
                         <a:noAutofit/>
                       </wps:bodyPr>
                     </wps:wsp>
                   </a:graphicData>
                 </a:graphic>
-                <wp14:sizeRelH relativeFrom="page">
+                <wp14:sizeRelH relativeFrom="margin">
                   <wp14:pctWidth>0</wp14:pctWidth>
                 </wp14:sizeRelH>
-                <wp14:sizeRelV relativeFrom="page">
+                <wp14:sizeRelV relativeFrom="margin">
                   <wp14:pctHeight>0</wp14:pctHeight>
                 </wp14:sizeRelV>
               </wp:anchor>
@@ -2277,64 +1710,45 @@
           </mc:Choice>
           <mc:Fallback>
             <w:pict>
-              <v:shape w14:anchorId="11F29780" id="文本框 11" o:spid="_x0000_s1036" type="#_x0000_t202" style="position:absolute;left:0;text-align:left;margin-left:366.45pt;margin-top:249pt;width:284.55pt;height:34.3pt;z-index:251658240;visibility:visible;mso-wrap-style:square;mso-width-percent:0;mso-height-percent:0;mso-wrap-distance-left:9pt;mso-wrap-distance-top:0;mso-wrap-distance-right:9pt;mso-wrap-distance-bottom:0;mso-position-horizontal:absolute;mso-position-horizontal-relative:page;mso-position-vertical:absolute;mso-position-vertical-relative:page;mso-width-percent:0;mso-height-percent:0;mso-width-relative:page;mso-height-relative:page;v-text-anchor:top" o:gfxdata="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" filled="f" stroked="f">
-                <v:textbox inset="0,3mm,0,0">
+              <v:shape w14:anchorId="1CFF8DD4" id="BYN" o:spid="_x0000_s1036" type="#_x0000_t202" style="position:absolute;left:0;text-align:left;margin-left:117pt;margin-top:84.3pt;width:62.95pt;height:28.35pt;z-index:251683840;visibility:visible;mso-wrap-style:square;mso-width-percent:0;mso-height-percent:0;mso-wrap-distance-left:9pt;mso-wrap-distance-top:3.6pt;mso-wrap-distance-right:9pt;mso-wrap-distance-bottom:3.6pt;mso-position-horizontal:absolute;mso-position-horizontal-relative:text;mso-position-vertical:absolute;mso-position-vertical-relative:text;mso-width-percent:0;mso-height-percent:0;mso-width-relative:margin;mso-height-relative:margin;v-text-anchor:top" o:gfxdata="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" filled="f" stroked="f">
+                <v:textbox inset="0,0,0,0">
                   <w:txbxContent>
                     <w:p>
                       <w:pPr>
-                        <w:adjustRightInd w:val="0"/>
-                        <w:snapToGrid w:val="0"/>
                         <w:jc w:val="center"/>
                         <w:rPr>
+                          <w:rFonts w:eastAsia="华文楷体"/>
+                          <w:sz w:val="28"/>
+                          <w:szCs w:val="28"/>
+                        </w:rPr>
+                      </w:pPr>
+                      <w:r>
+                        <w:rPr>
+                          <w:rFonts w:eastAsia="华文楷体"/>
+                          <w:sz w:val="28"/>
+                          <w:szCs w:val="28"/>
+                        </w:rPr>
+                        <w:t>[</w:t>
+                      </w:r>
+                      <w:r>
+                        <w:rPr>
                           <w:rFonts w:eastAsia="华文楷体" w:hint="eastAsia"/>
-                          <w:bCs/>
-                          <w:sz w:val="28"/>
-                        </w:rPr>
-                      </w:pPr>
-                      <w:r>
-                        <w:rPr>
-                          <w:rFonts w:eastAsia="华文楷体" w:hint="eastAsia"/>
-                          <w:bCs/>
-                          <w:sz w:val="28"/>
-                        </w:rPr>
-                        <w:fldChar w:fldCharType="begin"/>
-                      </w:r>
-                      <w:r>
-                        <w:rPr>
-                          <w:rFonts w:eastAsia="华文楷体" w:hint="eastAsia"/>
-                          <w:bCs/>
-                          <w:sz w:val="28"/>
-                        </w:rPr>
-                        <w:instrText xml:space="preserve"> MERGEFIELD "ZYMC" </w:instrText>
-                      </w:r>
-                      <w:r>
-                        <w:rPr>
-                          <w:rFonts w:eastAsia="华文楷体" w:hint="eastAsia"/>
-                          <w:bCs/>
-                          <w:sz w:val="28"/>
-                        </w:rPr>
-                        <w:fldChar w:fldCharType="separate"/>
-                      </w:r>
-                      <w:r>
-                        <w:rPr>
-                          <w:rFonts w:eastAsia="华文楷体" w:hint="eastAsia"/>
-                          <w:bCs/>
-                          <w:sz w:val="28"/>
-                        </w:rPr>
-                        <w:t>通信工程</w:t>
-                      </w:r>
-                      <w:r>
-                        <w:rPr>
-                          <w:rFonts w:eastAsia="华文楷体" w:hint="eastAsia"/>
-                          <w:bCs/>
-                          <w:sz w:val="28"/>
-                        </w:rPr>
-                        <w:fldChar w:fldCharType="end"/>
+                          <w:sz w:val="28"/>
+                          <w:szCs w:val="28"/>
+                        </w:rPr>
+                        <w:t>BYN</w:t>
+                      </w:r>
+                      <w:r>
+                        <w:rPr>
+                          <w:rFonts w:eastAsia="华文楷体"/>
+                          <w:sz w:val="28"/>
+                          <w:szCs w:val="28"/>
+                        </w:rPr>
+                        <w:t>]</w:t>
                       </w:r>
                     </w:p>
                   </w:txbxContent>
                 </v:textbox>
-                <w10:wrap anchorx="page" anchory="page"/>
               </v:shape>
             </w:pict>
           </mc:Fallback>
@@ -2342,28 +1756,27 @@
       </w:r>
       <w:r>
         <w:rPr>
-          <w:rFonts w:ascii="方正小标宋简体" w:eastAsia="方正小标宋简体" w:hint="eastAsia"/>
+          <w:rFonts w:ascii="方正小标宋简体" w:eastAsia="方正小标宋简体"/>
           <w:noProof/>
           <w:sz w:val="36"/>
           <w:szCs w:val="36"/>
           <w:bdr w:val="single" w:sz="4" w:space="0" w:color="auto"/>
-          <w:lang w:val="en-US" w:eastAsia="zh-CN"/>
         </w:rPr>
         <mc:AlternateContent>
           <mc:Choice Requires="wps">
             <w:drawing>
-              <wp:anchor distT="0" distB="0" distL="114300" distR="114300" simplePos="0" relativeHeight="251651072" behindDoc="0" locked="0" layoutInCell="1" allowOverlap="1" wp14:anchorId="22AAC4D8" wp14:editId="1A34B521">
+              <wp:anchor distT="45720" distB="45720" distL="114300" distR="114300" simplePos="0" relativeHeight="251681792" behindDoc="0" locked="0" layoutInCell="1" allowOverlap="1" wp14:anchorId="65E8D896" wp14:editId="6451FF1D">
                 <wp:simplePos x="0" y="0"/>
-                <wp:positionH relativeFrom="page">
-                  <wp:posOffset>3581400</wp:posOffset>
+                <wp:positionH relativeFrom="column">
+                  <wp:posOffset>452755</wp:posOffset>
                 </wp:positionH>
-                <wp:positionV relativeFrom="page">
-                  <wp:posOffset>2753360</wp:posOffset>
+                <wp:positionV relativeFrom="paragraph">
+                  <wp:posOffset>1068070</wp:posOffset>
                 </wp:positionV>
-                <wp:extent cx="800100" cy="360045"/>
-                <wp:effectExtent l="0" t="635" r="0" b="1270"/>
+                <wp:extent cx="799200" cy="360000"/>
+                <wp:effectExtent l="0" t="0" r="1270" b="2540"/>
                 <wp:wrapNone/>
-                <wp:docPr id="2068451111" name="文本框 3"/>
+                <wp:docPr id="120066220" name="RXY"/>
                 <wp:cNvGraphicFramePr>
                   <a:graphicFrameLocks xmlns:a="http://schemas.openxmlformats.org/drawingml/2006/main"/>
                 </wp:cNvGraphicFramePr>
@@ -2376,101 +1789,67 @@
                       <wps:spPr bwMode="auto">
                         <a:xfrm>
                           <a:off x="0" y="0"/>
-                          <a:ext cx="800100" cy="360045"/>
+                          <a:ext cx="799200" cy="360000"/>
                         </a:xfrm>
                         <a:prstGeom prst="rect">
                           <a:avLst/>
                         </a:prstGeom>
                         <a:noFill/>
-                        <a:ln>
+                        <a:ln w="9525">
                           <a:noFill/>
+                          <a:miter lim="800000"/>
+                          <a:headEnd/>
+                          <a:tailEnd/>
                         </a:ln>
-                        <a:extLst>
-                          <a:ext uri="{909E8E84-426E-40DD-AFC4-6F175D3DCCD1}">
-                            <a14:hiddenFill xmlns:a14="http://schemas.microsoft.com/office/drawing/2010/main">
-                              <a:solidFill>
-                                <a:srgbClr val="FFFFFF"/>
-                              </a:solidFill>
-                            </a14:hiddenFill>
-                          </a:ext>
-                          <a:ext uri="{91240B29-F687-4F45-9708-019B960494DF}">
-                            <a14:hiddenLine xmlns:a14="http://schemas.microsoft.com/office/drawing/2010/main" w="9525" cmpd="sng">
-                              <a:solidFill>
-                                <a:srgbClr val="000000"/>
-                              </a:solidFill>
-                              <a:miter lim="800000"/>
-                              <a:headEnd/>
-                              <a:tailEnd/>
-                            </a14:hiddenLine>
-                          </a:ext>
-                        </a:extLst>
                       </wps:spPr>
                       <wps:txbx>
                         <w:txbxContent>
                           <w:p>
                             <w:pPr>
-                              <w:adjustRightInd w:val="0"/>
-                              <w:snapToGrid w:val="0"/>
                               <w:jc w:val="center"/>
                               <w:rPr>
                                 <w:rFonts w:eastAsia="华文楷体"/>
-                                <w:bCs/>
-                                <w:sz w:val="28"/>
+                                <w:sz w:val="28"/>
+                                <w:szCs w:val="28"/>
                               </w:rPr>
                             </w:pPr>
                             <w:r>
                               <w:rPr>
                                 <w:rFonts w:eastAsia="华文楷体"/>
-                                <w:bCs/>
-                                <w:sz w:val="28"/>
-                              </w:rPr>
-                              <w:fldChar w:fldCharType="begin"/>
+                                <w:sz w:val="28"/>
+                                <w:szCs w:val="28"/>
+                              </w:rPr>
+                              <w:t>[</w:t>
+                            </w:r>
+                            <w:r>
+                              <w:rPr>
+                                <w:rFonts w:eastAsia="华文楷体" w:hint="eastAsia"/>
+                                <w:sz w:val="28"/>
+                                <w:szCs w:val="28"/>
+                              </w:rPr>
+                              <w:t>RXY</w:t>
                             </w:r>
                             <w:r>
                               <w:rPr>
                                 <w:rFonts w:eastAsia="华文楷体"/>
-                                <w:bCs/>
-                                <w:sz w:val="28"/>
-                              </w:rPr>
-                              <w:instrText xml:space="preserve"> MERGEFIELD "XB" </w:instrText>
-                            </w:r>
-                            <w:r>
-                              <w:rPr>
-                                <w:rFonts w:eastAsia="华文楷体"/>
-                                <w:bCs/>
-                                <w:sz w:val="28"/>
-                              </w:rPr>
-                              <w:fldChar w:fldCharType="separate"/>
-                            </w:r>
-                            <w:r>
-                              <w:rPr>
-                                <w:rFonts w:eastAsia="华文楷体"/>
-                                <w:bCs/>
-                                <w:sz w:val="28"/>
-                              </w:rPr>
-                              <w:t>男</w:t>
-                            </w:r>
-                            <w:r>
-                              <w:rPr>
-                                <w:rFonts w:eastAsia="华文楷体"/>
-                                <w:bCs/>
-                                <w:sz w:val="28"/>
-                              </w:rPr>
-                              <w:fldChar w:fldCharType="end"/>
+                                <w:sz w:val="28"/>
+                                <w:szCs w:val="28"/>
+                              </w:rPr>
+                              <w:t>]</w:t>
                             </w:r>
                           </w:p>
                         </w:txbxContent>
                       </wps:txbx>
-                      <wps:bodyPr rot="0" vert="horz" wrap="square" lIns="0" tIns="75600" rIns="0" bIns="0" anchor="t" anchorCtr="0" upright="1">
+                      <wps:bodyPr rot="0" vert="horz" wrap="square" lIns="0" tIns="0" rIns="0" bIns="0" anchor="t" anchorCtr="0">
                         <a:noAutofit/>
                       </wps:bodyPr>
                     </wps:wsp>
                   </a:graphicData>
                 </a:graphic>
-                <wp14:sizeRelH relativeFrom="page">
+                <wp14:sizeRelH relativeFrom="margin">
                   <wp14:pctWidth>0</wp14:pctWidth>
                 </wp14:sizeRelH>
-                <wp14:sizeRelV relativeFrom="page">
+                <wp14:sizeRelV relativeFrom="margin">
                   <wp14:pctHeight>0</wp14:pctHeight>
                 </wp14:sizeRelV>
               </wp:anchor>
@@ -2478,64 +1857,45 @@
           </mc:Choice>
           <mc:Fallback>
             <w:pict>
-              <v:shape w14:anchorId="22AAC4D8" id="文本框 3" o:spid="_x0000_s1037" type="#_x0000_t202" style="position:absolute;left:0;text-align:left;margin-left:282pt;margin-top:216.8pt;width:63pt;height:28.35pt;z-index:251651072;visibility:visible;mso-wrap-style:square;mso-width-percent:0;mso-height-percent:0;mso-wrap-distance-left:9pt;mso-wrap-distance-top:0;mso-wrap-distance-right:9pt;mso-wrap-distance-bottom:0;mso-position-horizontal:absolute;mso-position-horizontal-relative:page;mso-position-vertical:absolute;mso-position-vertical-relative:page;mso-width-percent:0;mso-height-percent:0;mso-width-relative:page;mso-height-relative:page;v-text-anchor:top" o:gfxdata="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" filled="f" stroked="f">
-                <v:textbox inset="0,2.1mm,0,0">
+              <v:shape w14:anchorId="65E8D896" id="RXY" o:spid="_x0000_s1037" type="#_x0000_t202" style="position:absolute;left:0;text-align:left;margin-left:35.65pt;margin-top:84.1pt;width:62.95pt;height:28.35pt;z-index:251681792;visibility:visible;mso-wrap-style:square;mso-width-percent:0;mso-height-percent:0;mso-wrap-distance-left:9pt;mso-wrap-distance-top:3.6pt;mso-wrap-distance-right:9pt;mso-wrap-distance-bottom:3.6pt;mso-position-horizontal:absolute;mso-position-horizontal-relative:text;mso-position-vertical:absolute;mso-position-vertical-relative:text;mso-width-percent:0;mso-height-percent:0;mso-width-relative:margin;mso-height-relative:margin;v-text-anchor:top" o:gfxdata="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" filled="f" stroked="f">
+                <v:textbox inset="0,0,0,0">
                   <w:txbxContent>
                     <w:p>
                       <w:pPr>
-                        <w:adjustRightInd w:val="0"/>
-                        <w:snapToGrid w:val="0"/>
                         <w:jc w:val="center"/>
                         <w:rPr>
                           <w:rFonts w:eastAsia="华文楷体"/>
-                          <w:bCs/>
-                          <w:sz w:val="28"/>
+                          <w:sz w:val="28"/>
+                          <w:szCs w:val="28"/>
                         </w:rPr>
                       </w:pPr>
                       <w:r>
                         <w:rPr>
                           <w:rFonts w:eastAsia="华文楷体"/>
-                          <w:bCs/>
-                          <w:sz w:val="28"/>
-                        </w:rPr>
-                        <w:fldChar w:fldCharType="begin"/>
+                          <w:sz w:val="28"/>
+                          <w:szCs w:val="28"/>
+                        </w:rPr>
+                        <w:t>[</w:t>
+                      </w:r>
+                      <w:r>
+                        <w:rPr>
+                          <w:rFonts w:eastAsia="华文楷体" w:hint="eastAsia"/>
+                          <w:sz w:val="28"/>
+                          <w:szCs w:val="28"/>
+                        </w:rPr>
+                        <w:t>RXY</w:t>
                       </w:r>
                       <w:r>
                         <w:rPr>
                           <w:rFonts w:eastAsia="华文楷体"/>
-                          <w:bCs/>
-                          <w:sz w:val="28"/>
-                        </w:rPr>
-                        <w:instrText xml:space="preserve"> MERGEFIELD "XB" </w:instrText>
-                      </w:r>
-                      <w:r>
-                        <w:rPr>
-                          <w:rFonts w:eastAsia="华文楷体"/>
-                          <w:bCs/>
-                          <w:sz w:val="28"/>
-                        </w:rPr>
-                        <w:fldChar w:fldCharType="separate"/>
-                      </w:r>
-                      <w:r>
-                        <w:rPr>
-                          <w:rFonts w:eastAsia="华文楷体"/>
-                          <w:bCs/>
-                          <w:sz w:val="28"/>
-                        </w:rPr>
-                        <w:t>男</w:t>
-                      </w:r>
-                      <w:r>
-                        <w:rPr>
-                          <w:rFonts w:eastAsia="华文楷体"/>
-                          <w:bCs/>
-                          <w:sz w:val="28"/>
-                        </w:rPr>
-                        <w:fldChar w:fldCharType="end"/>
+                          <w:sz w:val="28"/>
+                          <w:szCs w:val="28"/>
+                        </w:rPr>
+                        <w:t>]</w:t>
                       </w:r>
                     </w:p>
                   </w:txbxContent>
                 </v:textbox>
-                <w10:wrap anchorx="page" anchory="page"/>
               </v:shape>
             </w:pict>
           </mc:Fallback>
@@ -2543,28 +1903,27 @@
       </w:r>
       <w:r>
         <w:rPr>
-          <w:rFonts w:ascii="方正小标宋简体" w:eastAsia="方正小标宋简体" w:hint="eastAsia"/>
+          <w:rFonts w:ascii="方正小标宋简体" w:eastAsia="方正小标宋简体"/>
           <w:noProof/>
           <w:sz w:val="36"/>
           <w:szCs w:val="36"/>
           <w:bdr w:val="single" w:sz="4" w:space="0" w:color="auto"/>
-          <w:lang w:val="en-US" w:eastAsia="zh-CN"/>
         </w:rPr>
         <mc:AlternateContent>
           <mc:Choice Requires="wps">
             <w:drawing>
-              <wp:anchor distT="0" distB="0" distL="114300" distR="114300" simplePos="0" relativeHeight="251655168" behindDoc="0" locked="0" layoutInCell="1" allowOverlap="1" wp14:anchorId="0C4E66EB" wp14:editId="251CD2C7">
+              <wp:anchor distT="45720" distB="45720" distL="114300" distR="114300" simplePos="0" relativeHeight="251679744" behindDoc="0" locked="0" layoutInCell="1" allowOverlap="1" wp14:anchorId="2AEFA4BB" wp14:editId="38B4DDFE">
                 <wp:simplePos x="0" y="0"/>
-                <wp:positionH relativeFrom="page">
-                  <wp:posOffset>7467600</wp:posOffset>
+                <wp:positionH relativeFrom="column">
+                  <wp:posOffset>6543675</wp:posOffset>
                 </wp:positionH>
-                <wp:positionV relativeFrom="page">
-                  <wp:posOffset>2781300</wp:posOffset>
+                <wp:positionV relativeFrom="paragraph">
+                  <wp:posOffset>689610</wp:posOffset>
                 </wp:positionV>
-                <wp:extent cx="800100" cy="360045"/>
-                <wp:effectExtent l="0" t="0" r="0" b="1905"/>
+                <wp:extent cx="799200" cy="360000"/>
+                <wp:effectExtent l="0" t="0" r="1270" b="2540"/>
                 <wp:wrapNone/>
-                <wp:docPr id="358221125" name="文本框 7"/>
+                <wp:docPr id="2032755819" name="RXN"/>
                 <wp:cNvGraphicFramePr>
                   <a:graphicFrameLocks xmlns:a="http://schemas.openxmlformats.org/drawingml/2006/main"/>
                 </wp:cNvGraphicFramePr>
@@ -2577,100 +1936,67 @@
                       <wps:spPr bwMode="auto">
                         <a:xfrm>
                           <a:off x="0" y="0"/>
-                          <a:ext cx="800100" cy="360045"/>
+                          <a:ext cx="799200" cy="360000"/>
                         </a:xfrm>
                         <a:prstGeom prst="rect">
                           <a:avLst/>
                         </a:prstGeom>
                         <a:noFill/>
-                        <a:ln>
+                        <a:ln w="9525">
                           <a:noFill/>
+                          <a:miter lim="800000"/>
+                          <a:headEnd/>
+                          <a:tailEnd/>
                         </a:ln>
-                        <a:extLst>
-                          <a:ext uri="{909E8E84-426E-40DD-AFC4-6F175D3DCCD1}">
-                            <a14:hiddenFill xmlns:a14="http://schemas.microsoft.com/office/drawing/2010/main">
-                              <a:solidFill>
-                                <a:srgbClr val="FFFFFF"/>
-                              </a:solidFill>
-                            </a14:hiddenFill>
-                          </a:ext>
-                          <a:ext uri="{91240B29-F687-4F45-9708-019B960494DF}">
-                            <a14:hiddenLine xmlns:a14="http://schemas.microsoft.com/office/drawing/2010/main" w="9525" cmpd="sng">
-                              <a:solidFill>
-                                <a:srgbClr val="000000"/>
-                              </a:solidFill>
-                              <a:miter lim="800000"/>
-                              <a:headEnd/>
-                              <a:tailEnd/>
-                            </a14:hiddenLine>
-                          </a:ext>
-                        </a:extLst>
                       </wps:spPr>
                       <wps:txbx>
                         <w:txbxContent>
                           <w:p>
                             <w:pPr>
-                              <w:adjustRightInd w:val="0"/>
-                              <w:snapToGrid w:val="0"/>
                               <w:jc w:val="center"/>
                               <w:rPr>
                                 <w:rFonts w:eastAsia="华文楷体"/>
-                                <w:bCs/>
+                                <w:sz w:val="28"/>
+                                <w:szCs w:val="28"/>
                               </w:rPr>
                             </w:pPr>
                             <w:r>
                               <w:rPr>
                                 <w:rFonts w:eastAsia="华文楷体"/>
-                                <w:bCs/>
-                                <w:sz w:val="28"/>
-                              </w:rPr>
-                              <w:fldChar w:fldCharType="begin"/>
+                                <w:sz w:val="28"/>
+                                <w:szCs w:val="28"/>
+                              </w:rPr>
+                              <w:t>[</w:t>
+                            </w:r>
+                            <w:r>
+                              <w:rPr>
+                                <w:rFonts w:eastAsia="华文楷体" w:hint="eastAsia"/>
+                                <w:sz w:val="28"/>
+                                <w:szCs w:val="28"/>
+                              </w:rPr>
+                              <w:t>RXN</w:t>
                             </w:r>
                             <w:r>
                               <w:rPr>
                                 <w:rFonts w:eastAsia="华文楷体"/>
-                                <w:bCs/>
-                                <w:sz w:val="28"/>
-                              </w:rPr>
-                              <w:instrText xml:space="preserve"> MERGEFIELD rxn </w:instrText>
-                            </w:r>
-                            <w:r>
-                              <w:rPr>
-                                <w:rFonts w:eastAsia="华文楷体"/>
-                                <w:bCs/>
-                                <w:sz w:val="28"/>
-                              </w:rPr>
-                              <w:fldChar w:fldCharType="separate"/>
-                            </w:r>
-                            <w:r>
-                              <w:rPr>
-                                <w:rFonts w:eastAsia="华文楷体"/>
-                                <w:bCs/>
-                                <w:sz w:val="28"/>
-                              </w:rPr>
-                              <w:t>2021</w:t>
-                            </w:r>
-                            <w:r>
-                              <w:rPr>
-                                <w:rFonts w:eastAsia="华文楷体"/>
-                                <w:bCs/>
-                                <w:sz w:val="28"/>
-                              </w:rPr>
-                              <w:fldChar w:fldCharType="end"/>
+                                <w:sz w:val="28"/>
+                                <w:szCs w:val="28"/>
+                              </w:rPr>
+                              <w:t>]</w:t>
                             </w:r>
                           </w:p>
                         </w:txbxContent>
                       </wps:txbx>
-                      <wps:bodyPr rot="0" vert="horz" wrap="square" lIns="0" tIns="75600" rIns="0" bIns="0" anchor="t" anchorCtr="0" upright="1">
+                      <wps:bodyPr rot="0" vert="horz" wrap="square" lIns="0" tIns="0" rIns="0" bIns="0" anchor="t" anchorCtr="0">
                         <a:noAutofit/>
                       </wps:bodyPr>
                     </wps:wsp>
                   </a:graphicData>
                 </a:graphic>
-                <wp14:sizeRelH relativeFrom="page">
+                <wp14:sizeRelH relativeFrom="margin">
                   <wp14:pctWidth>0</wp14:pctWidth>
                 </wp14:sizeRelH>
-                <wp14:sizeRelV relativeFrom="page">
+                <wp14:sizeRelV relativeFrom="margin">
                   <wp14:pctHeight>0</wp14:pctHeight>
                 </wp14:sizeRelV>
               </wp:anchor>
@@ -2678,63 +2004,45 @@
           </mc:Choice>
           <mc:Fallback>
             <w:pict>
-              <v:shape w14:anchorId="0C4E66EB" id="文本框 7" o:spid="_x0000_s1038" type="#_x0000_t202" style="position:absolute;left:0;text-align:left;margin-left:588pt;margin-top:219pt;width:63pt;height:28.35pt;z-index:251655168;visibility:visible;mso-wrap-style:square;mso-width-percent:0;mso-height-percent:0;mso-wrap-distance-left:9pt;mso-wrap-distance-top:0;mso-wrap-distance-right:9pt;mso-wrap-distance-bottom:0;mso-position-horizontal:absolute;mso-position-horizontal-relative:page;mso-position-vertical:absolute;mso-position-vertical-relative:page;mso-width-percent:0;mso-height-percent:0;mso-width-relative:page;mso-height-relative:page;v-text-anchor:top" o:gfxdata="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" filled="f" stroked="f">
-                <v:textbox inset="0,2.1mm,0,0">
+              <v:shape w14:anchorId="2AEFA4BB" id="RXN" o:spid="_x0000_s1038" type="#_x0000_t202" style="position:absolute;left:0;text-align:left;margin-left:515.25pt;margin-top:54.3pt;width:62.95pt;height:28.35pt;z-index:251679744;visibility:visible;mso-wrap-style:square;mso-width-percent:0;mso-height-percent:0;mso-wrap-distance-left:9pt;mso-wrap-distance-top:3.6pt;mso-wrap-distance-right:9pt;mso-wrap-distance-bottom:3.6pt;mso-position-horizontal:absolute;mso-position-horizontal-relative:text;mso-position-vertical:absolute;mso-position-vertical-relative:text;mso-width-percent:0;mso-height-percent:0;mso-width-relative:margin;mso-height-relative:margin;v-text-anchor:top" o:gfxdata="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" filled="f" stroked="f">
+                <v:textbox inset="0,0,0,0">
                   <w:txbxContent>
                     <w:p>
                       <w:pPr>
-                        <w:adjustRightInd w:val="0"/>
-                        <w:snapToGrid w:val="0"/>
                         <w:jc w:val="center"/>
                         <w:rPr>
                           <w:rFonts w:eastAsia="华文楷体"/>
-                          <w:bCs/>
+                          <w:sz w:val="28"/>
+                          <w:szCs w:val="28"/>
                         </w:rPr>
                       </w:pPr>
                       <w:r>
                         <w:rPr>
                           <w:rFonts w:eastAsia="华文楷体"/>
-                          <w:bCs/>
-                          <w:sz w:val="28"/>
-                        </w:rPr>
-                        <w:fldChar w:fldCharType="begin"/>
+                          <w:sz w:val="28"/>
+                          <w:szCs w:val="28"/>
+                        </w:rPr>
+                        <w:t>[</w:t>
+                      </w:r>
+                      <w:r>
+                        <w:rPr>
+                          <w:rFonts w:eastAsia="华文楷体" w:hint="eastAsia"/>
+                          <w:sz w:val="28"/>
+                          <w:szCs w:val="28"/>
+                        </w:rPr>
+                        <w:t>RXN</w:t>
                       </w:r>
                       <w:r>
                         <w:rPr>
                           <w:rFonts w:eastAsia="华文楷体"/>
-                          <w:bCs/>
-                          <w:sz w:val="28"/>
-                        </w:rPr>
-                        <w:instrText xml:space="preserve"> MERGEFIELD rxn </w:instrText>
-                      </w:r>
-                      <w:r>
-                        <w:rPr>
-                          <w:rFonts w:eastAsia="华文楷体"/>
-                          <w:bCs/>
-                          <w:sz w:val="28"/>
-                        </w:rPr>
-                        <w:fldChar w:fldCharType="separate"/>
-                      </w:r>
-                      <w:r>
-                        <w:rPr>
-                          <w:rFonts w:eastAsia="华文楷体"/>
-                          <w:bCs/>
-                          <w:sz w:val="28"/>
-                        </w:rPr>
-                        <w:t>2021</w:t>
-                      </w:r>
-                      <w:r>
-                        <w:rPr>
-                          <w:rFonts w:eastAsia="华文楷体"/>
-                          <w:bCs/>
-                          <w:sz w:val="28"/>
-                        </w:rPr>
-                        <w:fldChar w:fldCharType="end"/>
+                          <w:sz w:val="28"/>
+                          <w:szCs w:val="28"/>
+                        </w:rPr>
+                        <w:t>]</w:t>
                       </w:r>
                     </w:p>
                   </w:txbxContent>
                 </v:textbox>
-                <w10:wrap anchorx="page" anchory="page"/>
               </v:shape>
             </w:pict>
           </mc:Fallback>
@@ -2742,28 +2050,27 @@
       </w:r>
       <w:r>
         <w:rPr>
-          <w:rFonts w:ascii="方正小标宋简体" w:eastAsia="方正小标宋简体" w:hint="eastAsia"/>
+          <w:rFonts w:ascii="方正小标宋简体" w:eastAsia="方正小标宋简体"/>
           <w:noProof/>
           <w:sz w:val="36"/>
           <w:szCs w:val="36"/>
           <w:bdr w:val="single" w:sz="4" w:space="0" w:color="auto"/>
-          <w:lang w:val="en-US" w:eastAsia="zh-CN"/>
         </w:rPr>
         <mc:AlternateContent>
           <mc:Choice Requires="wps">
             <w:drawing>
-              <wp:anchor distT="0" distB="0" distL="114300" distR="114300" simplePos="0" relativeHeight="251654144" behindDoc="0" locked="0" layoutInCell="1" allowOverlap="1" wp14:anchorId="36CEEDAF" wp14:editId="198B00F1">
+              <wp:anchor distT="45720" distB="45720" distL="114300" distR="114300" simplePos="0" relativeHeight="251675648" behindDoc="0" locked="0" layoutInCell="1" allowOverlap="1" wp14:anchorId="10ABE596" wp14:editId="0DB526AE">
                 <wp:simplePos x="0" y="0"/>
-                <wp:positionH relativeFrom="page">
-                  <wp:posOffset>6210300</wp:posOffset>
+                <wp:positionH relativeFrom="column">
+                  <wp:posOffset>5105400</wp:posOffset>
                 </wp:positionH>
-                <wp:positionV relativeFrom="page">
-                  <wp:posOffset>2781300</wp:posOffset>
+                <wp:positionV relativeFrom="paragraph">
+                  <wp:posOffset>689610</wp:posOffset>
                 </wp:positionV>
-                <wp:extent cx="337820" cy="360045"/>
-                <wp:effectExtent l="0" t="0" r="0" b="1905"/>
+                <wp:extent cx="799200" cy="360000"/>
+                <wp:effectExtent l="0" t="0" r="1270" b="2540"/>
                 <wp:wrapNone/>
-                <wp:docPr id="1000178909" name="文本框 6"/>
+                <wp:docPr id="1815489251" name="CSR"/>
                 <wp:cNvGraphicFramePr>
                   <a:graphicFrameLocks xmlns:a="http://schemas.openxmlformats.org/drawingml/2006/main"/>
                 </wp:cNvGraphicFramePr>
@@ -2776,101 +2083,67 @@
                       <wps:spPr bwMode="auto">
                         <a:xfrm>
                           <a:off x="0" y="0"/>
-                          <a:ext cx="337820" cy="360045"/>
+                          <a:ext cx="799200" cy="360000"/>
                         </a:xfrm>
                         <a:prstGeom prst="rect">
                           <a:avLst/>
                         </a:prstGeom>
                         <a:noFill/>
-                        <a:ln>
+                        <a:ln w="9525">
                           <a:noFill/>
+                          <a:miter lim="800000"/>
+                          <a:headEnd/>
+                          <a:tailEnd/>
                         </a:ln>
-                        <a:extLst>
-                          <a:ext uri="{909E8E84-426E-40DD-AFC4-6F175D3DCCD1}">
-                            <a14:hiddenFill xmlns:a14="http://schemas.microsoft.com/office/drawing/2010/main">
-                              <a:solidFill>
-                                <a:srgbClr val="FFFFFF"/>
-                              </a:solidFill>
-                            </a14:hiddenFill>
-                          </a:ext>
-                          <a:ext uri="{91240B29-F687-4F45-9708-019B960494DF}">
-                            <a14:hiddenLine xmlns:a14="http://schemas.microsoft.com/office/drawing/2010/main" w="9525" cmpd="sng">
-                              <a:solidFill>
-                                <a:srgbClr val="000000"/>
-                              </a:solidFill>
-                              <a:miter lim="800000"/>
-                              <a:headEnd/>
-                              <a:tailEnd/>
-                            </a14:hiddenLine>
-                          </a:ext>
-                        </a:extLst>
                       </wps:spPr>
                       <wps:txbx>
                         <w:txbxContent>
                           <w:p>
                             <w:pPr>
-                              <w:adjustRightInd w:val="0"/>
-                              <w:snapToGrid w:val="0"/>
                               <w:jc w:val="center"/>
                               <w:rPr>
                                 <w:rFonts w:eastAsia="华文楷体"/>
-                                <w:bCs/>
-                                <w:sz w:val="28"/>
+                                <w:sz w:val="28"/>
+                                <w:szCs w:val="28"/>
                               </w:rPr>
                             </w:pPr>
                             <w:r>
                               <w:rPr>
                                 <w:rFonts w:eastAsia="华文楷体"/>
-                                <w:bCs/>
-                                <w:sz w:val="28"/>
-                              </w:rPr>
-                              <w:fldChar w:fldCharType="begin"/>
+                                <w:sz w:val="28"/>
+                                <w:szCs w:val="28"/>
+                              </w:rPr>
+                              <w:t>[</w:t>
+                            </w:r>
+                            <w:r>
+                              <w:rPr>
+                                <w:rFonts w:eastAsia="华文楷体" w:hint="eastAsia"/>
+                                <w:sz w:val="28"/>
+                                <w:szCs w:val="28"/>
+                              </w:rPr>
+                              <w:t>CSR</w:t>
                             </w:r>
                             <w:r>
                               <w:rPr>
                                 <w:rFonts w:eastAsia="华文楷体"/>
-                                <w:bCs/>
-                                <w:sz w:val="28"/>
-                              </w:rPr>
-                              <w:instrText xml:space="preserve"> MERGEFIELD csr </w:instrText>
-                            </w:r>
-                            <w:r>
-                              <w:rPr>
-                                <w:rFonts w:eastAsia="华文楷体"/>
-                                <w:bCs/>
-                                <w:sz w:val="28"/>
-                              </w:rPr>
-                              <w:fldChar w:fldCharType="separate"/>
-                            </w:r>
-                            <w:r>
-                              <w:rPr>
-                                <w:rFonts w:eastAsia="华文楷体"/>
-                                <w:bCs/>
-                                <w:sz w:val="28"/>
-                              </w:rPr>
-                              <w:t>9</w:t>
-                            </w:r>
-                            <w:r>
-                              <w:rPr>
-                                <w:rFonts w:eastAsia="华文楷体"/>
-                                <w:bCs/>
-                                <w:sz w:val="28"/>
-                              </w:rPr>
-                              <w:fldChar w:fldCharType="end"/>
+                                <w:sz w:val="28"/>
+                                <w:szCs w:val="28"/>
+                              </w:rPr>
+                              <w:t>]</w:t>
                             </w:r>
                           </w:p>
                         </w:txbxContent>
                       </wps:txbx>
-                      <wps:bodyPr rot="0" vert="horz" wrap="square" lIns="0" tIns="75600" rIns="0" bIns="0" anchor="t" anchorCtr="0" upright="1">
+                      <wps:bodyPr rot="0" vert="horz" wrap="square" lIns="0" tIns="0" rIns="0" bIns="0" anchor="t" anchorCtr="0">
                         <a:noAutofit/>
                       </wps:bodyPr>
                     </wps:wsp>
                   </a:graphicData>
                 </a:graphic>
-                <wp14:sizeRelH relativeFrom="page">
+                <wp14:sizeRelH relativeFrom="margin">
                   <wp14:pctWidth>0</wp14:pctWidth>
                 </wp14:sizeRelH>
-                <wp14:sizeRelV relativeFrom="page">
+                <wp14:sizeRelV relativeFrom="margin">
                   <wp14:pctHeight>0</wp14:pctHeight>
                 </wp14:sizeRelV>
               </wp:anchor>
@@ -2878,64 +2151,45 @@
           </mc:Choice>
           <mc:Fallback>
             <w:pict>
-              <v:shape w14:anchorId="36CEEDAF" id="文本框 6" o:spid="_x0000_s1039" type="#_x0000_t202" style="position:absolute;left:0;text-align:left;margin-left:489pt;margin-top:219pt;width:26.6pt;height:28.35pt;z-index:251654144;visibility:visible;mso-wrap-style:square;mso-width-percent:0;mso-height-percent:0;mso-wrap-distance-left:9pt;mso-wrap-distance-top:0;mso-wrap-distance-right:9pt;mso-wrap-distance-bottom:0;mso-position-horizontal:absolute;mso-position-horizontal-relative:page;mso-position-vertical:absolute;mso-position-vertical-relative:page;mso-width-percent:0;mso-height-percent:0;mso-width-relative:page;mso-height-relative:page;v-text-anchor:top" o:gfxdata="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" filled="f" stroked="f">
-                <v:textbox inset="0,2.1mm,0,0">
+              <v:shape w14:anchorId="10ABE596" id="CSR" o:spid="_x0000_s1039" type="#_x0000_t202" style="position:absolute;left:0;text-align:left;margin-left:402pt;margin-top:54.3pt;width:62.95pt;height:28.35pt;z-index:251675648;visibility:visible;mso-wrap-style:square;mso-width-percent:0;mso-height-percent:0;mso-wrap-distance-left:9pt;mso-wrap-distance-top:3.6pt;mso-wrap-distance-right:9pt;mso-wrap-distance-bottom:3.6pt;mso-position-horizontal:absolute;mso-position-horizontal-relative:text;mso-position-vertical:absolute;mso-position-vertical-relative:text;mso-width-percent:0;mso-height-percent:0;mso-width-relative:margin;mso-height-relative:margin;v-text-anchor:top" o:gfxdata="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" filled="f" stroked="f">
+                <v:textbox inset="0,0,0,0">
                   <w:txbxContent>
                     <w:p>
                       <w:pPr>
-                        <w:adjustRightInd w:val="0"/>
-                        <w:snapToGrid w:val="0"/>
                         <w:jc w:val="center"/>
                         <w:rPr>
                           <w:rFonts w:eastAsia="华文楷体"/>
-                          <w:bCs/>
-                          <w:sz w:val="28"/>
+                          <w:sz w:val="28"/>
+                          <w:szCs w:val="28"/>
                         </w:rPr>
                       </w:pPr>
                       <w:r>
                         <w:rPr>
                           <w:rFonts w:eastAsia="华文楷体"/>
-                          <w:bCs/>
-                          <w:sz w:val="28"/>
-                        </w:rPr>
-                        <w:fldChar w:fldCharType="begin"/>
+                          <w:sz w:val="28"/>
+                          <w:szCs w:val="28"/>
+                        </w:rPr>
+                        <w:t>[</w:t>
+                      </w:r>
+                      <w:r>
+                        <w:rPr>
+                          <w:rFonts w:eastAsia="华文楷体" w:hint="eastAsia"/>
+                          <w:sz w:val="28"/>
+                          <w:szCs w:val="28"/>
+                        </w:rPr>
+                        <w:t>CSR</w:t>
                       </w:r>
                       <w:r>
                         <w:rPr>
                           <w:rFonts w:eastAsia="华文楷体"/>
-                          <w:bCs/>
-                          <w:sz w:val="28"/>
-                        </w:rPr>
-                        <w:instrText xml:space="preserve"> MERGEFIELD csr </w:instrText>
-                      </w:r>
-                      <w:r>
-                        <w:rPr>
-                          <w:rFonts w:eastAsia="华文楷体"/>
-                          <w:bCs/>
-                          <w:sz w:val="28"/>
-                        </w:rPr>
-                        <w:fldChar w:fldCharType="separate"/>
-                      </w:r>
-                      <w:r>
-                        <w:rPr>
-                          <w:rFonts w:eastAsia="华文楷体"/>
-                          <w:bCs/>
-                          <w:sz w:val="28"/>
-                        </w:rPr>
-                        <w:t>9</w:t>
-                      </w:r>
-                      <w:r>
-                        <w:rPr>
-                          <w:rFonts w:eastAsia="华文楷体"/>
-                          <w:bCs/>
-                          <w:sz w:val="28"/>
-                        </w:rPr>
-                        <w:fldChar w:fldCharType="end"/>
+                          <w:sz w:val="28"/>
+                          <w:szCs w:val="28"/>
+                        </w:rPr>
+                        <w:t>]</w:t>
                       </w:r>
                     </w:p>
                   </w:txbxContent>
                 </v:textbox>
-                <w10:wrap anchorx="page" anchory="page"/>
               </v:shape>
             </w:pict>
           </mc:Fallback>
@@ -2943,28 +2197,27 @@
       </w:r>
       <w:r>
         <w:rPr>
-          <w:rFonts w:ascii="方正小标宋简体" w:eastAsia="方正小标宋简体" w:hint="eastAsia"/>
+          <w:rFonts w:ascii="方正小标宋简体" w:eastAsia="方正小标宋简体"/>
           <w:noProof/>
           <w:sz w:val="36"/>
           <w:szCs w:val="36"/>
           <w:bdr w:val="single" w:sz="4" w:space="0" w:color="auto"/>
-          <w:lang w:val="en-US" w:eastAsia="zh-CN"/>
         </w:rPr>
         <mc:AlternateContent>
           <mc:Choice Requires="wps">
             <w:drawing>
-              <wp:anchor distT="0" distB="0" distL="114300" distR="114300" simplePos="0" relativeHeight="251653120" behindDoc="0" locked="0" layoutInCell="1" allowOverlap="1" wp14:anchorId="3B8121C6" wp14:editId="08F210A4">
+              <wp:anchor distT="45720" distB="45720" distL="114300" distR="114300" simplePos="0" relativeHeight="251673600" behindDoc="0" locked="0" layoutInCell="1" allowOverlap="1" wp14:anchorId="49DC8E50" wp14:editId="799986AC">
                 <wp:simplePos x="0" y="0"/>
-                <wp:positionH relativeFrom="page">
-                  <wp:posOffset>5412105</wp:posOffset>
+                <wp:positionH relativeFrom="column">
+                  <wp:posOffset>4267200</wp:posOffset>
                 </wp:positionH>
-                <wp:positionV relativeFrom="page">
-                  <wp:posOffset>2781300</wp:posOffset>
+                <wp:positionV relativeFrom="paragraph">
+                  <wp:posOffset>688340</wp:posOffset>
                 </wp:positionV>
-                <wp:extent cx="348615" cy="360045"/>
-                <wp:effectExtent l="1905" t="0" r="1905" b="1905"/>
+                <wp:extent cx="799200" cy="360000"/>
+                <wp:effectExtent l="0" t="0" r="1270" b="2540"/>
                 <wp:wrapNone/>
-                <wp:docPr id="1571325692" name="文本框 5"/>
+                <wp:docPr id="649659717" name="CSY"/>
                 <wp:cNvGraphicFramePr>
                   <a:graphicFrameLocks xmlns:a="http://schemas.openxmlformats.org/drawingml/2006/main"/>
                 </wp:cNvGraphicFramePr>
@@ -2977,101 +2230,67 @@
                       <wps:spPr bwMode="auto">
                         <a:xfrm>
                           <a:off x="0" y="0"/>
-                          <a:ext cx="348615" cy="360045"/>
+                          <a:ext cx="799200" cy="360000"/>
                         </a:xfrm>
                         <a:prstGeom prst="rect">
                           <a:avLst/>
                         </a:prstGeom>
                         <a:noFill/>
-                        <a:ln>
+                        <a:ln w="9525">
                           <a:noFill/>
+                          <a:miter lim="800000"/>
+                          <a:headEnd/>
+                          <a:tailEnd/>
                         </a:ln>
-                        <a:extLst>
-                          <a:ext uri="{909E8E84-426E-40DD-AFC4-6F175D3DCCD1}">
-                            <a14:hiddenFill xmlns:a14="http://schemas.microsoft.com/office/drawing/2010/main">
-                              <a:solidFill>
-                                <a:srgbClr val="FFFFFF"/>
-                              </a:solidFill>
-                            </a14:hiddenFill>
-                          </a:ext>
-                          <a:ext uri="{91240B29-F687-4F45-9708-019B960494DF}">
-                            <a14:hiddenLine xmlns:a14="http://schemas.microsoft.com/office/drawing/2010/main" w="9525" cmpd="sng">
-                              <a:solidFill>
-                                <a:srgbClr val="000000"/>
-                              </a:solidFill>
-                              <a:miter lim="800000"/>
-                              <a:headEnd/>
-                              <a:tailEnd/>
-                            </a14:hiddenLine>
-                          </a:ext>
-                        </a:extLst>
                       </wps:spPr>
                       <wps:txbx>
                         <w:txbxContent>
                           <w:p>
                             <w:pPr>
-                              <w:adjustRightInd w:val="0"/>
-                              <w:snapToGrid w:val="0"/>
                               <w:jc w:val="center"/>
                               <w:rPr>
                                 <w:rFonts w:eastAsia="华文楷体"/>
-                                <w:bCs/>
-                                <w:sz w:val="28"/>
+                                <w:sz w:val="28"/>
+                                <w:szCs w:val="28"/>
                               </w:rPr>
                             </w:pPr>
                             <w:r>
                               <w:rPr>
                                 <w:rFonts w:eastAsia="华文楷体"/>
-                                <w:bCs/>
-                                <w:sz w:val="28"/>
-                              </w:rPr>
-                              <w:fldChar w:fldCharType="begin"/>
+                                <w:sz w:val="28"/>
+                                <w:szCs w:val="28"/>
+                              </w:rPr>
+                              <w:t>[</w:t>
+                            </w:r>
+                            <w:r>
+                              <w:rPr>
+                                <w:rFonts w:eastAsia="华文楷体" w:hint="eastAsia"/>
+                                <w:sz w:val="28"/>
+                                <w:szCs w:val="28"/>
+                              </w:rPr>
+                              <w:t>CSY</w:t>
                             </w:r>
                             <w:r>
                               <w:rPr>
                                 <w:rFonts w:eastAsia="华文楷体"/>
-                                <w:bCs/>
-                                <w:sz w:val="28"/>
-                              </w:rPr>
-                              <w:instrText xml:space="preserve"> MERGEFIELD csy </w:instrText>
-                            </w:r>
-                            <w:r>
-                              <w:rPr>
-                                <w:rFonts w:eastAsia="华文楷体"/>
-                                <w:bCs/>
-                                <w:sz w:val="28"/>
-                              </w:rPr>
-                              <w:fldChar w:fldCharType="separate"/>
-                            </w:r>
-                            <w:r>
-                              <w:rPr>
-                                <w:rFonts w:eastAsia="华文楷体"/>
-                                <w:bCs/>
-                                <w:sz w:val="28"/>
-                              </w:rPr>
-                              <w:t>11</w:t>
-                            </w:r>
-                            <w:r>
-                              <w:rPr>
-                                <w:rFonts w:eastAsia="华文楷体"/>
-                                <w:bCs/>
-                                <w:sz w:val="28"/>
-                              </w:rPr>
-                              <w:fldChar w:fldCharType="end"/>
+                                <w:sz w:val="28"/>
+                                <w:szCs w:val="28"/>
+                              </w:rPr>
+                              <w:t>]</w:t>
                             </w:r>
                           </w:p>
                         </w:txbxContent>
                       </wps:txbx>
-                      <wps:bodyPr rot="0" vert="horz" wrap="square" lIns="0" tIns="75600" rIns="0" bIns="0" anchor="t" anchorCtr="0" upright="1">
+                      <wps:bodyPr rot="0" vert="horz" wrap="square" lIns="0" tIns="0" rIns="0" bIns="0" anchor="t" anchorCtr="0">
                         <a:noAutofit/>
                       </wps:bodyPr>
                     </wps:wsp>
                   </a:graphicData>
                 </a:graphic>
-                <wp14:sizeRelH relativeFrom="page">
+                <wp14:sizeRelH relativeFrom="margin">
                   <wp14:pctWidth>0</wp14:pctWidth>
                 </wp14:sizeRelH>
-                <wp14:sizeRelV relativeFrom="page">
+                <wp14:sizeRelV relativeFrom="margin">
                   <wp14:pctHeight>0</wp14:pctHeight>
                 </wp14:sizeRelV>
               </wp:anchor>
@@ -3079,64 +2298,45 @@
           </mc:Choice>
           <mc:Fallback>
             <w:pict>
-              <v:shape w14:anchorId="3B8121C6" id="文本框 5" o:spid="_x0000_s1040" type="#_x0000_t202" style="position:absolute;left:0;text-align:left;margin-left:426.15pt;margin-top:219pt;width:27.45pt;height:28.35pt;z-index:251653120;visibility:visible;mso-wrap-style:square;mso-width-percent:0;mso-height-percent:0;mso-wrap-distance-left:9pt;mso-wrap-distance-top:0;mso-wrap-distance-right:9pt;mso-wrap-distance-bottom:0;mso-position-horizontal:absolute;mso-position-horizontal-relative:page;mso-position-vertical:absolute;mso-position-vertical-relative:page;mso-width-percent:0;mso-height-percent:0;mso-width-relative:page;mso-height-relative:page;v-text-anchor:top" o:gfxdata="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" filled="f" stroked="f">
-                <v:textbox inset="0,2.1mm,0,0">
+              <v:shape w14:anchorId="49DC8E50" id="CSY" o:spid="_x0000_s1040" type="#_x0000_t202" style="position:absolute;left:0;text-align:left;margin-left:336pt;margin-top:54.2pt;width:62.95pt;height:28.35pt;z-index:251673600;visibility:visible;mso-wrap-style:square;mso-width-percent:0;mso-height-percent:0;mso-wrap-distance-left:9pt;mso-wrap-distance-top:3.6pt;mso-wrap-distance-right:9pt;mso-wrap-distance-bottom:3.6pt;mso-position-horizontal:absolute;mso-position-horizontal-relative:text;mso-position-vertical:absolute;mso-position-vertical-relative:text;mso-width-percent:0;mso-height-percent:0;mso-width-relative:margin;mso-height-relative:margin;v-text-anchor:top" o:gfxdata="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" filled="f" stroked="f">
+                <v:textbox inset="0,0,0,0">
                   <w:txbxContent>
                     <w:p>
                       <w:pPr>
-                        <w:adjustRightInd w:val="0"/>
-                        <w:snapToGrid w:val="0"/>
                         <w:jc w:val="center"/>
                         <w:rPr>
                           <w:rFonts w:eastAsia="华文楷体"/>
-                          <w:bCs/>
-                          <w:sz w:val="28"/>
+                          <w:sz w:val="28"/>
+                          <w:szCs w:val="28"/>
                         </w:rPr>
                       </w:pPr>
                       <w:r>
                         <w:rPr>
                           <w:rFonts w:eastAsia="华文楷体"/>
-                          <w:bCs/>
-                          <w:sz w:val="28"/>
-                        </w:rPr>
-                        <w:fldChar w:fldCharType="begin"/>
+                          <w:sz w:val="28"/>
+                          <w:szCs w:val="28"/>
+                        </w:rPr>
+                        <w:t>[</w:t>
+                      </w:r>
+                      <w:r>
+                        <w:rPr>
+                          <w:rFonts w:eastAsia="华文楷体" w:hint="eastAsia"/>
+                          <w:sz w:val="28"/>
+                          <w:szCs w:val="28"/>
+                        </w:rPr>
+                        <w:t>CSY</w:t>
                       </w:r>
                       <w:r>
                         <w:rPr>
                           <w:rFonts w:eastAsia="华文楷体"/>
-                          <w:bCs/>
-                          <w:sz w:val="28"/>
-                        </w:rPr>
-                        <w:instrText xml:space="preserve"> MERGEFIELD csy </w:instrText>
-                      </w:r>
-                      <w:r>
-                        <w:rPr>
-                          <w:rFonts w:eastAsia="华文楷体"/>
-                          <w:bCs/>
-                          <w:sz w:val="28"/>
-                        </w:rPr>
-                        <w:fldChar w:fldCharType="separate"/>
-                      </w:r>
-                      <w:r>
-                        <w:rPr>
-                          <w:rFonts w:eastAsia="华文楷体"/>
-                          <w:bCs/>
-                          <w:sz w:val="28"/>
-                        </w:rPr>
-                        <w:t>11</w:t>
-                      </w:r>
-                      <w:r>
-                        <w:rPr>
-                          <w:rFonts w:eastAsia="华文楷体"/>
-                          <w:bCs/>
-                          <w:sz w:val="28"/>
-                        </w:rPr>
-                        <w:fldChar w:fldCharType="end"/>
+                          <w:sz w:val="28"/>
+                          <w:szCs w:val="28"/>
+                        </w:rPr>
+                        <w:t>]</w:t>
                       </w:r>
                     </w:p>
                   </w:txbxContent>
                 </v:textbox>
-                <w10:wrap anchorx="page" anchory="page"/>
               </v:shape>
             </w:pict>
           </mc:Fallback>
@@ -3144,28 +2344,27 @@
       </w:r>
       <w:r>
         <w:rPr>
-          <w:rFonts w:ascii="方正小标宋简体" w:eastAsia="方正小标宋简体" w:hint="eastAsia"/>
+          <w:rFonts w:ascii="方正小标宋简体" w:eastAsia="方正小标宋简体"/>
           <w:noProof/>
           <w:sz w:val="36"/>
           <w:szCs w:val="36"/>
           <w:bdr w:val="single" w:sz="4" w:space="0" w:color="auto"/>
-          <w:lang w:val="en-US" w:eastAsia="zh-CN"/>
         </w:rPr>
         <mc:AlternateContent>
           <mc:Choice Requires="wps">
             <w:drawing>
-              <wp:anchor distT="0" distB="0" distL="114300" distR="114300" simplePos="0" relativeHeight="251652096" behindDoc="0" locked="0" layoutInCell="1" allowOverlap="1" wp14:anchorId="63F9828B" wp14:editId="4D8778A2">
+              <wp:anchor distT="45720" distB="45720" distL="114300" distR="114300" simplePos="0" relativeHeight="251671552" behindDoc="0" locked="0" layoutInCell="1" allowOverlap="1" wp14:anchorId="589ADD75" wp14:editId="76025119">
                 <wp:simplePos x="0" y="0"/>
-                <wp:positionH relativeFrom="page">
-                  <wp:posOffset>4267200</wp:posOffset>
+                <wp:positionH relativeFrom="column">
+                  <wp:posOffset>3342005</wp:posOffset>
                 </wp:positionH>
-                <wp:positionV relativeFrom="page">
-                  <wp:posOffset>2781300</wp:posOffset>
+                <wp:positionV relativeFrom="paragraph">
+                  <wp:posOffset>690880</wp:posOffset>
                 </wp:positionV>
-                <wp:extent cx="800100" cy="360045"/>
-                <wp:effectExtent l="0" t="0" r="0" b="1905"/>
+                <wp:extent cx="799200" cy="360000"/>
+                <wp:effectExtent l="0" t="0" r="1270" b="2540"/>
                 <wp:wrapNone/>
-                <wp:docPr id="720821168" name="文本框 4"/>
+                <wp:docPr id="978737184" name="CSN"/>
                 <wp:cNvGraphicFramePr>
                   <a:graphicFrameLocks xmlns:a="http://schemas.openxmlformats.org/drawingml/2006/main"/>
                 </wp:cNvGraphicFramePr>
@@ -3178,100 +2377,67 @@
                       <wps:spPr bwMode="auto">
                         <a:xfrm>
                           <a:off x="0" y="0"/>
-                          <a:ext cx="800100" cy="360045"/>
+                          <a:ext cx="799200" cy="360000"/>
                         </a:xfrm>
                         <a:prstGeom prst="rect">
                           <a:avLst/>
                         </a:prstGeom>
                         <a:noFill/>
-                        <a:ln>
+                        <a:ln w="9525">
                           <a:noFill/>
+                          <a:miter lim="800000"/>
+                          <a:headEnd/>
+                          <a:tailEnd/>
                         </a:ln>
-                        <a:extLst>
-                          <a:ext uri="{909E8E84-426E-40DD-AFC4-6F175D3DCCD1}">
-                            <a14:hiddenFill xmlns:a14="http://schemas.microsoft.com/office/drawing/2010/main">
-                              <a:solidFill>
-                                <a:srgbClr val="FFFFFF"/>
-                              </a:solidFill>
-                            </a14:hiddenFill>
-                          </a:ext>
-                          <a:ext uri="{91240B29-F687-4F45-9708-019B960494DF}">
-                            <a14:hiddenLine xmlns:a14="http://schemas.microsoft.com/office/drawing/2010/main" w="9525" cmpd="sng">
-                              <a:solidFill>
-                                <a:srgbClr val="000000"/>
-                              </a:solidFill>
-                              <a:miter lim="800000"/>
-                              <a:headEnd/>
-                              <a:tailEnd/>
-                            </a14:hiddenLine>
-                          </a:ext>
-                        </a:extLst>
                       </wps:spPr>
                       <wps:txbx>
                         <w:txbxContent>
                           <w:p>
                             <w:pPr>
-                              <w:adjustRightInd w:val="0"/>
-                              <w:snapToGrid w:val="0"/>
                               <w:jc w:val="center"/>
                               <w:rPr>
                                 <w:rFonts w:eastAsia="华文楷体"/>
-                                <w:bCs/>
+                                <w:sz w:val="28"/>
+                                <w:szCs w:val="28"/>
                               </w:rPr>
                             </w:pPr>
                             <w:r>
                               <w:rPr>
                                 <w:rFonts w:eastAsia="华文楷体"/>
-                                <w:bCs/>
-                                <w:sz w:val="28"/>
-                              </w:rPr>
-                              <w:fldChar w:fldCharType="begin"/>
+                                <w:sz w:val="28"/>
+                                <w:szCs w:val="28"/>
+                              </w:rPr>
+                              <w:t>[</w:t>
+                            </w:r>
+                            <w:r>
+                              <w:rPr>
+                                <w:rFonts w:eastAsia="华文楷体" w:hint="eastAsia"/>
+                                <w:sz w:val="28"/>
+                                <w:szCs w:val="28"/>
+                              </w:rPr>
+                              <w:t>CSN</w:t>
                             </w:r>
                             <w:r>
                               <w:rPr>
                                 <w:rFonts w:eastAsia="华文楷体"/>
-                                <w:bCs/>
-                                <w:sz w:val="28"/>
-                              </w:rPr>
-                              <w:instrText xml:space="preserve"> MERGEFIELD csn </w:instrText>
-                            </w:r>
-                            <w:r>
-                              <w:rPr>
-                                <w:rFonts w:eastAsia="华文楷体"/>
-                                <w:bCs/>
-                                <w:sz w:val="28"/>
-                              </w:rPr>
-                              <w:fldChar w:fldCharType="separate"/>
-                            </w:r>
-                            <w:r>
-                              <w:rPr>
-                                <w:rFonts w:eastAsia="华文楷体"/>
-                                <w:bCs/>
-                                <w:sz w:val="28"/>
-                              </w:rPr>
-                              <w:t>2001</w:t>
-                            </w:r>
-                            <w:r>
-                              <w:rPr>
-                                <w:rFonts w:eastAsia="华文楷体"/>
-                                <w:bCs/>
-                                <w:sz w:val="28"/>
-                              </w:rPr>
-                              <w:fldChar w:fldCharType="end"/>
+                                <w:sz w:val="28"/>
+                                <w:szCs w:val="28"/>
+                              </w:rPr>
+                              <w:t>]</w:t>
                             </w:r>
                           </w:p>
                         </w:txbxContent>
                       </wps:txbx>
-                      <wps:bodyPr rot="0" vert="horz" wrap="square" lIns="0" tIns="75600" rIns="0" bIns="0" anchor="t" anchorCtr="0" upright="1">
+                      <wps:bodyPr rot="0" vert="horz" wrap="square" lIns="0" tIns="0" rIns="0" bIns="0" anchor="t" anchorCtr="0">
                         <a:noAutofit/>
                       </wps:bodyPr>
                     </wps:wsp>
                   </a:graphicData>
                 </a:graphic>
-                <wp14:sizeRelH relativeFrom="page">
+                <wp14:sizeRelH relativeFrom="margin">
                   <wp14:pctWidth>0</wp14:pctWidth>
                 </wp14:sizeRelH>
-                <wp14:sizeRelV relativeFrom="page">
+                <wp14:sizeRelV relativeFrom="margin">
                   <wp14:pctHeight>0</wp14:pctHeight>
                 </wp14:sizeRelV>
               </wp:anchor>
@@ -3279,63 +2445,45 @@
           </mc:Choice>
           <mc:Fallback>
             <w:pict>
-              <v:shape w14:anchorId="63F9828B" id="文本框 4" o:spid="_x0000_s1041" type="#_x0000_t202" style="position:absolute;left:0;text-align:left;margin-left:336pt;margin-top:219pt;width:63pt;height:28.35pt;z-index:251652096;visibility:visible;mso-wrap-style:square;mso-width-percent:0;mso-height-percent:0;mso-wrap-distance-left:9pt;mso-wrap-distance-top:0;mso-wrap-distance-right:9pt;mso-wrap-distance-bottom:0;mso-position-horizontal:absolute;mso-position-horizontal-relative:page;mso-position-vertical:absolute;mso-position-vertical-relative:page;mso-width-percent:0;mso-height-percent:0;mso-width-relative:page;mso-height-relative:page;v-text-anchor:top" o:gfxdata="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" filled="f" stroked="f">
-                <v:textbox inset="0,2.1mm,0,0">
+              <v:shape w14:anchorId="589ADD75" id="CSN" o:spid="_x0000_s1041" type="#_x0000_t202" style="position:absolute;left:0;text-align:left;margin-left:263.15pt;margin-top:54.4pt;width:62.95pt;height:28.35pt;z-index:251671552;visibility:visible;mso-wrap-style:square;mso-width-percent:0;mso-height-percent:0;mso-wrap-distance-left:9pt;mso-wrap-distance-top:3.6pt;mso-wrap-distance-right:9pt;mso-wrap-distance-bottom:3.6pt;mso-position-horizontal:absolute;mso-position-horizontal-relative:text;mso-position-vertical:absolute;mso-position-vertical-relative:text;mso-width-percent:0;mso-height-percent:0;mso-width-relative:margin;mso-height-relative:margin;v-text-anchor:top" o:gfxdata="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" filled="f" stroked="f">
+                <v:textbox inset="0,0,0,0">
                   <w:txbxContent>
                     <w:p>
                       <w:pPr>
-                        <w:adjustRightInd w:val="0"/>
-                        <w:snapToGrid w:val="0"/>
                         <w:jc w:val="center"/>
                         <w:rPr>
                           <w:rFonts w:eastAsia="华文楷体"/>
-                          <w:bCs/>
+                          <w:sz w:val="28"/>
+                          <w:szCs w:val="28"/>
                         </w:rPr>
                       </w:pPr>
                       <w:r>
                         <w:rPr>
                           <w:rFonts w:eastAsia="华文楷体"/>
-                          <w:bCs/>
-                          <w:sz w:val="28"/>
-                        </w:rPr>
-                        <w:fldChar w:fldCharType="begin"/>
+                          <w:sz w:val="28"/>
+                          <w:szCs w:val="28"/>
+                        </w:rPr>
+                        <w:t>[</w:t>
+                      </w:r>
+                      <w:r>
+                        <w:rPr>
+                          <w:rFonts w:eastAsia="华文楷体" w:hint="eastAsia"/>
+                          <w:sz w:val="28"/>
+                          <w:szCs w:val="28"/>
+                        </w:rPr>
+                        <w:t>CSN</w:t>
                       </w:r>
                       <w:r>
                         <w:rPr>
                           <w:rFonts w:eastAsia="华文楷体"/>
-                          <w:bCs/>
-                          <w:sz w:val="28"/>
-                        </w:rPr>
-                        <w:instrText xml:space="preserve"> MERGEFIELD csn </w:instrText>
-                      </w:r>
-                      <w:r>
-                        <w:rPr>
-                          <w:rFonts w:eastAsia="华文楷体"/>
-                          <w:bCs/>
-                          <w:sz w:val="28"/>
-                        </w:rPr>
-                        <w:fldChar w:fldCharType="separate"/>
-                      </w:r>
-                      <w:r>
-                        <w:rPr>
-                          <w:rFonts w:eastAsia="华文楷体"/>
-                          <w:bCs/>
-                          <w:sz w:val="28"/>
-                        </w:rPr>
-                        <w:t>2001</w:t>
-                      </w:r>
-                      <w:r>
-                        <w:rPr>
-                          <w:rFonts w:eastAsia="华文楷体"/>
-                          <w:bCs/>
-                          <w:sz w:val="28"/>
-                        </w:rPr>
-                        <w:fldChar w:fldCharType="end"/>
+                          <w:sz w:val="28"/>
+                          <w:szCs w:val="28"/>
+                        </w:rPr>
+                        <w:t>]</w:t>
                       </w:r>
                     </w:p>
                   </w:txbxContent>
                 </v:textbox>
-                <w10:wrap anchorx="page" anchory="page"/>
               </v:shape>
             </w:pict>
           </mc:Fallback>
@@ -3382,12 +2530,55 @@
     <w:lsdException w:name="Emphasis" w:qFormat="1"/>
     <w:lsdException w:name="HTML Top of Form" w:semiHidden="1" w:uiPriority="99" w:unhideWhenUsed="1"/>
     <w:lsdException w:name="HTML Bottom of Form" w:semiHidden="1" w:uiPriority="99" w:unhideWhenUsed="1"/>
-    <w:lsdException w:name="Normal Table" w:semiHidden="1"/>
+    <w:lsdException w:name="Normal Table" w:semiHidden="1" w:unhideWhenUsed="1"/>
     <w:lsdException w:name="No List" w:semiHidden="1" w:uiPriority="99" w:unhideWhenUsed="1"/>
     <w:lsdException w:name="Outline List 1" w:semiHidden="1" w:uiPriority="99" w:unhideWhenUsed="1"/>
     <w:lsdException w:name="Outline List 2" w:semiHidden="1" w:uiPriority="99" w:unhideWhenUsed="1"/>
     <w:lsdException w:name="Outline List 3" w:semiHidden="1" w:uiPriority="99" w:unhideWhenUsed="1"/>
+    <w:lsdException w:name="Table Simple 1" w:semiHidden="1" w:unhideWhenUsed="1"/>
+    <w:lsdException w:name="Table Simple 2" w:semiHidden="1" w:unhideWhenUsed="1"/>
+    <w:lsdException w:name="Table Simple 3" w:semiHidden="1" w:unhideWhenUsed="1"/>
+    <w:lsdException w:name="Table Classic 1" w:semiHidden="1" w:unhideWhenUsed="1"/>
+    <w:lsdException w:name="Table Classic 2" w:semiHidden="1" w:unhideWhenUsed="1"/>
+    <w:lsdException w:name="Table Classic 3" w:semiHidden="1" w:unhideWhenUsed="1"/>
+    <w:lsdException w:name="Table Classic 4" w:semiHidden="1" w:unhideWhenUsed="1"/>
+    <w:lsdException w:name="Table Colorful 1" w:semiHidden="1" w:unhideWhenUsed="1"/>
+    <w:lsdException w:name="Table Colorful 2" w:semiHidden="1" w:unhideWhenUsed="1"/>
+    <w:lsdException w:name="Table Colorful 3" w:semiHidden="1" w:unhideWhenUsed="1"/>
+    <w:lsdException w:name="Table Columns 1" w:semiHidden="1" w:unhideWhenUsed="1"/>
+    <w:lsdException w:name="Table Columns 2" w:semiHidden="1" w:unhideWhenUsed="1"/>
+    <w:lsdException w:name="Table Columns 3" w:semiHidden="1" w:unhideWhenUsed="1"/>
+    <w:lsdException w:name="Table Columns 4" w:semiHidden="1" w:unhideWhenUsed="1"/>
+    <w:lsdException w:name="Table Columns 5" w:semiHidden="1" w:unhideWhenUsed="1"/>
+    <w:lsdException w:name="Table Grid 1" w:semiHidden="1" w:unhideWhenUsed="1"/>
+    <w:lsdException w:name="Table Grid 2" w:semiHidden="1" w:unhideWhenUsed="1"/>
+    <w:lsdException w:name="Table Grid 3" w:semiHidden="1" w:unhideWhenUsed="1"/>
+    <w:lsdException w:name="Table Grid 4" w:semiHidden="1" w:unhideWhenUsed="1"/>
+    <w:lsdException w:name="Table Grid 5" w:semiHidden="1" w:unhideWhenUsed="1"/>
+    <w:lsdException w:name="Table Grid 6" w:semiHidden="1" w:unhideWhenUsed="1"/>
+    <w:lsdException w:name="Table Grid 7" w:semiHidden="1" w:unhideWhenUsed="1"/>
+    <w:lsdException w:name="Table Grid 8" w:semiHidden="1" w:unhideWhenUsed="1"/>
+    <w:lsdException w:name="Table List 1" w:semiHidden="1" w:unhideWhenUsed="1"/>
+    <w:lsdException w:name="Table List 2" w:semiHidden="1" w:unhideWhenUsed="1"/>
+    <w:lsdException w:name="Table List 3" w:semiHidden="1" w:unhideWhenUsed="1"/>
+    <w:lsdException w:name="Table List 4" w:semiHidden="1" w:unhideWhenUsed="1"/>
+    <w:lsdException w:name="Table List 5" w:semiHidden="1" w:unhideWhenUsed="1"/>
+    <w:lsdException w:name="Table List 6" w:semiHidden="1" w:unhideWhenUsed="1"/>
+    <w:lsdException w:name="Table List 7" w:semiHidden="1" w:unhideWhenUsed="1"/>
+    <w:lsdException w:name="Table List 8" w:semiHidden="1" w:unhideWhenUsed="1"/>
+    <w:lsdException w:name="Table 3D effects 1" w:semiHidden="1" w:unhideWhenUsed="1"/>
+    <w:lsdException w:name="Table 3D effects 2" w:semiHidden="1" w:unhideWhenUsed="1"/>
+    <w:lsdException w:name="Table 3D effects 3" w:semiHidden="1" w:unhideWhenUsed="1"/>
+    <w:lsdException w:name="Table Contemporary" w:semiHidden="1" w:unhideWhenUsed="1"/>
+    <w:lsdException w:name="Table Elegant" w:semiHidden="1" w:unhideWhenUsed="1"/>
+    <w:lsdException w:name="Table Professional" w:semiHidden="1" w:unhideWhenUsed="1"/>
+    <w:lsdException w:name="Table Subtle 1" w:semiHidden="1" w:unhideWhenUsed="1"/>
+    <w:lsdException w:name="Table Subtle 2" w:semiHidden="1" w:unhideWhenUsed="1"/>
+    <w:lsdException w:name="Table Web 1" w:semiHidden="1" w:unhideWhenUsed="1"/>
+    <w:lsdException w:name="Table Web 2" w:semiHidden="1" w:unhideWhenUsed="1"/>
+    <w:lsdException w:name="Table Web 3" w:semiHidden="1" w:unhideWhenUsed="1"/>
     <w:lsdException w:name="Balloon Text" w:semiHidden="1"/>
+    <w:lsdException w:name="Table Theme" w:semiHidden="1" w:unhideWhenUsed="1"/>
     <w:lsdException w:name="Placeholder Text" w:semiHidden="1" w:uiPriority="99" w:unhideWhenUsed="1"/>
     <w:lsdException w:name="No Spacing" w:uiPriority="99" w:qFormat="1"/>
     <w:lsdException w:name="Light Shading" w:uiPriority="60"/>
@@ -3624,12 +2815,17 @@
   </w:style>
   <w:style w:type="character" w:default="1" w:styleId="a0">
     <w:name w:val="Default Paragraph Font"/>
+    <w:uiPriority w:val="1"/>
     <w:semiHidden/>
+    <w:unhideWhenUsed/>
   </w:style>
   <w:style w:type="table" w:default="1" w:styleId="a1">
     <w:name w:val="Normal Table"/>
+    <w:uiPriority w:val="99"/>
     <w:semiHidden/>
+    <w:unhideWhenUsed/>
     <w:tblPr>
+      <w:tblInd w:w="0" w:type="dxa"/>
       <w:tblCellMar>
         <w:top w:w="0" w:type="dxa"/>
         <w:left w:w="108" w:type="dxa"/>

--- a/CertificateSystem.Web/wwwroot/Templates/Graduation_multi-character.docx
+++ b/CertificateSystem.Web/wwwroot/Templates/Graduation_multi-character.docx
@@ -649,7 +649,15 @@
                                 <w:sz w:val="28"/>
                                 <w:szCs w:val="28"/>
                               </w:rPr>
-                              <w:t>BYN</w:t>
+                              <w:t>BY</w:t>
+                            </w:r>
+                            <w:r>
+                              <w:rPr>
+                                <w:rFonts w:eastAsia="华文楷体" w:hint="eastAsia"/>
+                                <w:sz w:val="28"/>
+                                <w:szCs w:val="28"/>
+                              </w:rPr>
+                              <w:t>Y</w:t>
                             </w:r>
                             <w:r>
                               <w:rPr>
@@ -705,7 +713,15 @@
                           <w:sz w:val="28"/>
                           <w:szCs w:val="28"/>
                         </w:rPr>
-                        <w:t>BYN</w:t>
+                        <w:t>BY</w:t>
+                      </w:r>
+                      <w:r>
+                        <w:rPr>
+                          <w:rFonts w:eastAsia="华文楷体" w:hint="eastAsia"/>
+                          <w:sz w:val="28"/>
+                          <w:szCs w:val="28"/>
+                        </w:rPr>
+                        <w:t>Y</w:t>
                       </w:r>
                       <w:r>
                         <w:rPr>
@@ -797,7 +813,15 @@
                                 <w:sz w:val="28"/>
                                 <w:szCs w:val="28"/>
                               </w:rPr>
-                              <w:t>CSN</w:t>
+                              <w:t>BY</w:t>
+                            </w:r>
+                            <w:r>
+                              <w:rPr>
+                                <w:rFonts w:eastAsia="华文楷体" w:hint="eastAsia"/>
+                                <w:sz w:val="28"/>
+                                <w:szCs w:val="28"/>
+                              </w:rPr>
+                              <w:t>N</w:t>
                             </w:r>
                             <w:r>
                               <w:rPr>
@@ -853,7 +877,15 @@
                           <w:sz w:val="28"/>
                           <w:szCs w:val="28"/>
                         </w:rPr>
-                        <w:t>CSN</w:t>
+                        <w:t>BY</w:t>
+                      </w:r>
+                      <w:r>
+                        <w:rPr>
+                          <w:rFonts w:eastAsia="华文楷体" w:hint="eastAsia"/>
+                          <w:sz w:val="28"/>
+                          <w:szCs w:val="28"/>
+                        </w:rPr>
+                        <w:t>N</w:t>
                       </w:r>
                       <w:r>
                         <w:rPr>
